--- a/deliverables/phase-2/System Map.docx
+++ b/deliverables/phase-2/System Map.docx
@@ -32,7 +32,7 @@
         <w:pStyle w:val="FirstParagraph"/>
       </w:pPr>
       <w:r>
-        <w:t xml:space="preserve">Phase 1 established who is involved (Stakeholder Map), who holds power (Power-Interest/Leverage Map), what actually happens step by step (Process Trace), and how it repeats over time (System Timeline). This map holds all four still images side by side, as one picture: actors, the process flow, the resources and constraints that shape it, and the points where the system visibly strains — a bottleneck, a tension, or a feedback channel that carries input without a confirmed output.</w:t>
+        <w:t xml:space="preserve">Phase 1 established who is involved (Stakeholder Map), who holds power (Power-Interest/Leverage Map), what actually happens step by step (Process Trace), and how it repeats over time (System Timeline). This map holds those views side by side as one picture: actors, the process flow, the resources and constraints that shape it, the backstage systems that produce what a student sees, and the points where the system visibly strains — a bottleneck, a tension, or a feedback channel that carries input without a confirmed output.</w:t>
       </w:r>
     </w:p>
     <w:p>
@@ -40,11 +40,23 @@
         <w:pStyle w:val="BodyText"/>
       </w:pPr>
       <w:r>
-        <w:t xml:space="preserve">Everything below is built from facts already confirmed in Tasks 1-5. No new claim is introduced here; this map is a synthesis, not a new data-collection round.</w:t>
+        <w:t xml:space="preserve">This map is built from facts confirmed in Tasks 1-5 plus one new primary source folded in directly: a Campus Facilities Services (CFS) Chair interview, a Kadamba kitchen equipment walkthrough, and four photographed CDS dining-service posters (all 2026-09-13). That source is the project’s first real governance- and kitchen-side account — until now, everything behind the student-facing portal was a confirmed four-day lead time and nothing else. It replaces several placeholder</w:t>
+      </w:r>
+      <w:r>
+        <w:t xml:space="preserve"> </w:t>
+      </w:r>
+      <w:r>
+        <w:t xml:space="preserve">“pending institutional interview”</w:t>
+      </w:r>
+      <w:r>
+        <w:t xml:space="preserve"> </w:t>
+      </w:r>
+      <w:r>
+        <w:t xml:space="preserve">statements with real structure, real numbers, and — for the first time in this project — one fully closed, already-exercised feedback loop, not just a candidate one. Every claim below is marked by its actual evidence status (confirmed / single-sourced / candidate); nothing from the new source is asserted more strongly than the source itself supports.</w:t>
       </w:r>
     </w:p>
     <w:bookmarkEnd w:id="9"/>
-    <w:bookmarkStart w:id="16" w:name="Xef6277acb0ea4ba490659b3fce74976361a34bc"/>
+    <w:bookmarkStart w:id="19" w:name="Xef6277acb0ea4ba490659b3fce74976361a34bc"/>
     <w:p>
       <w:pPr>
         <w:pStyle w:val="Heading1"/>
@@ -68,7 +80,192 @@
         <w:t xml:space="preserve"> </w:t>
       </w:r>
       <w:r>
-        <w:t xml:space="preserve">Students (registrant, billed party, consumer); three governance bodies — Mess Committee (policy), Mess Office (operations), Warden (vendors and structural change); per-mess vendors and kitchen staff; Academic administration (sets the class schedule, holds no formal role in mess governance); the informal Mess Cell resale market; three feedback channels (in-app rating, public email, Ping).</w:t>
+        <w:t xml:space="preserve">Students (registrant, billed party, consumer) and, distinctly, non-student diners (interns — mandatory Food Card; faculty, staff and project staff — recommended Food Card, salary-linked billing instead of a prepaid balance); the parent department</w:t>
+      </w:r>
+      <w:r>
+        <w:t xml:space="preserve"> </w:t>
+      </w:r>
+      <w:r>
+        <w:rPr>
+          <w:b/>
+          <w:bCs/>
+        </w:rPr>
+        <w:t xml:space="preserve">CFS</w:t>
+      </w:r>
+      <w:r>
+        <w:t xml:space="preserve"> </w:t>
+      </w:r>
+      <w:r>
+        <w:t xml:space="preserve">(Campus Facilities Services) and, under it,</w:t>
+      </w:r>
+      <w:r>
+        <w:t xml:space="preserve"> </w:t>
+      </w:r>
+      <w:r>
+        <w:rPr>
+          <w:b/>
+          <w:bCs/>
+        </w:rPr>
+        <w:t xml:space="preserve">CDS</w:t>
+      </w:r>
+      <w:r>
+        <w:t xml:space="preserve"> </w:t>
+      </w:r>
+      <w:r>
+        <w:t xml:space="preserve">(Campus Dining Services — the operations department this project’s earlier</w:t>
+      </w:r>
+      <w:r>
+        <w:t xml:space="preserve"> </w:t>
+      </w:r>
+      <w:r>
+        <w:t xml:space="preserve">“Mess Office”</w:t>
+      </w:r>
+      <w:r>
+        <w:t xml:space="preserve"> </w:t>
+      </w:r>
+      <w:r>
+        <w:t xml:space="preserve">language was almost certainly approximating, though the exact correspondence is itself unconfirmed, see below) with its own internal structure: a CDS Chair (</w:t>
+      </w:r>
+      <w:r>
+        <w:rPr>
+          <w:b/>
+          <w:bCs/>
+        </w:rPr>
+        <w:t xml:space="preserve">Giri</w:t>
+      </w:r>
+      <w:r>
+        <w:t xml:space="preserve"> </w:t>
+      </w:r>
+      <w:r>
+        <w:t xml:space="preserve">— not yet interviewed directly), a CDS Committee (faculty, final decision authority), a CDS Student Council (proposes, first review), and one per-mess admin (also a CDS member) per dining hall; a CFS Head who handles low-intensity feedback directly, without committee escalation; outsourced caterers, procured via open tender (kitchens were institute-run before; catering is now outsourced); Academic administration (sets the class schedule, holds no formal role in mess governance); the informal Mess Cell resale market; three feedback channels (in-app rating, public email, Ping).</w:t>
+      </w:r>
+      <w:r>
+        <w:t xml:space="preserve"> </w:t>
+      </w:r>
+      <w:r>
+        <w:rPr>
+          <w:b/>
+          <w:bCs/>
+        </w:rPr>
+        <w:t xml:space="preserve">Open structural question, not resolved here:</w:t>
+      </w:r>
+      <w:r>
+        <w:t xml:space="preserve"> </w:t>
+      </w:r>
+      <w:r>
+        <w:t xml:space="preserve">whether</w:t>
+      </w:r>
+      <w:r>
+        <w:t xml:space="preserve"> </w:t>
+      </w:r>
+      <w:r>
+        <w:t xml:space="preserve">“CDS,”</w:t>
+      </w:r>
+      <w:r>
+        <w:t xml:space="preserve"> </w:t>
+      </w:r>
+      <w:r>
+        <w:t xml:space="preserve">“CDS Committee,”</w:t>
+      </w:r>
+      <w:r>
+        <w:t xml:space="preserve"> </w:t>
+      </w:r>
+      <w:r>
+        <w:t xml:space="preserve">and</w:t>
+      </w:r>
+      <w:r>
+        <w:t xml:space="preserve"> </w:t>
+      </w:r>
+      <w:r>
+        <w:t xml:space="preserve">“CDS Student Council”</w:t>
+      </w:r>
+      <w:r>
+        <w:t xml:space="preserve"> </w:t>
+      </w:r>
+      <w:r>
+        <w:t xml:space="preserve">are the same bodies Phase 1 named</w:t>
+      </w:r>
+      <w:r>
+        <w:t xml:space="preserve"> </w:t>
+      </w:r>
+      <w:r>
+        <w:t xml:space="preserve">“Mess Office,”</w:t>
+      </w:r>
+      <w:r>
+        <w:t xml:space="preserve"> </w:t>
+      </w:r>
+      <w:r>
+        <w:t xml:space="preserve">“Mess Committee,”</w:t>
+      </w:r>
+      <w:r>
+        <w:t xml:space="preserve"> </w:t>
+      </w:r>
+      <w:r>
+        <w:t xml:space="preserve">and</w:t>
+      </w:r>
+      <w:r>
+        <w:t xml:space="preserve"> </w:t>
+      </w:r>
+      <w:r>
+        <w:t xml:space="preserve">“Student Parliament”</w:t>
+      </w:r>
+      <w:r>
+        <w:t xml:space="preserve"> </w:t>
+      </w:r>
+      <w:r>
+        <w:t xml:space="preserve">under different names, or genuinely different or overlapping groups — see the governance diagram below and Outstanding Data Collection. A third, not-yet-asked version of the same question: Phase 1’s</w:t>
+      </w:r>
+      <w:r>
+        <w:t xml:space="preserve"> </w:t>
+      </w:r>
+      <w:r>
+        <w:t xml:space="preserve">“Warden”</w:t>
+      </w:r>
+      <w:r>
+        <w:t xml:space="preserve"> </w:t>
+      </w:r>
+      <w:r>
+        <w:t xml:space="preserve">was named as owning vendor management and structural change — the same remit</w:t>
+      </w:r>
+      <w:r>
+        <w:t xml:space="preserve"> </w:t>
+      </w:r>
+      <w:r>
+        <w:t xml:space="preserve">“Campus</w:t>
+      </w:r>
+      <w:r>
+        <w:t xml:space="preserve"> </w:t>
+      </w:r>
+      <w:r>
+        <w:rPr>
+          <w:b/>
+          <w:bCs/>
+        </w:rPr>
+        <w:t xml:space="preserve">Facilities</w:t>
+      </w:r>
+      <w:r>
+        <w:t xml:space="preserve"> </w:t>
+      </w:r>
+      <w:r>
+        <w:t xml:space="preserve">Services”</w:t>
+      </w:r>
+      <w:r>
+        <w:t xml:space="preserve"> </w:t>
+      </w:r>
+      <w:r>
+        <w:t xml:space="preserve">(CFS) describes for itself here, and CFS’s Infrastructure Fee explicitly funds</w:t>
+      </w:r>
+      <w:r>
+        <w:t xml:space="preserve"> </w:t>
+      </w:r>
+      <w:r>
+        <w:t xml:space="preserve">“dining hall construction and renovation, kitchen infrastructure… long-term replacement of infrastructure.”</w:t>
+      </w:r>
+      <w:r>
+        <w:t xml:space="preserve"> </w:t>
+      </w:r>
+      <w:r>
+        <w:t xml:space="preserve">That is a real structural overlap, not proof of identity — flagged as a hypothesis worth a direct question, not asserted.</w:t>
       </w:r>
     </w:p>
     <w:p>
@@ -86,7 +283,104 @@
         <w:t xml:space="preserve"> </w:t>
       </w:r>
       <w:r>
-        <w:t xml:space="preserve">registration (monthly, in advance) feeds billing (calculated from registration count, not attendance), which feeds a four-day forecast to vendors, who cook against that fixed figure. The service window runs 7:30-9:30 AM, with the crowd building continuously toward the close. The outcome for any given registration is one of: eaten, run out, or no-show.</w:t>
+        <w:t xml:space="preserve">registration (monthly, in advance, T-4 days) feeds billing (calculated from registration count, not attendance), locks, and is communicated to the outsourced caterer on that same four-day cadence. A</w:t>
+      </w:r>
+      <w:r>
+        <w:t xml:space="preserve"> </w:t>
+      </w:r>
+      <w:r>
+        <w:rPr>
+          <w:b/>
+          <w:bCs/>
+        </w:rPr>
+        <w:t xml:space="preserve">weekly stock assessment</w:t>
+      </w:r>
+      <w:r>
+        <w:t xml:space="preserve">, driven by consumption patterns, sits between registration and preparation: high-turnout items (paneer, egg, chicken) are tracked at</w:t>
+      </w:r>
+      <w:r>
+        <w:t xml:space="preserve"> </w:t>
+      </w:r>
+      <w:r>
+        <w:rPr>
+          <w:b/>
+          <w:bCs/>
+        </w:rPr>
+        <w:t xml:space="preserve">&gt;90%</w:t>
+      </w:r>
+      <w:r>
+        <w:t xml:space="preserve"> </w:t>
+      </w:r>
+      <w:r>
+        <w:t xml:space="preserve">turnout, general turnout runs</w:t>
+      </w:r>
+      <w:r>
+        <w:t xml:space="preserve"> </w:t>
+      </w:r>
+      <w:r>
+        <w:rPr>
+          <w:b/>
+          <w:bCs/>
+        </w:rPr>
+        <w:t xml:space="preserve">~70%</w:t>
+      </w:r>
+      <w:r>
+        <w:t xml:space="preserve">, and</w:t>
+      </w:r>
+      <w:r>
+        <w:t xml:space="preserve"> </w:t>
+      </w:r>
+      <w:r>
+        <w:rPr>
+          <w:b/>
+          <w:bCs/>
+        </w:rPr>
+        <w:t xml:space="preserve">breakfast turnout is only 35-40%</w:t>
+      </w:r>
+      <w:r>
+        <w:t xml:space="preserve"> </w:t>
+      </w:r>
+      <w:r>
+        <w:t xml:space="preserve">— the project’s central paradox, now a quantified, interview-confirmed number rather than an inference. The service window runs 7:30-9:30 AM, with a specific, named mechanism behind the crowd-and-cutoff bottleneck:</w:t>
+      </w:r>
+      <w:r>
+        <w:t xml:space="preserve"> </w:t>
+      </w:r>
+      <w:r>
+        <w:rPr>
+          <w:b/>
+          <w:bCs/>
+        </w:rPr>
+        <w:t xml:space="preserve">~80% of students arrive around 9:20 AM</w:t>
+      </w:r>
+      <w:r>
+        <w:t xml:space="preserve">, the mess</w:t>
+      </w:r>
+      <w:r>
+        <w:t xml:space="preserve"> </w:t>
+      </w:r>
+      <w:r>
+        <w:rPr>
+          <w:b/>
+          <w:bCs/>
+        </w:rPr>
+        <w:t xml:space="preserve">stops admitting new entrants at 9:30 AM</w:t>
+      </w:r>
+      <w:r>
+        <w:t xml:space="preserve">, items stay available for refill</w:t>
+      </w:r>
+      <w:r>
+        <w:t xml:space="preserve"> </w:t>
+      </w:r>
+      <w:r>
+        <w:rPr>
+          <w:b/>
+          <w:bCs/>
+        </w:rPr>
+        <w:t xml:space="preserve">until 10:00 AM</w:t>
+      </w:r>
+      <w:r>
+        <w:t xml:space="preserve">, and lights/fans go off after that. The outcome for any given registration is one of: eaten, run out, or no-show.</w:t>
       </w:r>
     </w:p>
     <w:p>
@@ -98,13 +392,110 @@
           <w:b/>
           <w:bCs/>
         </w:rPr>
+        <w:t xml:space="preserve">Edge cases and exceptions in the process itself:</w:t>
+      </w:r>
+      <w:r>
+        <w:t xml:space="preserve"> </w:t>
+      </w:r>
+      <w:r>
+        <w:t xml:space="preserve">a student who never registers is</w:t>
+      </w:r>
+      <w:r>
+        <w:t xml:space="preserve"> </w:t>
+      </w:r>
+      <w:r>
+        <w:rPr>
+          <w:b/>
+          <w:bCs/>
+        </w:rPr>
+        <w:t xml:space="preserve">automatically allocated a vegetarian meal</w:t>
+      </w:r>
+      <w:r>
+        <w:t xml:space="preserve"> </w:t>
+      </w:r>
+      <w:r>
+        <w:t xml:space="preserve">at an assigned dining hall (not a no-show by default — a silent fallback); mess exemptions exist for internships (via IMS, offer letter attached), PhD students (no supporting document required), and long-term medical need (via Arogya plus a declaration of alternative dining arrangements) —</w:t>
+      </w:r>
+      <w:r>
+        <w:t xml:space="preserve"> </w:t>
+      </w:r>
+      <w:r>
+        <w:rPr>
+          <w:b/>
+          <w:bCs/>
+        </w:rPr>
+        <w:t xml:space="preserve">the ₹550/month CDS Infrastructure Fee still applies even to exempted students</w:t>
+      </w:r>
+      <w:r>
+        <w:t xml:space="preserve">, since it funds shared dining infrastructure, not individual meals; in exceptional medical cases, meals can be delivered to a hostel room on request; unregistered (</w:t>
+      </w:r>
+      <w:r>
+        <w:t xml:space="preserve">“Spot”</w:t>
+      </w:r>
+      <w:r>
+        <w:t xml:space="preserve">) dining is deliberately</w:t>
+      </w:r>
+      <w:r>
+        <w:t xml:space="preserve"> </w:t>
+      </w:r>
+      <w:r>
+        <w:rPr>
+          <w:b/>
+          <w:bCs/>
+        </w:rPr>
+        <w:t xml:space="preserve">throttled near the end of the billing session</w:t>
+      </w:r>
+      <w:r>
+        <w:t xml:space="preserve"> </w:t>
+      </w:r>
+      <w:r>
+        <w:t xml:space="preserve">specifically to protect food availability for students who did register.</w:t>
+      </w:r>
+    </w:p>
+    <w:p>
+      <w:pPr>
+        <w:pStyle w:val="BodyText"/>
+      </w:pPr>
+      <w:r>
+        <w:rPr>
+          <w:b/>
+          <w:bCs/>
+        </w:rPr>
         <w:t xml:space="preserve">Resources:</w:t>
       </w:r>
       <w:r>
         <w:t xml:space="preserve"> </w:t>
       </w:r>
       <w:r>
-        <w:t xml:space="preserve">the registration and billing platform; four physically distinct mess facilities and kitchens; the personal QR access credential; the four-day procurement lead time itself, which functions as a resource constraint shared equally by every actor rather than an asset any one of them controls.</w:t>
+        <w:t xml:space="preserve">the registration and billing platform (CDS Portal,</w:t>
+      </w:r>
+      <w:r>
+        <w:t xml:space="preserve"> </w:t>
+      </w:r>
+      <w:r>
+        <w:rPr>
+          <w:rStyle w:val="VerbatimChar"/>
+        </w:rPr>
+        <w:t xml:space="preserve">dining.iiit.ac.in</w:t>
+      </w:r>
+      <w:r>
+        <w:t xml:space="preserve">, IIIT network/VPN only); the personal QR access credential (regenerable if compromised — the old code/Food Card is invalidated the moment a new one is issued); the Food Card system for non-student diners (cashless, QR-billed, issued at CFS in the Himalaya Administrative Block basement for a ₹100 fee, meals registered one day ahead for the discounted rate); four physically distinct dining halls and kitchens (table below); the four-day procurement lead time itself, a resource constraint shared equally by every actor rather than an asset any one of them controls; a fully-equipped on-site kitchen at Kadamba (roti line, a multi-item cooker that keeps veg/non-veg physically separated, a tilting curry/steaming machine, a knife sterilizer, vegetable/rice/lentil prep automation, cold and dry storage run by</w:t>
+      </w:r>
+      <w:r>
+        <w:t xml:space="preserve"> </w:t>
+      </w:r>
+      <w:r>
+        <w:rPr>
+          <w:b/>
+          <w:bCs/>
+        </w:rPr>
+        <w:t xml:space="preserve">one person</w:t>
+      </w:r>
+      <w:r>
+        <w:t xml:space="preserve"> </w:t>
+      </w:r>
+      <w:r>
+        <w:t xml:space="preserve">on FIFO/FEFO discipline — see the kitchen diagram below); the CDS Infrastructure Fee (₹550/month, all hostel residents) funding construction, kitchen equipment, and long-term infrastructure replacement.</w:t>
       </w:r>
     </w:p>
     <w:p>
@@ -122,7 +513,865 @@
         <w:t xml:space="preserve"> </w:t>
       </w:r>
       <w:r>
-        <w:t xml:space="preserve">billing is registration-based, not attendance-based; cancellation is capped at five per meal type per month; the four-day lead time means no same-day signal — a cancellation, a Skip Meal toggle, a sudden rush — can change what is actually cooked; mess hours and the academic class schedule are set independently, with no formal coordination mechanism between them.</w:t>
+        <w:t xml:space="preserve">billing is registration-based, not attendance-based; cancellation is capped at five per meal type per month, and both registration and cancellation require</w:t>
+      </w:r>
+      <w:r>
+        <w:t xml:space="preserve"> </w:t>
+      </w:r>
+      <w:r>
+        <w:rPr>
+          <w:b/>
+          <w:bCs/>
+        </w:rPr>
+        <w:t xml:space="preserve">four days’ notice</w:t>
+      </w:r>
+      <w:r>
+        <w:t xml:space="preserve">; the four-day lead time means no same-day signal — a cancellation, a Skip Meal toggle, a sudden rush — can change what is actually cooked; mess hours and the academic class schedule are set independently, with no formal coordination mechanism between them; pricing is a</w:t>
+      </w:r>
+      <w:r>
+        <w:t xml:space="preserve"> </w:t>
+      </w:r>
+      <w:r>
+        <w:rPr>
+          <w:b/>
+          <w:bCs/>
+        </w:rPr>
+        <w:t xml:space="preserve">confirmed three-tier structure</w:t>
+      </w:r>
+      <w:r>
+        <w:t xml:space="preserve"> </w:t>
+      </w:r>
+      <w:r>
+        <w:t xml:space="preserve">(registered-student rate &lt; Food Card rate &lt; unregistered</w:t>
+      </w:r>
+      <w:r>
+        <w:t xml:space="preserve"> </w:t>
+      </w:r>
+      <w:r>
+        <w:t xml:space="preserve">“Spot”</w:t>
+      </w:r>
+      <w:r>
+        <w:t xml:space="preserve"> </w:t>
+      </w:r>
+      <w:r>
+        <w:t xml:space="preserve">rate — see the pricing table below), a real financial incentive for accurate registration that only holds if the breakfast-specific 35-40% turnout gap doesn’t undermine it; Kadamba’s institute policy target is a</w:t>
+      </w:r>
+      <w:r>
+        <w:t xml:space="preserve"> </w:t>
+      </w:r>
+      <w:r>
+        <w:rPr>
+          <w:b/>
+          <w:bCs/>
+        </w:rPr>
+        <w:t xml:space="preserve">1:3 seats-to-turnout ratio</w:t>
+      </w:r>
+      <w:r>
+        <w:t xml:space="preserve"> </w:t>
+      </w:r>
+      <w:r>
+        <w:t xml:space="preserve">(420 seats for a stated 1,200 turnout figure — see the capacity note below); the kitchen’s entire dry+cold inventory is managed by</w:t>
+      </w:r>
+      <w:r>
+        <w:t xml:space="preserve"> </w:t>
+      </w:r>
+      <w:r>
+        <w:rPr>
+          <w:b/>
+          <w:bCs/>
+        </w:rPr>
+        <w:t xml:space="preserve">one person</w:t>
+      </w:r>
+      <w:r>
+        <w:t xml:space="preserve">, a confirmed single point of failure with no named backup.</w:t>
+      </w:r>
+    </w:p>
+    <w:p>
+      <w:pPr>
+        <w:pStyle w:val="BodyText"/>
+      </w:pPr>
+      <w:r>
+        <w:rPr>
+          <w:b/>
+          <w:bCs/>
+        </w:rPr>
+        <w:t xml:space="preserve">Dining halls (confirmed, from the CDS overview poster, 2026-09-13):</w:t>
+      </w:r>
+    </w:p>
+    <w:tbl>
+      <w:tblPr>
+        <w:tblStyle w:val="Table"/>
+        <w:tblW w:type="auto" w:w="0"/>
+        <w:tblLook w:firstRow="1" w:lastRow="0" w:firstColumn="0" w:lastColumn="0" w:noHBand="0" w:noVBand="0" w:val="0020"/>
+      </w:tblPr>
+      <w:tblGrid>
+        <w:gridCol w:w="1584"/>
+        <w:gridCol w:w="1584"/>
+        <w:gridCol w:w="1584"/>
+        <w:gridCol w:w="1584"/>
+        <w:gridCol w:w="1584"/>
+      </w:tblGrid>
+      <w:tr>
+        <w:trPr>
+          <w:tblHeader w:val="on"/>
+        </w:trPr>
+        <w:tc>
+          <w:tcPr/>
+          <w:p>
+            <w:pPr>
+              <w:pStyle w:val="Compact"/>
+            </w:pPr>
+            <w:r>
+              <w:t xml:space="preserve">Dining Hall</w:t>
+            </w:r>
+          </w:p>
+        </w:tc>
+        <w:tc>
+          <w:tcPr/>
+          <w:p>
+            <w:pPr>
+              <w:pStyle w:val="Compact"/>
+            </w:pPr>
+            <w:r>
+              <w:t xml:space="preserve">Capacity</w:t>
+            </w:r>
+          </w:p>
+        </w:tc>
+        <w:tc>
+          <w:tcPr/>
+          <w:p>
+            <w:pPr>
+              <w:pStyle w:val="Compact"/>
+            </w:pPr>
+            <w:r>
+              <w:t xml:space="preserve">Cuisine</w:t>
+            </w:r>
+          </w:p>
+        </w:tc>
+        <w:tc>
+          <w:tcPr/>
+          <w:p>
+            <w:pPr>
+              <w:pStyle w:val="Compact"/>
+            </w:pPr>
+            <w:r>
+              <w:t xml:space="preserve">Dining Type</w:t>
+            </w:r>
+          </w:p>
+        </w:tc>
+        <w:tc>
+          <w:tcPr/>
+          <w:p>
+            <w:pPr>
+              <w:pStyle w:val="Compact"/>
+            </w:pPr>
+            <w:r>
+              <w:t xml:space="preserve">Kitchen</w:t>
+            </w:r>
+          </w:p>
+        </w:tc>
+      </w:tr>
+      <w:tr>
+        <w:tc>
+          <w:tcPr/>
+          <w:p>
+            <w:pPr>
+              <w:pStyle w:val="Compact"/>
+            </w:pPr>
+            <w:r>
+              <w:t xml:space="preserve">Kadamba</w:t>
+            </w:r>
+          </w:p>
+        </w:tc>
+        <w:tc>
+          <w:tcPr/>
+          <w:p>
+            <w:pPr>
+              <w:pStyle w:val="Compact"/>
+            </w:pPr>
+            <w:r>
+              <w:t xml:space="preserve">1200</w:t>
+            </w:r>
+          </w:p>
+        </w:tc>
+        <w:tc>
+          <w:tcPr/>
+          <w:p>
+            <w:pPr>
+              <w:pStyle w:val="Compact"/>
+            </w:pPr>
+            <w:r>
+              <w:t xml:space="preserve">South Indian</w:t>
+            </w:r>
+          </w:p>
+        </w:tc>
+        <w:tc>
+          <w:tcPr/>
+          <w:p>
+            <w:pPr>
+              <w:pStyle w:val="Compact"/>
+            </w:pPr>
+            <w:r>
+              <w:t xml:space="preserve">Mixed</w:t>
+            </w:r>
+          </w:p>
+        </w:tc>
+        <w:tc>
+          <w:tcPr/>
+          <w:p>
+            <w:pPr>
+              <w:pStyle w:val="Compact"/>
+            </w:pPr>
+            <w:r>
+              <w:t xml:space="preserve">On-site</w:t>
+            </w:r>
+          </w:p>
+        </w:tc>
+      </w:tr>
+      <w:tr>
+        <w:tc>
+          <w:tcPr/>
+          <w:p>
+            <w:pPr>
+              <w:pStyle w:val="Compact"/>
+            </w:pPr>
+            <w:r>
+              <w:t xml:space="preserve">Bakul</w:t>
+            </w:r>
+          </w:p>
+        </w:tc>
+        <w:tc>
+          <w:tcPr/>
+          <w:p>
+            <w:pPr>
+              <w:pStyle w:val="Compact"/>
+            </w:pPr>
+            <w:r>
+              <w:t xml:space="preserve">750</w:t>
+            </w:r>
+          </w:p>
+        </w:tc>
+        <w:tc>
+          <w:tcPr/>
+          <w:p>
+            <w:pPr>
+              <w:pStyle w:val="Compact"/>
+            </w:pPr>
+            <w:r>
+              <w:t xml:space="preserve">North Indian</w:t>
+            </w:r>
+          </w:p>
+        </w:tc>
+        <w:tc>
+          <w:tcPr/>
+          <w:p>
+            <w:pPr>
+              <w:pStyle w:val="Compact"/>
+            </w:pPr>
+            <w:r>
+              <w:t xml:space="preserve">Mixed</w:t>
+            </w:r>
+          </w:p>
+        </w:tc>
+        <w:tc>
+          <w:tcPr/>
+          <w:p>
+            <w:pPr>
+              <w:pStyle w:val="Compact"/>
+            </w:pPr>
+            <w:r>
+              <w:t xml:space="preserve">Off-site</w:t>
+            </w:r>
+          </w:p>
+        </w:tc>
+      </w:tr>
+      <w:tr>
+        <w:tc>
+          <w:tcPr/>
+          <w:p>
+            <w:pPr>
+              <w:pStyle w:val="Compact"/>
+            </w:pPr>
+            <w:r>
+              <w:t xml:space="preserve">Palash</w:t>
+            </w:r>
+          </w:p>
+        </w:tc>
+        <w:tc>
+          <w:tcPr/>
+          <w:p>
+            <w:pPr>
+              <w:pStyle w:val="Compact"/>
+            </w:pPr>
+            <w:r>
+              <w:t xml:space="preserve">450</w:t>
+            </w:r>
+          </w:p>
+        </w:tc>
+        <w:tc>
+          <w:tcPr/>
+          <w:p>
+            <w:pPr>
+              <w:pStyle w:val="Compact"/>
+            </w:pPr>
+            <w:r>
+              <w:t xml:space="preserve">North Indian</w:t>
+            </w:r>
+          </w:p>
+        </w:tc>
+        <w:tc>
+          <w:tcPr/>
+          <w:p>
+            <w:pPr>
+              <w:pStyle w:val="Compact"/>
+            </w:pPr>
+            <w:r>
+              <w:t xml:space="preserve">Vegetarian</w:t>
+            </w:r>
+          </w:p>
+        </w:tc>
+        <w:tc>
+          <w:tcPr/>
+          <w:p>
+            <w:pPr>
+              <w:pStyle w:val="Compact"/>
+            </w:pPr>
+            <w:r>
+              <w:t xml:space="preserve">Off-site</w:t>
+            </w:r>
+          </w:p>
+        </w:tc>
+      </w:tr>
+      <w:tr>
+        <w:tc>
+          <w:tcPr/>
+          <w:p>
+            <w:pPr>
+              <w:pStyle w:val="Compact"/>
+            </w:pPr>
+            <w:r>
+              <w:t xml:space="preserve">Yuktahar</w:t>
+            </w:r>
+          </w:p>
+        </w:tc>
+        <w:tc>
+          <w:tcPr/>
+          <w:p>
+            <w:pPr>
+              <w:pStyle w:val="Compact"/>
+            </w:pPr>
+            <w:r>
+              <w:t xml:space="preserve">350</w:t>
+            </w:r>
+          </w:p>
+        </w:tc>
+        <w:tc>
+          <w:tcPr/>
+          <w:p>
+            <w:pPr>
+              <w:pStyle w:val="Compact"/>
+            </w:pPr>
+            <w:r>
+              <w:t xml:space="preserve">Satvik &amp; Jain</w:t>
+            </w:r>
+          </w:p>
+        </w:tc>
+        <w:tc>
+          <w:tcPr/>
+          <w:p>
+            <w:pPr>
+              <w:pStyle w:val="Compact"/>
+            </w:pPr>
+            <w:r>
+              <w:t xml:space="preserve">Vegetarian</w:t>
+            </w:r>
+          </w:p>
+        </w:tc>
+        <w:tc>
+          <w:tcPr/>
+          <w:p>
+            <w:pPr>
+              <w:pStyle w:val="Compact"/>
+            </w:pPr>
+            <w:r>
+              <w:t xml:space="preserve">On-site</w:t>
+            </w:r>
+          </w:p>
+        </w:tc>
+      </w:tr>
+    </w:tbl>
+    <w:p>
+      <w:pPr>
+        <w:pStyle w:val="BodyText"/>
+      </w:pPr>
+      <w:r>
+        <w:rPr>
+          <w:b/>
+          <w:bCs/>
+        </w:rPr>
+        <w:t xml:space="preserve">Correction to a Phase 1 hypothesis:</w:t>
+      </w:r>
+      <w:r>
+        <w:t xml:space="preserve"> </w:t>
+      </w:r>
+      <w:r>
+        <w:t xml:space="preserve">Bakul and Palash were previously described as</w:t>
+      </w:r>
+      <w:r>
+        <w:t xml:space="preserve"> </w:t>
+      </w:r>
+      <w:r>
+        <w:t xml:space="preserve">“Bakul = converted warehouse, food partly cooked at Palash and shipped in.”</w:t>
+      </w:r>
+      <w:r>
+        <w:t xml:space="preserve"> </w:t>
+      </w:r>
+      <w:r>
+        <w:t xml:space="preserve">The confirmed picture is different:</w:t>
+      </w:r>
+      <w:r>
+        <w:t xml:space="preserve"> </w:t>
+      </w:r>
+      <w:r>
+        <w:rPr>
+          <w:b/>
+          <w:bCs/>
+        </w:rPr>
+        <w:t xml:space="preserve">both Bakul and Palash currently run off one shared off-site kitchen</w:t>
+      </w:r>
+      <w:r>
+        <w:t xml:space="preserve"> </w:t>
+      </w:r>
+      <w:r>
+        <w:t xml:space="preserve">(not Palash cooking specifically for Bakul), a transitional arrangement until the</w:t>
+      </w:r>
+      <w:r>
+        <w:t xml:space="preserve"> </w:t>
+      </w:r>
+      <w:r>
+        <w:rPr>
+          <w:b/>
+          <w:bCs/>
+        </w:rPr>
+        <w:t xml:space="preserve">Felicity Kitchen &amp; Dining Facility</w:t>
+      </w:r>
+      <w:r>
+        <w:t xml:space="preserve"> </w:t>
+      </w:r>
+      <w:r>
+        <w:t xml:space="preserve">opens (expected</w:t>
+      </w:r>
+      <w:r>
+        <w:t xml:space="preserve"> </w:t>
+      </w:r>
+      <w:r>
+        <w:rPr>
+          <w:b/>
+          <w:bCs/>
+        </w:rPr>
+        <w:t xml:space="preserve">December 2026</w:t>
+      </w:r>
+      <w:r>
+        <w:t xml:space="preserve">). This is a system genuinely in transition, not a static structure — worth remembering when reading any diagram below as a snapshot, not a permanent architecture.</w:t>
+      </w:r>
+    </w:p>
+    <w:p>
+      <w:pPr>
+        <w:pStyle w:val="BodyText"/>
+      </w:pPr>
+      <w:r>
+        <w:rPr>
+          <w:b/>
+          <w:bCs/>
+        </w:rPr>
+        <w:t xml:space="preserve">Capacity ambiguity, flagged rather than silently resolved:</w:t>
+      </w:r>
+      <w:r>
+        <w:t xml:space="preserve"> </w:t>
+      </w:r>
+      <w:r>
+        <w:t xml:space="preserve">the poster lists Kadamba’s</w:t>
+      </w:r>
+      <w:r>
+        <w:t xml:space="preserve"> </w:t>
+      </w:r>
+      <w:r>
+        <w:t xml:space="preserve">“Capacity”</w:t>
+      </w:r>
+      <w:r>
+        <w:t xml:space="preserve"> </w:t>
+      </w:r>
+      <w:r>
+        <w:t xml:space="preserve">as 1200, while the interview separately states</w:t>
+      </w:r>
+      <w:r>
+        <w:t xml:space="preserve"> </w:t>
+      </w:r>
+      <w:r>
+        <w:t xml:space="preserve">“420 seats, 1,200 turnout, 1:3 ratio maintained.”</w:t>
+      </w:r>
+      <w:r>
+        <w:t xml:space="preserve"> </w:t>
+      </w:r>
+      <w:r>
+        <w:t xml:space="preserve">These are likely two different meanings of</w:t>
+      </w:r>
+      <w:r>
+        <w:t xml:space="preserve"> </w:t>
+      </w:r>
+      <w:r>
+        <w:t xml:space="preserve">“capacity”</w:t>
+      </w:r>
+      <w:r>
+        <w:t xml:space="preserve"> </w:t>
+      </w:r>
+      <w:r>
+        <w:t xml:space="preserve">(registration/allocation capacity vs. physical seats) rather than a contradiction, but this is inference, not confirmation — see Outstanding Data Collection.</w:t>
+      </w:r>
+    </w:p>
+    <w:p>
+      <w:pPr>
+        <w:pStyle w:val="BodyText"/>
+      </w:pPr>
+      <w:r>
+        <w:rPr>
+          <w:b/>
+          <w:bCs/>
+        </w:rPr>
+        <w:t xml:space="preserve">Meal charges (₹), confirmed three-tier structure, Kadamba/Bakul/Palash rates:</w:t>
+      </w:r>
+    </w:p>
+    <w:tbl>
+      <w:tblPr>
+        <w:tblStyle w:val="Table"/>
+        <w:tblW w:type="auto" w:w="0"/>
+        <w:tblLook w:firstRow="1" w:lastRow="0" w:firstColumn="0" w:lastColumn="0" w:noHBand="0" w:noVBand="0" w:val="0020"/>
+      </w:tblPr>
+      <w:tblGrid>
+        <w:gridCol w:w="1980"/>
+        <w:gridCol w:w="1980"/>
+        <w:gridCol w:w="1980"/>
+        <w:gridCol w:w="1980"/>
+      </w:tblGrid>
+      <w:tr>
+        <w:trPr>
+          <w:tblHeader w:val="on"/>
+        </w:trPr>
+        <w:tc>
+          <w:tcPr/>
+          <w:p>
+            <w:pPr>
+              <w:pStyle w:val="Compact"/>
+            </w:pPr>
+            <w:r>
+              <w:t xml:space="preserve">Item</w:t>
+            </w:r>
+          </w:p>
+        </w:tc>
+        <w:tc>
+          <w:tcPr/>
+          <w:p>
+            <w:pPr>
+              <w:pStyle w:val="Compact"/>
+            </w:pPr>
+            <w:r>
+              <w:t xml:space="preserve">Student</w:t>
+            </w:r>
+          </w:p>
+        </w:tc>
+        <w:tc>
+          <w:tcPr/>
+          <w:p>
+            <w:pPr>
+              <w:pStyle w:val="Compact"/>
+            </w:pPr>
+            <w:r>
+              <w:t xml:space="preserve">Card</w:t>
+            </w:r>
+          </w:p>
+        </w:tc>
+        <w:tc>
+          <w:tcPr/>
+          <w:p>
+            <w:pPr>
+              <w:pStyle w:val="Compact"/>
+            </w:pPr>
+            <w:r>
+              <w:t xml:space="preserve">Spot (unregistered)</w:t>
+            </w:r>
+          </w:p>
+        </w:tc>
+      </w:tr>
+      <w:tr>
+        <w:tc>
+          <w:tcPr/>
+          <w:p>
+            <w:pPr>
+              <w:pStyle w:val="Compact"/>
+            </w:pPr>
+            <w:r>
+              <w:t xml:space="preserve">Veg Breakfast</w:t>
+            </w:r>
+          </w:p>
+        </w:tc>
+        <w:tc>
+          <w:tcPr/>
+          <w:p>
+            <w:pPr>
+              <w:pStyle w:val="Compact"/>
+            </w:pPr>
+            <w:r>
+              <w:t xml:space="preserve">48</w:t>
+            </w:r>
+          </w:p>
+        </w:tc>
+        <w:tc>
+          <w:tcPr/>
+          <w:p>
+            <w:pPr>
+              <w:pStyle w:val="Compact"/>
+            </w:pPr>
+            <w:r>
+              <w:t xml:space="preserve">55</w:t>
+            </w:r>
+          </w:p>
+        </w:tc>
+        <w:tc>
+          <w:tcPr/>
+          <w:p>
+            <w:pPr>
+              <w:pStyle w:val="Compact"/>
+            </w:pPr>
+            <w:r>
+              <w:t xml:space="preserve">81</w:t>
+            </w:r>
+          </w:p>
+        </w:tc>
+      </w:tr>
+      <w:tr>
+        <w:tc>
+          <w:tcPr/>
+          <w:p>
+            <w:pPr>
+              <w:pStyle w:val="Compact"/>
+            </w:pPr>
+            <w:r>
+              <w:t xml:space="preserve">Double Egg Breakfast</w:t>
+            </w:r>
+          </w:p>
+        </w:tc>
+        <w:tc>
+          <w:tcPr/>
+          <w:p>
+            <w:pPr>
+              <w:pStyle w:val="Compact"/>
+            </w:pPr>
+            <w:r>
+              <w:t xml:space="preserve">66</w:t>
+            </w:r>
+          </w:p>
+        </w:tc>
+        <w:tc>
+          <w:tcPr/>
+          <w:p>
+            <w:pPr>
+              <w:pStyle w:val="Compact"/>
+            </w:pPr>
+            <w:r>
+              <w:t xml:space="preserve">76</w:t>
+            </w:r>
+          </w:p>
+        </w:tc>
+        <w:tc>
+          <w:tcPr/>
+          <w:p>
+            <w:pPr>
+              <w:pStyle w:val="Compact"/>
+            </w:pPr>
+            <w:r>
+              <w:t xml:space="preserve">111</w:t>
+            </w:r>
+          </w:p>
+        </w:tc>
+      </w:tr>
+      <w:tr>
+        <w:tc>
+          <w:tcPr/>
+          <w:p>
+            <w:pPr>
+              <w:pStyle w:val="Compact"/>
+            </w:pPr>
+            <w:r>
+              <w:t xml:space="preserve">Veg Lunch</w:t>
+            </w:r>
+          </w:p>
+        </w:tc>
+        <w:tc>
+          <w:tcPr/>
+          <w:p>
+            <w:pPr>
+              <w:pStyle w:val="Compact"/>
+            </w:pPr>
+            <w:r>
+              <w:t xml:space="preserve">65</w:t>
+            </w:r>
+          </w:p>
+        </w:tc>
+        <w:tc>
+          <w:tcPr/>
+          <w:p>
+            <w:pPr>
+              <w:pStyle w:val="Compact"/>
+            </w:pPr>
+            <w:r>
+              <w:t xml:space="preserve">75</w:t>
+            </w:r>
+          </w:p>
+        </w:tc>
+        <w:tc>
+          <w:tcPr/>
+          <w:p>
+            <w:pPr>
+              <w:pStyle w:val="Compact"/>
+            </w:pPr>
+            <w:r>
+              <w:t xml:space="preserve">111</w:t>
+            </w:r>
+          </w:p>
+        </w:tc>
+      </w:tr>
+      <w:tr>
+        <w:tc>
+          <w:tcPr/>
+          <w:p>
+            <w:pPr>
+              <w:pStyle w:val="Compact"/>
+            </w:pPr>
+            <w:r>
+              <w:t xml:space="preserve">Veg Dinner</w:t>
+            </w:r>
+          </w:p>
+        </w:tc>
+        <w:tc>
+          <w:tcPr/>
+          <w:p>
+            <w:pPr>
+              <w:pStyle w:val="Compact"/>
+            </w:pPr>
+            <w:r>
+              <w:t xml:space="preserve">65</w:t>
+            </w:r>
+          </w:p>
+        </w:tc>
+        <w:tc>
+          <w:tcPr/>
+          <w:p>
+            <w:pPr>
+              <w:pStyle w:val="Compact"/>
+            </w:pPr>
+            <w:r>
+              <w:t xml:space="preserve">75</w:t>
+            </w:r>
+          </w:p>
+        </w:tc>
+        <w:tc>
+          <w:tcPr/>
+          <w:p>
+            <w:pPr>
+              <w:pStyle w:val="Compact"/>
+            </w:pPr>
+            <w:r>
+              <w:t xml:space="preserve">111</w:t>
+            </w:r>
+          </w:p>
+        </w:tc>
+      </w:tr>
+      <w:tr>
+        <w:tc>
+          <w:tcPr/>
+          <w:p>
+            <w:pPr>
+              <w:pStyle w:val="Compact"/>
+            </w:pPr>
+            <w:r>
+              <w:t xml:space="preserve">Chicken Biryani Lunch</w:t>
+            </w:r>
+          </w:p>
+        </w:tc>
+        <w:tc>
+          <w:tcPr/>
+          <w:p>
+            <w:pPr>
+              <w:pStyle w:val="Compact"/>
+            </w:pPr>
+            <w:r>
+              <w:t xml:space="preserve">155</w:t>
+            </w:r>
+          </w:p>
+        </w:tc>
+        <w:tc>
+          <w:tcPr/>
+          <w:p>
+            <w:pPr>
+              <w:pStyle w:val="Compact"/>
+            </w:pPr>
+            <w:r>
+              <w:t xml:space="preserve">178</w:t>
+            </w:r>
+          </w:p>
+        </w:tc>
+        <w:tc>
+          <w:tcPr/>
+          <w:p>
+            <w:pPr>
+              <w:pStyle w:val="Compact"/>
+            </w:pPr>
+            <w:r>
+              <w:t xml:space="preserve">263</w:t>
+            </w:r>
+          </w:p>
+        </w:tc>
+      </w:tr>
+    </w:tbl>
+    <w:p>
+      <w:pPr>
+        <w:pStyle w:val="BodyText"/>
+      </w:pPr>
+      <w:r>
+        <w:rPr>
+          <w:i/>
+          <w:iCs/>
+        </w:rPr>
+        <w:t xml:space="preserve">Yuktahar and the Faculty/Staff Lounge run partially different tiers — see</w:t>
+      </w:r>
+      <w:r>
+        <w:rPr>
+          <w:i/>
+          <w:iCs/>
+        </w:rPr>
+        <w:t xml:space="preserve"> </w:t>
+      </w:r>
+      <w:r>
+        <w:rPr>
+          <w:rStyle w:val="VerbatimChar"/>
+          <w:i/>
+          <w:iCs/>
+        </w:rPr>
+        <w:t xml:space="preserve">prathyusha_braindump_2.md</w:t>
+      </w:r>
+      <w:r>
+        <w:rPr>
+          <w:i/>
+          <w:iCs/>
+        </w:rPr>
+        <w:t xml:space="preserve"> </w:t>
+      </w:r>
+      <w:r>
+        <w:rPr>
+          <w:i/>
+          <w:iCs/>
+        </w:rPr>
+        <w:t xml:space="preserve">§11.4 for the full table. The Student/Card rate only applies if the meal was registered in the CDS Portal beforehand; an unregistered meal is charged at Spot rate even for a student or Food Card holder — the same registration-accuracy incentive named as a constraint above, made concrete.</w:t>
       </w:r>
     </w:p>
     <w:p>
@@ -185,7 +1434,19 @@
         <w:pStyle w:val="BodyText"/>
       </w:pPr>
       <w:r>
-        <w:t xml:space="preserve">The registration/billing platform, personal QR credential, in-app rating feature, Skip Meal toggle and cancellation flow are the system’s technology layer; the billing model, walk-in markup, procurement lead time, per-mess capacities and vendor contracts are its business layer; the class schedule, cuisine-preference culture, peer presence and the four physically separate kitchens are the social/environmental layer the technology and business layers sit inside but do not control. Grouped this way:</w:t>
+        <w:t xml:space="preserve">The diagram above is deliberately still a student-facing process view — the</w:t>
+      </w:r>
+      <w:r>
+        <w:t xml:space="preserve"> </w:t>
+      </w:r>
+      <w:r>
+        <w:t xml:space="preserve">“Vendors / Kitchen”</w:t>
+      </w:r>
+      <w:r>
+        <w:t xml:space="preserve"> </w:t>
+      </w:r>
+      <w:r>
+        <w:t xml:space="preserve">node is one box because that is the right level of detail for tracing what a student’s registration turns into. It is not a black box because nothing more is known: the kitchen and supply side is now a real, multi-part system in its own right, confirmed directly rather than inferred from the four-day lead time alone.</w:t>
       </w:r>
     </w:p>
     <w:p>
@@ -195,20 +1456,167 @@
       <w:r>
         <w:drawing>
           <wp:inline>
-            <wp:extent cx="5334000" cy="4296833"/>
+            <wp:extent cx="5334000" cy="3733800"/>
             <wp:effectExtent b="0" l="0" r="0" t="0"/>
-            <wp:docPr descr="Users, Technology, Business and Social/Environmental Factors" title="" id="14" name="Picture"/>
+            <wp:docPr descr="Kitchen and Supply Subsystem" title="" id="14" name="Picture"/>
             <a:graphic>
               <a:graphicData uri="http://schemas.openxmlformats.org/drawingml/2006/picture">
                 <pic:pic>
                   <pic:nvPicPr>
-                    <pic:cNvPr descr="assets/diagram3-mapping-sprint-quadrants.png" id="15" name="Picture"/>
+                    <pic:cNvPr descr="assets/diagram13-kitchen-supply-subsystem.png" id="15" name="Picture"/>
                     <pic:cNvPicPr>
                       <a:picLocks noChangeArrowheads="1" noChangeAspect="1"/>
                     </pic:cNvPicPr>
                   </pic:nvPicPr>
                   <pic:blipFill>
                     <a:blip r:embed="rId13"/>
+                    <a:stretch>
+                      <a:fillRect/>
+                    </a:stretch>
+                  </pic:blipFill>
+                  <pic:spPr bwMode="auto">
+                    <a:xfrm>
+                      <a:off x="0" y="0"/>
+                      <a:ext cx="5334000" cy="3733800"/>
+                    </a:xfrm>
+                    <a:prstGeom prst="rect">
+                      <a:avLst/>
+                    </a:prstGeom>
+                    <a:noFill/>
+                    <a:ln w="9525">
+                      <a:noFill/>
+                      <a:headEnd/>
+                      <a:tailEnd/>
+                    </a:ln>
+                  </pic:spPr>
+                </pic:pic>
+              </a:graphicData>
+            </a:graphic>
+          </wp:inline>
+        </w:drawing>
+      </w:r>
+    </w:p>
+    <w:p>
+      <w:pPr>
+        <w:pStyle w:val="ImageCaption"/>
+      </w:pPr>
+      <w:r>
+        <w:t xml:space="preserve">Kitchen and Supply Subsystem</w:t>
+      </w:r>
+    </w:p>
+    <w:p>
+      <w:pPr>
+        <w:pStyle w:val="BodyText"/>
+      </w:pPr>
+      <w:r>
+        <w:t xml:space="preserve">Four sub-systems interact around a single kitchen, each with its own actors, timing, and failure modes: a</w:t>
+      </w:r>
+      <w:r>
+        <w:t xml:space="preserve"> </w:t>
+      </w:r>
+      <w:r>
+        <w:rPr>
+          <w:b/>
+          <w:bCs/>
+        </w:rPr>
+        <w:t xml:space="preserve">supply chain</w:t>
+      </w:r>
+      <w:r>
+        <w:t xml:space="preserve"> </w:t>
+      </w:r>
+      <w:r>
+        <w:t xml:space="preserve">(open-tender outsourced catering, the same T-4 registration lock feeding a weekly, consumption-pattern-driven stock assessment);</w:t>
+      </w:r>
+      <w:r>
+        <w:t xml:space="preserve"> </w:t>
+      </w:r>
+      <w:r>
+        <w:rPr>
+          <w:b/>
+          <w:bCs/>
+        </w:rPr>
+        <w:t xml:space="preserve">equipment</w:t>
+      </w:r>
+      <w:r>
+        <w:t xml:space="preserve"> </w:t>
+      </w:r>
+      <w:r>
+        <w:t xml:space="preserve">(a roti line, a multi-item cooker that keeps veg and non-veg physically separate, a curry/steaming machine redesigned to tilt-drain after the old manual-lift method was flagged as unsafe, a knife sterilizer, and a butchering section that mostly sits unused because meat now arrives pre-butchered);</w:t>
+      </w:r>
+      <w:r>
+        <w:t xml:space="preserve"> </w:t>
+      </w:r>
+      <w:r>
+        <w:rPr>
+          <w:b/>
+          <w:bCs/>
+        </w:rPr>
+        <w:t xml:space="preserve">inventory</w:t>
+      </w:r>
+      <w:r>
+        <w:t xml:space="preserve"> </w:t>
+      </w:r>
+      <w:r>
+        <w:t xml:space="preserve">(cold storage and dry storage, both run by one person on FIFO/FEFO discipline — a confirmed single point of failure with no named backup); and</w:t>
+      </w:r>
+      <w:r>
+        <w:t xml:space="preserve"> </w:t>
+      </w:r>
+      <w:r>
+        <w:rPr>
+          <w:b/>
+          <w:bCs/>
+        </w:rPr>
+        <w:t xml:space="preserve">waste and food safety</w:t>
+      </w:r>
+      <w:r>
+        <w:t xml:space="preserve"> </w:t>
+      </w:r>
+      <w:r>
+        <w:t xml:space="preserve">(production waste and plate waste to an external compost facility; suspected-contamination samples to a lab, which is the internal process behind the externally-audited FSSAI</w:t>
+      </w:r>
+      <w:r>
+        <w:t xml:space="preserve"> </w:t>
+      </w:r>
+      <w:r>
+        <w:t xml:space="preserve">“Eat Right Campus”</w:t>
+      </w:r>
+      <w:r>
+        <w:t xml:space="preserve"> </w:t>
+      </w:r>
+      <w:r>
+        <w:t xml:space="preserve">5-star Exemplary certification IIIT-H holds through March 2028). None of these four sub-systems were visible to this project before 2026-09-13; all four now interact with, and constrain, the student-facing process above — the weekly stock assessment is the direct mechanism by which the 35-40% breakfast turnout figure is supposed to (but is not yet confirmed to) shape how much food actually gets made.</w:t>
+      </w:r>
+    </w:p>
+    <w:p>
+      <w:pPr>
+        <w:pStyle w:val="BodyText"/>
+      </w:pPr>
+      <w:r>
+        <w:t xml:space="preserve">The registration/billing platform, personal QR credential, in-app rating feature, Skip Meal toggle and cancellation flow are the system’s technology layer; the billing model, the confirmed three-tier pricing, procurement lead time, per-mess capacities and outsourced-tender vendor contracts are its business layer; the class schedule, cuisine-preference culture, peer presence and the four physically separate kitchens (three cuisines, two kitchen locations, one in transition) are the social/environmental layer the technology and business layers sit inside but do not control. Grouped this way:</w:t>
+      </w:r>
+    </w:p>
+    <w:p>
+      <w:pPr>
+        <w:pStyle w:val="CaptionedFigure"/>
+      </w:pPr>
+      <w:r>
+        <w:drawing>
+          <wp:inline>
+            <wp:extent cx="5334000" cy="4296833"/>
+            <wp:effectExtent b="0" l="0" r="0" t="0"/>
+            <wp:docPr descr="Users, Technology, Business and Social/Environmental Factors" title="" id="17" name="Picture"/>
+            <a:graphic>
+              <a:graphicData uri="http://schemas.openxmlformats.org/drawingml/2006/picture">
+                <pic:pic>
+                  <pic:nvPicPr>
+                    <pic:cNvPr descr="assets/diagram3-mapping-sprint-quadrants.png" id="18" name="Picture"/>
+                    <pic:cNvPicPr>
+                      <a:picLocks noChangeArrowheads="1" noChangeAspect="1"/>
+                    </pic:cNvPicPr>
+                  </pic:nvPicPr>
+                  <pic:blipFill>
+                    <a:blip r:embed="rId16"/>
                     <a:stretch>
                       <a:fillRect/>
                     </a:stretch>
@@ -264,11 +1672,51 @@
         <w:t xml:space="preserve"> </w:t>
       </w:r>
       <w:r>
-        <w:t xml:space="preserve">one — there is no equivalent digital tool on the vendor/Mess Office side visible to this research, so the system’s only real-time data comes from one side of the transaction. Second, the social/environmental layer contains the two factors with the least formal connection to anything else in the system — the class schedule and the cuisine-preference culture — yet both visibly shape registration and attendance behaviour more than any single business rule does.</w:t>
-      </w:r>
-    </w:p>
-    <w:bookmarkEnd w:id="16"/>
-    <w:bookmarkStart w:id="20" w:name="Xf0aab97dee7d5b0788d8a185a01096578f765ef"/>
+        <w:t xml:space="preserve">one — there is no equivalent digital tool on the vendor/CDS side visible to this research (the kitchen’s own systems, above, run on manual walkthroughs and one person’s FIFO/FEFO discipline, not software), so the system’s only real-time</w:t>
+      </w:r>
+      <w:r>
+        <w:t xml:space="preserve"> </w:t>
+      </w:r>
+      <w:r>
+        <w:rPr>
+          <w:i/>
+          <w:iCs/>
+        </w:rPr>
+        <w:t xml:space="preserve">digital</w:t>
+      </w:r>
+      <w:r>
+        <w:t xml:space="preserve"> </w:t>
+      </w:r>
+      <w:r>
+        <w:t xml:space="preserve">data comes from one side of the transaction. Second, the social/environmental layer contains the two factors with the least formal connection to anything else in the system — the class schedule and the cuisine-preference culture — yet both visibly shape registration and attendance behaviour more than any single business rule does. (The category map above shows the high-level factors identified in Phase 1; the exact figures behind</w:t>
+      </w:r>
+      <w:r>
+        <w:t xml:space="preserve"> </w:t>
+      </w:r>
+      <w:r>
+        <w:t xml:space="preserve">“billing”</w:t>
+      </w:r>
+      <w:r>
+        <w:t xml:space="preserve"> </w:t>
+      </w:r>
+      <w:r>
+        <w:t xml:space="preserve">and</w:t>
+      </w:r>
+      <w:r>
+        <w:t xml:space="preserve"> </w:t>
+      </w:r>
+      <w:r>
+        <w:t xml:space="preserve">“business factors”</w:t>
+      </w:r>
+      <w:r>
+        <w:t xml:space="preserve"> </w:t>
+      </w:r>
+      <w:r>
+        <w:t xml:space="preserve">— the three pricing tiers, the ₹30,500 semester advance, the ₹550/month infrastructure fee — are given in full in the tables further up, not re-drawn into the diagram itself.)</w:t>
+      </w:r>
+    </w:p>
+    <w:bookmarkEnd w:id="19"/>
+    <w:bookmarkStart w:id="23" w:name="Xf0aab97dee7d5b0788d8a185a01096578f765ef"/>
     <w:p>
       <w:pPr>
         <w:pStyle w:val="Heading1"/>
@@ -294,18 +1742,18 @@
           <wp:inline>
             <wp:extent cx="5334000" cy="3252439"/>
             <wp:effectExtent b="0" l="0" r="0" t="0"/>
-            <wp:docPr descr="Service Blueprint" title="" id="18" name="Picture"/>
+            <wp:docPr descr="Service Blueprint" title="" id="21" name="Picture"/>
             <a:graphic>
               <a:graphicData uri="http://schemas.openxmlformats.org/drawingml/2006/picture">
                 <pic:pic>
                   <pic:nvPicPr>
-                    <pic:cNvPr descr="assets/diagram8-service-blueprint.png" id="19" name="Picture"/>
+                    <pic:cNvPr descr="assets/diagram8-service-blueprint.png" id="22" name="Picture"/>
                     <pic:cNvPicPr>
                       <a:picLocks noChangeArrowheads="1" noChangeAspect="1"/>
                     </pic:cNvPicPr>
                   </pic:nvPicPr>
                   <pic:blipFill>
-                    <a:blip r:embed="rId17"/>
+                    <a:blip r:embed="rId20"/>
                     <a:stretch>
                       <a:fillRect/>
                     </a:stretch>
@@ -348,8 +1796,8 @@
         <w:t xml:space="preserve">The line of visibility is crossed only twice in the entire monthly cycle: once at registration, once (rarely) at rating. Every decision that actually determines the outcome — whether to go, what to eat, whether to wait for a friend — happens entirely within the frontstage lane, with nothing crossing back from backstage to inform it in real time, and nothing crossing forward from that decision to backstage in time to change what gets cooked. The four-day procurement lead time and the billing-by-registration rule, named separately elsewhere in this document, are visible here as the specific structural reason the blueprint has no real-time crossings in either direction.</w:t>
       </w:r>
     </w:p>
-    <w:bookmarkEnd w:id="20"/>
-    <w:bookmarkStart w:id="21" w:name="identify-conflicts-and-dependencies"/>
+    <w:bookmarkEnd w:id="23"/>
+    <w:bookmarkStart w:id="24" w:name="identify-conflicts-and-dependencies"/>
     <w:p>
       <w:pPr>
         <w:pStyle w:val="Heading1"/>
@@ -373,7 +1821,39 @@
         <w:t xml:space="preserve"> </w:t>
       </w:r>
       <w:r>
-        <w:t xml:space="preserve">students depend on vendors for food itself; vendors do not depend on any individual student. Vendors depend on the Mess Office for a forecast fixed four days ahead; the Mess Office depends on students to register accurately, but nothing in the billing structure requires that accuracy. This is the one dependency in the system where the party with less to lose controls an input the other party cannot substitute.</w:t>
+        <w:t xml:space="preserve">students depend on vendors for food itself; vendors do not depend on any individual student. The outsourced caterer depends on CDS for a forecast fixed four days ahead; CDS depends on students to register accurately, but nothing in the billing structure requires that accuracy. This is the one dependency in the system where the party with less to lose controls an input the other party cannot substitute. Kadamba’s entire kitchen inventory — cold and dry storage alike — depends on</w:t>
+      </w:r>
+      <w:r>
+        <w:t xml:space="preserve"> </w:t>
+      </w:r>
+      <w:r>
+        <w:rPr>
+          <w:b/>
+          <w:bCs/>
+        </w:rPr>
+        <w:t xml:space="preserve">one person’s</w:t>
+      </w:r>
+      <w:r>
+        <w:t xml:space="preserve"> </w:t>
+      </w:r>
+      <w:r>
+        <w:t xml:space="preserve">availability to maintain FIFO/FEFO discipline; no backup was named. The whole system’s food-safety assurance (the FSSAI 5-star certification) depends on a lab-testing process that only activates</w:t>
+      </w:r>
+      <w:r>
+        <w:t xml:space="preserve"> </w:t>
+      </w:r>
+      <w:r>
+        <w:rPr>
+          <w:i/>
+          <w:iCs/>
+        </w:rPr>
+        <w:t xml:space="preserve">after</w:t>
+      </w:r>
+      <w:r>
+        <w:t xml:space="preserve"> </w:t>
+      </w:r>
+      <w:r>
+        <w:t xml:space="preserve">contamination is already suspected, not as a continuous check.</w:t>
       </w:r>
     </w:p>
     <w:p>
@@ -391,11 +1871,40 @@
         <w:t xml:space="preserve"> </w:t>
       </w:r>
       <w:r>
-        <w:t xml:space="preserve">billing certainty (needed by the Mess Office and vendors to forecast) against attendance uncertainty (a real feature of student life, not a defect); flexibility (students and the Mess Cell market want more of it) against workload (the Mess Office’s confirmed motive for its one policy change, which reduced flexibility); the 8:30 AM class start against the 7:30-9:30 AM breakfast window, a conflict neither side is positioned to resolve alone since Academic administration and mess governance share no formal channel.</w:t>
-      </w:r>
-    </w:p>
-    <w:bookmarkEnd w:id="21"/>
-    <w:bookmarkStart w:id="25" w:name="represent-formal-and-informal-structures"/>
+        <w:t xml:space="preserve">billing certainty (needed by CDS and vendors to forecast) against attendance uncertainty (a real feature of student life, not a defect); flexibility (students and the Mess Cell market want more of it) against workload (CDS’s confirmed motive for its one earlier policy change, which reduced flexibility); the 8:30 AM class start against the 7:30-9:30 AM breakfast window, a conflict neither side is positioned to resolve alone since Academic administration and mess governance share no formal channel;</w:t>
+      </w:r>
+      <w:r>
+        <w:t xml:space="preserve"> </w:t>
+      </w:r>
+      <w:r>
+        <w:rPr>
+          <w:b/>
+          <w:bCs/>
+        </w:rPr>
+        <w:t xml:space="preserve">menu predictability against menu-driven no-shows</w:t>
+      </w:r>
+      <w:r>
+        <w:t xml:space="preserve"> </w:t>
+      </w:r>
+      <w:r>
+        <w:t xml:space="preserve">— the biweekly rotation fixed a real complaint (boredom) but, by the interviewee’s own account, may let students decide in advance not to come on a disliked-menu day, partially offsetting the fix it was meant to be (see the B3/R3 loop pair below); and a new, unconfirmed</w:t>
+      </w:r>
+      <w:r>
+        <w:t xml:space="preserve"> </w:t>
+      </w:r>
+      <w:r>
+        <w:rPr>
+          <w:b/>
+          <w:bCs/>
+        </w:rPr>
+        <w:t xml:space="preserve">cost-passthrough risk</w:t>
+      </w:r>
+      <w:r>
+        <w:t xml:space="preserve">: whether the open-tender catering contract is fixed-price or lets ingredient-cost volatility (e.g. LPG prices) reach the menu, which determines whether an earlier project hypothesis about cost-driven menu shrinkage is still mechanically active under the current outsourced model.</w:t>
+      </w:r>
+    </w:p>
+    <w:bookmarkEnd w:id="24"/>
+    <w:bookmarkStart w:id="31" w:name="represent-formal-and-informal-structures"/>
     <w:p>
       <w:pPr>
         <w:pStyle w:val="Heading1"/>
@@ -413,7 +1922,7 @@
           <w:b/>
           <w:bCs/>
         </w:rPr>
-        <w:t xml:space="preserve">Formal structure:</w:t>
+        <w:t xml:space="preserve">Formal structure, as understood at Phase 1:</w:t>
       </w:r>
       <w:r>
         <w:t xml:space="preserve"> </w:t>
@@ -431,13 +1940,68 @@
           <w:b/>
           <w:bCs/>
         </w:rPr>
-        <w:t xml:space="preserve">Informal structure:</w:t>
-      </w:r>
-      <w:r>
-        <w:t xml:space="preserve"> </w:t>
-      </w:r>
-      <w:r>
-        <w:t xml:space="preserve">the Mess Cell WhatsApp resale market, which recovers value from an unused registration that the formal Skip Meal tool does not; Ping, the student publication, which creates public visibility for mess issues without any confirmed authority to act on them; at least one unofficial registration-management tool operating outside the official portal.</w:t>
+        <w:t xml:space="preserve">Formal structure, confirmed directly 2026-09-13 (CFS Chair interview):</w:t>
+      </w:r>
+      <w:r>
+        <w:t xml:space="preserve"> </w:t>
+      </w:r>
+      <w:r>
+        <w:t xml:space="preserve">CDS sits under CFS (Campus Facilities Services), a parent department with other, out-of-scope sibling departments (CLS, CWS). Inside CDS: a CDS Chair (</w:t>
+      </w:r>
+      <w:r>
+        <w:rPr>
+          <w:b/>
+          <w:bCs/>
+        </w:rPr>
+        <w:t xml:space="preserve">Giri</w:t>
+      </w:r>
+      <w:r>
+        <w:t xml:space="preserve">, not yet interviewed), a CDS Committee (faculty, final decision authority on operational/equipment changes), a CDS Student Council (drafts proposals, first review before they reach the Committee), and one per-mess admin per dining hall (also a CDS member, coordinating caterers/students/faculty for that specific mess). Feedback is triaged by intensity at entry:</w:t>
+      </w:r>
+      <w:r>
+        <w:t xml:space="preserve"> </w:t>
+      </w:r>
+      <w:r>
+        <w:rPr>
+          <w:b/>
+          <w:bCs/>
+        </w:rPr>
+        <w:t xml:space="preserve">low-intensity</w:t>
+      </w:r>
+      <w:r>
+        <w:t xml:space="preserve"> </w:t>
+      </w:r>
+      <w:r>
+        <w:t xml:space="preserve">feedback is handled directly by the</w:t>
+      </w:r>
+      <w:r>
+        <w:t xml:space="preserve"> </w:t>
+      </w:r>
+      <w:r>
+        <w:rPr>
+          <w:b/>
+          <w:bCs/>
+        </w:rPr>
+        <w:t xml:space="preserve">CFS Head</w:t>
+      </w:r>
+      <w:r>
+        <w:t xml:space="preserve">, no committee involvement;</w:t>
+      </w:r>
+      <w:r>
+        <w:t xml:space="preserve"> </w:t>
+      </w:r>
+      <w:r>
+        <w:rPr>
+          <w:b/>
+          <w:bCs/>
+        </w:rPr>
+        <w:t xml:space="preserve">high-intensity</w:t>
+      </w:r>
+      <w:r>
+        <w:t xml:space="preserve"> </w:t>
+      </w:r>
+      <w:r>
+        <w:t xml:space="preserve">feedback escalates through the CDS Student Council to the CDS Committee.</w:t>
       </w:r>
     </w:p>
     <w:p>
@@ -447,20 +2011,230 @@
       <w:r>
         <w:drawing>
           <wp:inline>
-            <wp:extent cx="5334000" cy="3733800"/>
+            <wp:extent cx="5334000" cy="3600450"/>
             <wp:effectExtent b="0" l="0" r="0" t="0"/>
-            <wp:docPr descr="Power and Information Flow Network" title="" id="23" name="Picture"/>
+            <wp:docPr descr="CDS/CFS Governance and Escalation" title="" id="26" name="Picture"/>
             <a:graphic>
               <a:graphicData uri="http://schemas.openxmlformats.org/drawingml/2006/picture">
                 <pic:pic>
                   <pic:nvPicPr>
-                    <pic:cNvPr descr="assets/diagram9-power-flow-network.png" id="24" name="Picture"/>
+                    <pic:cNvPr descr="assets/diagram12-governance-escalation.png" id="27" name="Picture"/>
                     <pic:cNvPicPr>
                       <a:picLocks noChangeArrowheads="1" noChangeAspect="1"/>
                     </pic:cNvPicPr>
                   </pic:nvPicPr>
                   <pic:blipFill>
-                    <a:blip r:embed="rId22"/>
+                    <a:blip r:embed="rId25"/>
+                    <a:stretch>
+                      <a:fillRect/>
+                    </a:stretch>
+                  </pic:blipFill>
+                  <pic:spPr bwMode="auto">
+                    <a:xfrm>
+                      <a:off x="0" y="0"/>
+                      <a:ext cx="5334000" cy="3600450"/>
+                    </a:xfrm>
+                    <a:prstGeom prst="rect">
+                      <a:avLst/>
+                    </a:prstGeom>
+                    <a:noFill/>
+                    <a:ln w="9525">
+                      <a:noFill/>
+                      <a:headEnd/>
+                      <a:tailEnd/>
+                    </a:ln>
+                  </pic:spPr>
+                </pic:pic>
+              </a:graphicData>
+            </a:graphic>
+          </wp:inline>
+        </w:drawing>
+      </w:r>
+    </w:p>
+    <w:p>
+      <w:pPr>
+        <w:pStyle w:val="ImageCaption"/>
+      </w:pPr>
+      <w:r>
+        <w:t xml:space="preserve">CDS/CFS Governance and Escalation</w:t>
+      </w:r>
+    </w:p>
+    <w:p>
+      <w:pPr>
+        <w:pStyle w:val="BodyText"/>
+      </w:pPr>
+      <w:r>
+        <w:rPr>
+          <w:b/>
+          <w:bCs/>
+        </w:rPr>
+        <w:t xml:space="preserve">This diagram deliberately does not merge the two vocabularies.</w:t>
+      </w:r>
+      <w:r>
+        <w:t xml:space="preserve"> </w:t>
+      </w:r>
+      <w:r>
+        <w:t xml:space="preserve">Whether</w:t>
+      </w:r>
+      <w:r>
+        <w:t xml:space="preserve"> </w:t>
+      </w:r>
+      <w:r>
+        <w:t xml:space="preserve">“CDS Committee”</w:t>
+      </w:r>
+      <w:r>
+        <w:t xml:space="preserve"> </w:t>
+      </w:r>
+      <w:r>
+        <w:t xml:space="preserve">is the same body Phase 1 called</w:t>
+      </w:r>
+      <w:r>
+        <w:t xml:space="preserve"> </w:t>
+      </w:r>
+      <w:r>
+        <w:t xml:space="preserve">“Mess Committee,”</w:t>
+      </w:r>
+      <w:r>
+        <w:t xml:space="preserve"> </w:t>
+      </w:r>
+      <w:r>
+        <w:t xml:space="preserve">and whether</w:t>
+      </w:r>
+      <w:r>
+        <w:t xml:space="preserve"> </w:t>
+      </w:r>
+      <w:r>
+        <w:t xml:space="preserve">“CDS Student Council”</w:t>
+      </w:r>
+      <w:r>
+        <w:t xml:space="preserve"> </w:t>
+      </w:r>
+      <w:r>
+        <w:t xml:space="preserve">is the same body as (or a mess-facing subgroup of) the</w:t>
+      </w:r>
+      <w:r>
+        <w:t xml:space="preserve"> </w:t>
+      </w:r>
+      <w:r>
+        <w:t xml:space="preserve">“Student Parliament”</w:t>
+      </w:r>
+      <w:r>
+        <w:t xml:space="preserve"> </w:t>
+      </w:r>
+      <w:r>
+        <w:t xml:space="preserve">already named in the Power-Interest/Leverage Map, is an open question — flagged visually (dashed grey,</w:t>
+      </w:r>
+      <w:r>
+        <w:t xml:space="preserve"> </w:t>
+      </w:r>
+      <w:r>
+        <w:t xml:space="preserve">“unconfirmed”</w:t>
+      </w:r>
+      <w:r>
+        <w:t xml:space="preserve">) rather than assumed either way. Getting this wrong in either direction would misrepresent this project’s own power analysis: either double-counting one governance body as two, or missing that two</w:t>
+      </w:r>
+      <w:r>
+        <w:t xml:space="preserve"> </w:t>
+      </w:r>
+      <w:r>
+        <w:rPr>
+          <w:i/>
+          <w:iCs/>
+        </w:rPr>
+        <w:t xml:space="preserve">different</w:t>
+      </w:r>
+      <w:r>
+        <w:t xml:space="preserve"> </w:t>
+      </w:r>
+      <w:r>
+        <w:t xml:space="preserve">bodies both claim a stake in the same decisions.</w:t>
+      </w:r>
+    </w:p>
+    <w:p>
+      <w:pPr>
+        <w:pStyle w:val="BodyText"/>
+      </w:pPr>
+      <w:r>
+        <w:rPr>
+          <w:b/>
+          <w:bCs/>
+        </w:rPr>
+        <w:t xml:space="preserve">Confirmed, already-exercised precedent:</w:t>
+      </w:r>
+      <w:r>
+        <w:t xml:space="preserve"> </w:t>
+      </w:r>
+      <w:r>
+        <w:t xml:space="preserve">this escalation pathway is not theoretical — it has already produced a real policy change. A standing complaint (a single fixed menu for the entire semester) went through CDS Student Council → CDS Committee and came out the other side as a</w:t>
+      </w:r>
+      <w:r>
+        <w:t xml:space="preserve"> </w:t>
+      </w:r>
+      <w:r>
+        <w:rPr>
+          <w:b/>
+          <w:bCs/>
+        </w:rPr>
+        <w:t xml:space="preserve">biweekly menu rotation</w:t>
+      </w:r>
+      <w:r>
+        <w:t xml:space="preserve"> </w:t>
+      </w:r>
+      <w:r>
+        <w:t xml:space="preserve">(weeks 1&amp;3 share a menu, weeks 2&amp;4 share another; the menu also now changes monthly and seasonally). This is the first fully confirmed, closed feedback loop in the whole project — see loop B3 below — and it directly complicates the otherwise-consistent</w:t>
+      </w:r>
+      <w:r>
+        <w:t xml:space="preserve"> </w:t>
+      </w:r>
+      <w:r>
+        <w:t xml:space="preserve">“feedback goes in, nothing confirmed comes out”</w:t>
+      </w:r>
+      <w:r>
+        <w:t xml:space="preserve"> </w:t>
+      </w:r>
+      <w:r>
+        <w:t xml:space="preserve">finding from Phase 1: for at least this one governance pathway, on at least this one occasion, something did come out.</w:t>
+      </w:r>
+    </w:p>
+    <w:p>
+      <w:pPr>
+        <w:pStyle w:val="BodyText"/>
+      </w:pPr>
+      <w:r>
+        <w:rPr>
+          <w:b/>
+          <w:bCs/>
+        </w:rPr>
+        <w:t xml:space="preserve">Informal structure:</w:t>
+      </w:r>
+      <w:r>
+        <w:t xml:space="preserve"> </w:t>
+      </w:r>
+      <w:r>
+        <w:t xml:space="preserve">the Mess Cell WhatsApp resale market, which recovers value from an unused registration that the formal Skip Meal tool does not; Ping, the student publication, which creates public visibility for mess issues without any confirmed authority to act on them; at least one unofficial registration-management tool operating outside the official portal.</w:t>
+      </w:r>
+    </w:p>
+    <w:p>
+      <w:pPr>
+        <w:pStyle w:val="CaptionedFigure"/>
+      </w:pPr>
+      <w:r>
+        <w:drawing>
+          <wp:inline>
+            <wp:extent cx="5334000" cy="3733800"/>
+            <wp:effectExtent b="0" l="0" r="0" t="0"/>
+            <wp:docPr descr="Power and Information Flow Network" title="" id="29" name="Picture"/>
+            <a:graphic>
+              <a:graphicData uri="http://schemas.openxmlformats.org/drawingml/2006/picture">
+                <pic:pic>
+                  <pic:nvPicPr>
+                    <pic:cNvPr descr="assets/diagram9-power-flow-network.png" id="30" name="Picture"/>
+                    <pic:cNvPicPr>
+                      <a:picLocks noChangeArrowheads="1" noChangeAspect="1"/>
+                    </pic:cNvPicPr>
+                  </pic:nvPicPr>
+                  <pic:blipFill>
+                    <a:blip r:embed="rId28"/>
                     <a:stretch>
                       <a:fillRect/>
                     </a:stretch>
@@ -503,8 +2277,8 @@
         <w:t xml:space="preserve">The formal and informal structures do not meet cleanly at one point. Academic administration has no formal or informal relationship to any of the three governance actors — a confirmed absence, not a gap in this research. The Mess Cell market operates entirely outside the formal registration and billing system, transacted through the same access credential the formal system issues.</w:t>
       </w:r>
     </w:p>
-    <w:bookmarkEnd w:id="25"/>
-    <w:bookmarkStart w:id="38" w:name="X6a2ed8e5b73d63cb982c18305675666d1429ea1"/>
+    <w:bookmarkEnd w:id="31"/>
+    <w:bookmarkStart w:id="50" w:name="X6a2ed8e5b73d63cb982c18305675666d1429ea1"/>
     <w:p>
       <w:pPr>
         <w:pStyle w:val="Heading1"/>
@@ -546,7 +2320,7 @@
         </w:numPr>
       </w:pPr>
       <w:r>
-        <w:t xml:space="preserve">The 9:30 AM close. Item run-outs are confirmed by respondent accounts, concentrated in the period just before close.</w:t>
+        <w:t xml:space="preserve">The 9:30 AM close, now precisely mechanised: ~80% of students arrive around 9:20 AM, entry stops at 9:30 AM, refill continues to 10:00 AM. A ten-minute arrival spike against a hard entry cutoff is the exact shape of the crowding this project set out to explain.</w:t>
       </w:r>
     </w:p>
     <w:p>
@@ -558,7 +2332,29 @@
         </w:numPr>
       </w:pPr>
       <w:r>
-        <w:t xml:space="preserve">The complete absence of a formal channel between Academic administration and the three mess-governance actors. The one variable most likely to resolve the core schedule overlap sits with an actor no governance body can formally reach.</w:t>
+        <w:t xml:space="preserve">The complete absence of a formal channel between Academic administration and the CDS/CFS governance structure. The one variable most likely to resolve the core schedule overlap sits with an actor no governance body can formally reach.</w:t>
+      </w:r>
+    </w:p>
+    <w:p>
+      <w:pPr>
+        <w:pStyle w:val="Compact"/>
+        <w:numPr>
+          <w:ilvl w:val="0"/>
+          <w:numId w:val="1001"/>
+        </w:numPr>
+      </w:pPr>
+      <w:r>
+        <w:rPr>
+          <w:b/>
+          <w:bCs/>
+        </w:rPr>
+        <w:t xml:space="preserve">One person</w:t>
+      </w:r>
+      <w:r>
+        <w:t xml:space="preserve"> </w:t>
+      </w:r>
+      <w:r>
+        <w:t xml:space="preserve">manages Kadamba’s entire cold- and dry-storage inventory (FIFO/FEFO). No backup was named — a single point of failure sitting underneath every downstream turnout and freshness number in this document.</w:t>
       </w:r>
     </w:p>
     <w:p>
@@ -582,7 +2378,7 @@
         </w:numPr>
       </w:pPr>
       <w:r>
-        <w:t xml:space="preserve">Registering broadly (individually rational, given walk-in pricing and scarcity at popular messes) against system-level waste (the aggregate effect of that same behaviour).</w:t>
+        <w:t xml:space="preserve">Registering broadly (individually rational, given walk-in/Spot pricing and scarcity at popular messes) against system-level waste (the aggregate effect of that same behaviour).</w:t>
       </w:r>
     </w:p>
     <w:p>
@@ -599,6 +2395,28 @@
     </w:p>
     <w:p>
       <w:pPr>
+        <w:pStyle w:val="Compact"/>
+        <w:numPr>
+          <w:ilvl w:val="0"/>
+          <w:numId w:val="1002"/>
+        </w:numPr>
+      </w:pPr>
+      <w:r>
+        <w:rPr>
+          <w:b/>
+          <w:bCs/>
+        </w:rPr>
+        <w:t xml:space="preserve">Menu predictability against menu-driven no-shows</w:t>
+      </w:r>
+      <w:r>
+        <w:t xml:space="preserve"> </w:t>
+      </w:r>
+      <w:r>
+        <w:t xml:space="preserve">(new, 2026-09-13): the biweekly rotation fixed a real, named pain point (menu fatigue) but, by the interviewee’s own account, may let students decide in advance not to attend on a disliked-menu day — a fix whose second-order effect works partly against its own first-order goal. See loops B3/R3 below.</w:t>
+      </w:r>
+    </w:p>
+    <w:p>
+      <w:pPr>
         <w:pStyle w:val="FirstParagraph"/>
       </w:pPr>
       <w:r>
@@ -612,25 +2430,7 @@
         <w:t xml:space="preserve"> </w:t>
       </w:r>
       <w:r>
-        <w:t xml:space="preserve">three real channels — in-app rating, public email, and Ping coverage — carry student input into the system. None has a confirmed instance of producing a policy change. Inputs exist; a confirmed output does not.</w:t>
-      </w:r>
-    </w:p>
-    <w:p>
-      <w:pPr>
-        <w:pStyle w:val="BodyText"/>
-      </w:pPr>
-      <w:r>
-        <w:rPr>
-          <w:b/>
-          <w:bCs/>
-        </w:rPr>
-        <w:t xml:space="preserve">Feedback loops (causal loop diagrams):</w:t>
-      </w:r>
-      <w:r>
-        <w:t xml:space="preserve"> </w:t>
-      </w:r>
-      <w:r>
-        <w:t xml:space="preserve">the four loops below trace</w:t>
+        <w:t xml:space="preserve">three real channels — in-app rating, public email, and Ping coverage — carry student input into the system. Historically, this project found none of them with a confirmed instance of producing a policy change. That finding now needs a caveat, not a reversal: the biweekly menu rotation shows the</w:t>
       </w:r>
       <w:r>
         <w:t xml:space="preserve"> </w:t>
@@ -640,13 +2440,47 @@
           <w:i/>
           <w:iCs/>
         </w:rPr>
+        <w:t xml:space="preserve">escalation</w:t>
+      </w:r>
+      <w:r>
+        <w:t xml:space="preserve"> </w:t>
+      </w:r>
+      <w:r>
+        <w:t xml:space="preserve">pathway (Student Council → Committee) can and does produce output — but that pathway sits alongside, not inside, the three channels above, and this project has not confirmed any single instance where an in-app rating, an email, or a Ping story specifically was the trigger for that or any other change.</w:t>
+      </w:r>
+    </w:p>
+    <w:p>
+      <w:pPr>
+        <w:pStyle w:val="BodyText"/>
+      </w:pPr>
+      <w:r>
+        <w:rPr>
+          <w:b/>
+          <w:bCs/>
+        </w:rPr>
+        <w:t xml:space="preserve">Feedback loops (causal loop diagrams):</w:t>
+      </w:r>
+      <w:r>
+        <w:t xml:space="preserve"> </w:t>
+      </w:r>
+      <w:r>
+        <w:t xml:space="preserve">the six loops below trace</w:t>
+      </w:r>
+      <w:r>
+        <w:t xml:space="preserve"> </w:t>
+      </w:r>
+      <w:r>
+        <w:rPr>
+          <w:i/>
+          <w:iCs/>
+        </w:rPr>
         <w:t xml:space="preserve">why</w:t>
       </w:r>
       <w:r>
         <w:t xml:space="preserve"> </w:t>
       </w:r>
       <w:r>
-        <w:t xml:space="preserve">the system keeps producing the same outcomes, not just that it does. Each is drawn as a closed cycle with a polarity sign (+ = moves the same direction as its cause, − = moves the opposite direction) on every link — a loop is reinforcing (R) if it contains an even number of − links, balancing (B) if odd.</w:t>
+        <w:t xml:space="preserve">the system keeps producing the same outcomes, not just that it does. Each is drawn as a closed cycle with a polarity sign (+ = moves the same direction as its cause, − = moves the opposite direction) on every link — a loop is reinforcing (R) if it contains an even number of − links, balancing (B) if odd. Four (R1, B1, B2, R2) come from Phase 1/Task 6’s original student-side evidence; two (B3, R3) are new this pass, from the governance/menu-policy evidence below.</w:t>
       </w:r>
     </w:p>
     <w:p>
@@ -676,18 +2510,18 @@
           <wp:inline>
             <wp:extent cx="5334000" cy="4308230"/>
             <wp:effectExtent b="0" l="0" r="0" t="0"/>
-            <wp:docPr descr="R1 — Registration/Resale Reinforcing Loop" title="" id="27" name="Picture"/>
+            <wp:docPr descr="R1 — Registration/Resale Reinforcing Loop" title="" id="33" name="Picture"/>
             <a:graphic>
               <a:graphicData uri="http://schemas.openxmlformats.org/drawingml/2006/picture">
                 <pic:pic>
                   <pic:nvPicPr>
-                    <pic:cNvPr descr="assets/diagram4-cld-r1-resale.png" id="28" name="Picture"/>
+                    <pic:cNvPr descr="assets/diagram4-cld-r1-resale.png" id="34" name="Picture"/>
                     <pic:cNvPicPr>
                       <a:picLocks noChangeArrowheads="1" noChangeAspect="1"/>
                     </pic:cNvPicPr>
                   </pic:nvPicPr>
                   <pic:blipFill>
-                    <a:blip r:embed="rId26"/>
+                    <a:blip r:embed="rId32"/>
                     <a:stretch>
                       <a:fillRect/>
                     </a:stretch>
@@ -783,18 +2617,18 @@
           <wp:inline>
             <wp:extent cx="5334000" cy="4406347"/>
             <wp:effectExtent b="0" l="0" r="0" t="0"/>
-            <wp:docPr descr="B1 — Skip Meal Balancing Loop" title="" id="30" name="Picture"/>
+            <wp:docPr descr="B1 — Skip Meal Balancing Loop" title="" id="36" name="Picture"/>
             <a:graphic>
               <a:graphicData uri="http://schemas.openxmlformats.org/drawingml/2006/picture">
                 <pic:pic>
                   <pic:nvPicPr>
-                    <pic:cNvPr descr="assets/diagram5-cld-b1-skipmeal.png" id="31" name="Picture"/>
+                    <pic:cNvPr descr="assets/diagram5-cld-b1-skipmeal.png" id="37" name="Picture"/>
                     <pic:cNvPicPr>
                       <a:picLocks noChangeArrowheads="1" noChangeAspect="1"/>
                     </pic:cNvPicPr>
                   </pic:nvPicPr>
                   <pic:blipFill>
-                    <a:blip r:embed="rId29"/>
+                    <a:blip r:embed="rId35"/>
                     <a:stretch>
                       <a:fillRect/>
                     </a:stretch>
@@ -858,18 +2692,18 @@
           <wp:inline>
             <wp:extent cx="5334000" cy="4638260"/>
             <wp:effectExtent b="0" l="0" r="0" t="0"/>
-            <wp:docPr descr="B2 — Capacity Redistribution Loop" title="" id="33" name="Picture"/>
+            <wp:docPr descr="B2 — Capacity Redistribution Loop" title="" id="39" name="Picture"/>
             <a:graphic>
               <a:graphicData uri="http://schemas.openxmlformats.org/drawingml/2006/picture">
                 <pic:pic>
                   <pic:nvPicPr>
-                    <pic:cNvPr descr="assets/diagram6-cld-b2-redistribution.png" id="34" name="Picture"/>
+                    <pic:cNvPr descr="assets/diagram6-cld-b2-redistribution.png" id="40" name="Picture"/>
                     <pic:cNvPicPr>
                       <a:picLocks noChangeArrowheads="1" noChangeAspect="1"/>
                     </pic:cNvPicPr>
                   </pic:nvPicPr>
                   <pic:blipFill>
-                    <a:blip r:embed="rId32"/>
+                    <a:blip r:embed="rId38"/>
                     <a:stretch>
                       <a:fillRect/>
                     </a:stretch>
@@ -983,18 +2817,18 @@
           <wp:inline>
             <wp:extent cx="5334000" cy="4381500"/>
             <wp:effectExtent b="0" l="0" r="0" t="0"/>
-            <wp:docPr descr="R2 — Candidate Skip/Crash/Compensate Loop" title="" id="36" name="Picture"/>
+            <wp:docPr descr="R2 — Candidate Skip/Crash/Compensate Loop" title="" id="42" name="Picture"/>
             <a:graphic>
               <a:graphicData uri="http://schemas.openxmlformats.org/drawingml/2006/picture">
                 <pic:pic>
                   <pic:nvPicPr>
-                    <pic:cNvPr descr="assets/diagram7-cld-candidate-skip-crash.png" id="37" name="Picture"/>
+                    <pic:cNvPr descr="assets/diagram7-cld-candidate-skip-crash.png" id="43" name="Picture"/>
                     <pic:cNvPicPr>
                       <a:picLocks noChangeArrowheads="1" noChangeAspect="1"/>
                     </pic:cNvPicPr>
                   </pic:nvPicPr>
                   <pic:blipFill>
-                    <a:blip r:embed="rId35"/>
+                    <a:blip r:embed="rId41"/>
                     <a:stretch>
                       <a:fillRect/>
                     </a:stretch>
@@ -1053,8 +2887,198 @@
         <w:t xml:space="preserve">skipping. This loop is kept in the map because it is the paradox’s own original framing and a plausible mechanism, not because it is evidenced; see Outstanding Data Collection.</w:t>
       </w:r>
     </w:p>
-    <w:bookmarkEnd w:id="38"/>
-    <w:bookmarkStart w:id="39" w:name="key-findings"/>
+    <w:p>
+      <w:pPr>
+        <w:pStyle w:val="BodyText"/>
+      </w:pPr>
+      <w:r>
+        <w:rPr>
+          <w:b/>
+          <w:bCs/>
+        </w:rPr>
+        <w:t xml:space="preserve">B3 — the menu-rotation governance response (balancing, CONFIRMED — the first loop in this project that is not a candidate and does not break).</w:t>
+      </w:r>
+      <w:r>
+        <w:t xml:space="preserve"> </w:t>
+      </w:r>
+      <w:r>
+        <w:t xml:space="preserve">Every other loop above is either a candidate or breaks at one link. This one is neither: it is a real, closed mechanism that has already fired once.</w:t>
+      </w:r>
+    </w:p>
+    <w:p>
+      <w:pPr>
+        <w:pStyle w:val="CaptionedFigure"/>
+      </w:pPr>
+      <w:r>
+        <w:drawing>
+          <wp:inline>
+            <wp:extent cx="5334000" cy="4308230"/>
+            <wp:effectExtent b="0" l="0" r="0" t="0"/>
+            <wp:docPr descr="B3 — Menu Rotation Governance Loop" title="" id="45" name="Picture"/>
+            <a:graphic>
+              <a:graphicData uri="http://schemas.openxmlformats.org/drawingml/2006/picture">
+                <pic:pic>
+                  <pic:nvPicPr>
+                    <pic:cNvPr descr="assets/diagram10-cld-b3-menu-rotation.png" id="46" name="Picture"/>
+                    <pic:cNvPicPr>
+                      <a:picLocks noChangeArrowheads="1" noChangeAspect="1"/>
+                    </pic:cNvPicPr>
+                  </pic:nvPicPr>
+                  <pic:blipFill>
+                    <a:blip r:embed="rId44"/>
+                    <a:stretch>
+                      <a:fillRect/>
+                    </a:stretch>
+                  </pic:blipFill>
+                  <pic:spPr bwMode="auto">
+                    <a:xfrm>
+                      <a:off x="0" y="0"/>
+                      <a:ext cx="5334000" cy="4308230"/>
+                    </a:xfrm>
+                    <a:prstGeom prst="rect">
+                      <a:avLst/>
+                    </a:prstGeom>
+                    <a:noFill/>
+                    <a:ln w="9525">
+                      <a:noFill/>
+                      <a:headEnd/>
+                      <a:tailEnd/>
+                    </a:ln>
+                  </pic:spPr>
+                </pic:pic>
+              </a:graphicData>
+            </a:graphic>
+          </wp:inline>
+        </w:drawing>
+      </w:r>
+    </w:p>
+    <w:p>
+      <w:pPr>
+        <w:pStyle w:val="ImageCaption"/>
+      </w:pPr>
+      <w:r>
+        <w:t xml:space="preserve">B3 — Menu Rotation Governance Loop</w:t>
+      </w:r>
+    </w:p>
+    <w:p>
+      <w:pPr>
+        <w:pStyle w:val="BodyText"/>
+      </w:pPr>
+      <w:r>
+        <w:t xml:space="preserve">Menu fatigue (a fixed semester-long menu) raised feedback intensity; intensity crossed the threshold for escalation via the CDS Student Council; the CDS Committee approved a biweekly rotation; menu variety increased; variety reduces fatigue, closing the loop. Every link is confirmed directly by the CFS Chair interview, not inferred. This is the strongest evidence in the whole project that the governance structure</w:t>
+      </w:r>
+      <w:r>
+        <w:t xml:space="preserve"> </w:t>
+      </w:r>
+      <w:r>
+        <w:rPr>
+          <w:i/>
+          <w:iCs/>
+        </w:rPr>
+        <w:t xml:space="preserve">can</w:t>
+      </w:r>
+      <w:r>
+        <w:t xml:space="preserve"> </w:t>
+      </w:r>
+      <w:r>
+        <w:t xml:space="preserve">respond to a named pain point — a materially different finding from Phase 1’s</w:t>
+      </w:r>
+      <w:r>
+        <w:t xml:space="preserve"> </w:t>
+      </w:r>
+      <w:r>
+        <w:t xml:space="preserve">“three channels exist, none with a confirmed record of producing a policy change,”</w:t>
+      </w:r>
+      <w:r>
+        <w:t xml:space="preserve"> </w:t>
+      </w:r>
+      <w:r>
+        <w:t xml:space="preserve">which was true of the in-app rating/email/Ping channels specifically, not of this escalation pathway.</w:t>
+      </w:r>
+    </w:p>
+    <w:p>
+      <w:pPr>
+        <w:pStyle w:val="BodyText"/>
+      </w:pPr>
+      <w:r>
+        <w:rPr>
+          <w:b/>
+          <w:bCs/>
+        </w:rPr>
+        <w:t xml:space="preserve">R3 — the same fix’s self-identified second-order risk (candidate, reinforcing — only the first link confirmed).</w:t>
+      </w:r>
+      <w:r>
+        <w:t xml:space="preserve"> </w:t>
+      </w:r>
+      <w:r>
+        <w:t xml:space="preserve">The interviewee raised this risk unprompted, which is why it is included even though it is not yet measured.</w:t>
+      </w:r>
+    </w:p>
+    <w:p>
+      <w:pPr>
+        <w:pStyle w:val="CaptionedFigure"/>
+      </w:pPr>
+      <w:r>
+        <w:drawing>
+          <wp:inline>
+            <wp:extent cx="5334000" cy="4406347"/>
+            <wp:effectExtent b="0" l="0" r="0" t="0"/>
+            <wp:docPr descr="R3 — Menu Transparency Backfire Loop" title="" id="48" name="Picture"/>
+            <a:graphic>
+              <a:graphicData uri="http://schemas.openxmlformats.org/drawingml/2006/picture">
+                <pic:pic>
+                  <pic:nvPicPr>
+                    <pic:cNvPr descr="assets/diagram11-cld-r3-menu-backfire.png" id="49" name="Picture"/>
+                    <pic:cNvPicPr>
+                      <a:picLocks noChangeArrowheads="1" noChangeAspect="1"/>
+                    </pic:cNvPicPr>
+                  </pic:nvPicPr>
+                  <pic:blipFill>
+                    <a:blip r:embed="rId47"/>
+                    <a:stretch>
+                      <a:fillRect/>
+                    </a:stretch>
+                  </pic:blipFill>
+                  <pic:spPr bwMode="auto">
+                    <a:xfrm>
+                      <a:off x="0" y="0"/>
+                      <a:ext cx="5334000" cy="4406347"/>
+                    </a:xfrm>
+                    <a:prstGeom prst="rect">
+                      <a:avLst/>
+                    </a:prstGeom>
+                    <a:noFill/>
+                    <a:ln w="9525">
+                      <a:noFill/>
+                      <a:headEnd/>
+                      <a:tailEnd/>
+                    </a:ln>
+                  </pic:spPr>
+                </pic:pic>
+              </a:graphicData>
+            </a:graphic>
+          </wp:inline>
+        </w:drawing>
+      </w:r>
+    </w:p>
+    <w:p>
+      <w:pPr>
+        <w:pStyle w:val="ImageCaption"/>
+      </w:pPr>
+      <w:r>
+        <w:t xml:space="preserve">R3 — Menu Transparency Backfire Loop</w:t>
+      </w:r>
+    </w:p>
+    <w:p>
+      <w:pPr>
+        <w:pStyle w:val="BodyText"/>
+      </w:pPr>
+      <w:r>
+        <w:t xml:space="preserve">Menu rotation makes next week’s menu predictable (confirmed — it is the direct, intended consequence of B3). Whether that predictability then leads students to check the posted menu before deciding, selectively skip on disliked-menu days, and turn that into a standing decision habit is not yet confirmed by any interview — it is the natural next question raised by the fix itself, not evidenced independently. If real, it would offset some of B3’s intended attendance gain without undoing the fatigue reduction that motivated it in the first place — two effects of the same policy pulling in different directions, which is a more accurate systems picture than treating the rotation as a simple, fully-resolved win.</w:t>
+      </w:r>
+    </w:p>
+    <w:bookmarkEnd w:id="50"/>
+    <w:bookmarkStart w:id="51" w:name="key-findings"/>
     <w:p>
       <w:pPr>
         <w:pStyle w:val="Heading1"/>
@@ -1072,7 +3096,23 @@
         </w:numPr>
       </w:pPr>
       <w:r>
-        <w:t xml:space="preserve">The system’s process flow and its governance structure are only loosely coupled: the Mess Office controls billing and ordering, but the actor with the single most relevant lever over the core problem — Academic administration, over class timing — sits entirely outside that structure.</w:t>
+        <w:t xml:space="preserve">The system’s process flow and its governance structure are only loosely coupled: CDS controls billing and ordering, but the actor with the single most relevant lever over the core problem — Academic administration, over class timing — sits entirely outside that structure, and the escalation pathway that</w:t>
+      </w:r>
+      <w:r>
+        <w:t xml:space="preserve"> </w:t>
+      </w:r>
+      <w:r>
+        <w:rPr>
+          <w:i/>
+          <w:iCs/>
+        </w:rPr>
+        <w:t xml:space="preserve">does</w:t>
+      </w:r>
+      <w:r>
+        <w:t xml:space="preserve"> </w:t>
+      </w:r>
+      <w:r>
+        <w:t xml:space="preserve">work (feedback → CDS Student Council → CDS Committee) has never been used to raise the schedule-overlap question at all — only menu fatigue.</w:t>
       </w:r>
     </w:p>
     <w:p>
@@ -1108,7 +3148,23 @@
         </w:numPr>
       </w:pPr>
       <w:r>
-        <w:t xml:space="preserve">Only one of this system’s four traced loops actually closes as designed: R1 (registration/resale) is a genuinely reinforcing loop and it is the one nobody designed on purpose. Both designed balancing mechanisms (B1’s Skip Meal, B2’s redistribution) are structurally sound on paper but break at the exact link that would require a student to act against their own short-term interest — using a no-refund tool, or registering somewhere less convenient. A rule that depends on that kind of self-sacrifice to close its own loop should be expected not to close it.</w:t>
+        <w:t xml:space="preserve">Of six traced loops, exactly two now close as designed — and they point in opposite directions about how responsive this system actually is. R1 (registration/resale) is a reinforcing loop nobody designed on purpose. B3 (menu rotation) is a balancing loop the governance structure designed and exercised on purpose, and it worked. The other three designed mechanisms (B1’s Skip Meal, B2’s redistribution) break at the exact link that would require a student to act against their own short-term interest; B3 didn’t need a student to act against their interest at all — it required the</w:t>
+      </w:r>
+      <w:r>
+        <w:t xml:space="preserve"> </w:t>
+      </w:r>
+      <w:r>
+        <w:rPr>
+          <w:i/>
+          <w:iCs/>
+        </w:rPr>
+        <w:t xml:space="preserve">institution</w:t>
+      </w:r>
+      <w:r>
+        <w:t xml:space="preserve"> </w:t>
+      </w:r>
+      <w:r>
+        <w:t xml:space="preserve">to act, once, through a pathway that turned out to function. That is the more precise, less pessimistic finding this new data supports: the system isn’t uniformly unresponsive, it is unresponsive specifically at the mechanisms that ask individual students to absorb a cost, and responsive at the one mechanism that asked the institution to.</w:t>
       </w:r>
     </w:p>
     <w:p>
@@ -1120,7 +3176,39 @@
         </w:numPr>
       </w:pPr>
       <w:r>
-        <w:t xml:space="preserve">Every technology component identified in this system (portal, QR credential, rating, Skip Meal, cancellation) is student-facing; none gives the Mess Office or vendors real-time visibility into anything happening at the student’s decision point. The system is only instrumented on one side of the transaction it is trying to balance.</w:t>
+        <w:t xml:space="preserve">Every</w:t>
+      </w:r>
+      <w:r>
+        <w:t xml:space="preserve"> </w:t>
+      </w:r>
+      <w:r>
+        <w:rPr>
+          <w:i/>
+          <w:iCs/>
+        </w:rPr>
+        <w:t xml:space="preserve">technology</w:t>
+      </w:r>
+      <w:r>
+        <w:t xml:space="preserve"> </w:t>
+      </w:r>
+      <w:r>
+        <w:t xml:space="preserve">component identified in this system (portal, QR credential, rating, Skip Meal, cancellation) is student-facing; none gives CDS or vendors real-time digital visibility into anything happening at the student’s decision point. But the kitchen side is not instrumentation-free — it runs on a real, if fully manual and single-person-dependent, inventory and stock-assessment process. The gap is</w:t>
+      </w:r>
+      <w:r>
+        <w:t xml:space="preserve"> </w:t>
+      </w:r>
+      <w:r>
+        <w:rPr>
+          <w:i/>
+          <w:iCs/>
+        </w:rPr>
+        <w:t xml:space="preserve">digital</w:t>
+      </w:r>
+      <w:r>
+        <w:t xml:space="preserve"> </w:t>
+      </w:r>
+      <w:r>
+        <w:t xml:space="preserve">real-time visibility, not visibility altogether.</w:t>
       </w:r>
     </w:p>
     <w:p>
@@ -1132,11 +3220,47 @@
         </w:numPr>
       </w:pPr>
       <w:r>
-        <w:t xml:space="preserve">The service blueprint makes the same finding as #5 visible on a timeline instead of a category map: the line of visibility is crossed only twice a month, and every morning’s actual go/skip decision happens in a lane the backstage side never sees until billing, which by then can no longer be changed.</w:t>
-      </w:r>
-    </w:p>
-    <w:bookmarkEnd w:id="39"/>
-    <w:bookmarkStart w:id="40" w:name="outstanding-data-collection"/>
+        <w:t xml:space="preserve">The service blueprint makes a related finding visible on a timeline instead of a category map: the line of visibility is crossed only twice a month, and every morning’s actual go/skip decision happens in a lane the backstage side never sees until billing, which by then can no longer be changed.</w:t>
+      </w:r>
+    </w:p>
+    <w:p>
+      <w:pPr>
+        <w:pStyle w:val="Compact"/>
+        <w:numPr>
+          <w:ilvl w:val="0"/>
+          <w:numId w:val="1003"/>
+        </w:numPr>
+      </w:pPr>
+      <w:r>
+        <w:t xml:space="preserve">The kitchen is not one system but at least four interacting ones — supply chain, equipment, inventory, waste/food-safety — each with its own actors and its own failure mode. The most consequential of those failure modes (one person, no backup, running FIFO/FEFO across all cold and dry storage) has nothing to do with students, registration, or billing at all; it is a pure operations risk sitting underneath every number in this document about freshness or turnout.</w:t>
+      </w:r>
+    </w:p>
+    <w:p>
+      <w:pPr>
+        <w:pStyle w:val="Compact"/>
+        <w:numPr>
+          <w:ilvl w:val="0"/>
+          <w:numId w:val="1003"/>
+        </w:numPr>
+      </w:pPr>
+      <w:r>
+        <w:t xml:space="preserve">Bakul and Palash’s off-site-kitchen arrangement, previously an open, half-guessed hypothesis, is confirmed — and is explicitly temporary (until the Felicity Kitchen &amp; Dining Facility opens, ~December 2026). Any finding in this project about Bakul/Palash’s kitchen structure has a known expiry date; this map should be re-checked against reality once that facility opens.</w:t>
+      </w:r>
+    </w:p>
+    <w:p>
+      <w:pPr>
+        <w:pStyle w:val="Compact"/>
+        <w:numPr>
+          <w:ilvl w:val="0"/>
+          <w:numId w:val="1003"/>
+        </w:numPr>
+      </w:pPr>
+      <w:r>
+        <w:t xml:space="preserve">The three-tier pricing structure (Student &lt; Card &lt; Spot) is a real, quantified financial incentive for accurate registration — but it is layered on top of, not a fix for, the breakfast-specific 35-40% turnout gap. The incentive exists and the gap persists simultaneously; this project has not found evidence the price gap is large enough, at breakfast specifically, to change the underlying late-night-driven skip decision — R2’s one confirmed link (late nights drive skipping) is about sleep, not price.</w:t>
+      </w:r>
+    </w:p>
+    <w:bookmarkEnd w:id="51"/>
+    <w:bookmarkStart w:id="52" w:name="outstanding-data-collection"/>
     <w:p>
       <w:pPr>
         <w:pStyle w:val="Heading1"/>
@@ -1150,20 +3274,43 @@
         <w:pStyle w:val="FirstParagraph"/>
       </w:pPr>
       <w:r>
-        <w:t xml:space="preserve">The kitchen and vendor half of this map is drawn from the confirmed four-day lead-time constraint and vendor role only; the internal detail of how a preparation quantity is actually decided, and how (if at all) waste or shortfall data reaches a decision-maker, requires a mess-committee or mess-vendor interview. That interview round is pending institutional approval and</w:t>
-      </w:r>
-      <w:r>
-        <w:t xml:space="preserve"> </w:t>
-      </w:r>
-      <w:r>
-        <w:rPr>
-          <w:b/>
-          <w:bCs/>
-        </w:rPr>
-        <w:t xml:space="preserve">will be collected and submitted later</w:t>
-      </w:r>
-      <w:r>
-        <w:t xml:space="preserve">, consistent with the same outstanding item already logged against Tasks 3-5.</w:t>
+        <w:rPr>
+          <w:b/>
+          <w:bCs/>
+        </w:rPr>
+        <w:t xml:space="preserve">Narrowed, not closed, by the 2026-09-13 CFS Chair interview:</w:t>
+      </w:r>
+      <w:r>
+        <w:t xml:space="preserve"> </w:t>
+      </w:r>
+      <w:r>
+        <w:t xml:space="preserve">how a preparation quantity is decided and whether waste/shortfall data reaches a decision-maker is now understood one level up (weekly, consumption-pattern-driven stock assessment; T-4 registration communicated to the vendor) — but this was the</w:t>
+      </w:r>
+      <w:r>
+        <w:t xml:space="preserve"> </w:t>
+      </w:r>
+      <w:r>
+        <w:rPr>
+          <w:b/>
+          <w:bCs/>
+        </w:rPr>
+        <w:t xml:space="preserve">CFS Chair</w:t>
+      </w:r>
+      <w:r>
+        <w:t xml:space="preserve">, one level above CDS. The</w:t>
+      </w:r>
+      <w:r>
+        <w:t xml:space="preserve"> </w:t>
+      </w:r>
+      <w:r>
+        <w:rPr>
+          <w:b/>
+          <w:bCs/>
+        </w:rPr>
+        <w:t xml:space="preserve">CDS Chair, Giri, has not been interviewed directly</w:t>
+      </w:r>
+      <w:r>
+        <w:t xml:space="preserve">, and a mess-committee/vendor-side interview at that level is still pending institutional approval. Specifically still unconfirmed: whether preparation quantity is truly calibrated to the low breakfast-specific attendance figure or to a peak-hour assumption (the original Task 7 candidate-loop question, now with much better surrounding context but not itself resolved).</w:t>
       </w:r>
     </w:p>
     <w:p>
@@ -1171,10 +3318,174 @@
         <w:pStyle w:val="BodyText"/>
       </w:pPr>
       <w:r>
-        <w:t xml:space="preserve">The R2 candidate loop (energy crash → compensatory purchase → sluggishness → more late nights) needs one direct, simple addition to the existing student interview guide: what a respondent actually does in the hours after skipping breakfast, and whether it changes their evening routine. This does not require a new interview round — it can be asked of the same six respondents, or added to any remaining Guide 1 interviews, whichever comes first.</w:t>
-      </w:r>
-    </w:p>
-    <w:bookmarkEnd w:id="40"/>
+        <w:rPr>
+          <w:b/>
+          <w:bCs/>
+        </w:rPr>
+        <w:t xml:space="preserve">New, from this pass, in priority order:</w:t>
+      </w:r>
+    </w:p>
+    <w:p>
+      <w:pPr>
+        <w:pStyle w:val="Compact"/>
+        <w:numPr>
+          <w:ilvl w:val="0"/>
+          <w:numId w:val="1004"/>
+        </w:numPr>
+      </w:pPr>
+      <w:r>
+        <w:t xml:space="preserve">Whether</w:t>
+      </w:r>
+      <w:r>
+        <w:t xml:space="preserve"> </w:t>
+      </w:r>
+      <w:r>
+        <w:t xml:space="preserve">“CDS”</w:t>
+      </w:r>
+      <w:r>
+        <w:t xml:space="preserve">/</w:t>
+      </w:r>
+      <w:r>
+        <w:t xml:space="preserve">“CDS Committee”</w:t>
+      </w:r>
+      <w:r>
+        <w:t xml:space="preserve">/</w:t>
+      </w:r>
+      <w:r>
+        <w:t xml:space="preserve">“CDS Student Council”</w:t>
+      </w:r>
+      <w:r>
+        <w:t xml:space="preserve"> </w:t>
+      </w:r>
+      <w:r>
+        <w:t xml:space="preserve">are the same bodies Phase 1 named</w:t>
+      </w:r>
+      <w:r>
+        <w:t xml:space="preserve"> </w:t>
+      </w:r>
+      <w:r>
+        <w:t xml:space="preserve">“Mess Office”</w:t>
+      </w:r>
+      <w:r>
+        <w:t xml:space="preserve">/</w:t>
+      </w:r>
+      <w:r>
+        <w:t xml:space="preserve">“Mess Committee”</w:t>
+      </w:r>
+      <w:r>
+        <w:t xml:space="preserve">/</w:t>
+      </w:r>
+      <w:r>
+        <w:t xml:space="preserve">“Student Parliament,”</w:t>
+      </w:r>
+      <w:r>
+        <w:t xml:space="preserve"> </w:t>
+      </w:r>
+      <w:r>
+        <w:t xml:space="preserve">or genuinely different or overlapping groups — plus a third, newly-noticed candidate overlap:</w:t>
+      </w:r>
+      <w:r>
+        <w:t xml:space="preserve"> </w:t>
+      </w:r>
+      <w:r>
+        <w:t xml:space="preserve">“Warden”</w:t>
+      </w:r>
+      <w:r>
+        <w:t xml:space="preserve"> </w:t>
+      </w:r>
+      <w:r>
+        <w:t xml:space="preserve">(Phase 1, vendor/structural remit) vs. CFS itself (Campus</w:t>
+      </w:r>
+      <w:r>
+        <w:t xml:space="preserve"> </w:t>
+      </w:r>
+      <w:r>
+        <w:rPr>
+          <w:i/>
+          <w:iCs/>
+        </w:rPr>
+        <w:t xml:space="preserve">Facilities</w:t>
+      </w:r>
+      <w:r>
+        <w:t xml:space="preserve"> </w:t>
+      </w:r>
+      <w:r>
+        <w:t xml:space="preserve">Services, which funds infrastructure directly). All three affect the Stakeholder Map and Power-Interest/Leverage Map, not just this document, and should be resolved before Phase 2 sign-off.</w:t>
+      </w:r>
+    </w:p>
+    <w:p>
+      <w:pPr>
+        <w:pStyle w:val="Compact"/>
+        <w:numPr>
+          <w:ilvl w:val="0"/>
+          <w:numId w:val="1004"/>
+        </w:numPr>
+      </w:pPr>
+      <w:r>
+        <w:t xml:space="preserve">Direct confirmation of Kadamba’s</w:t>
+      </w:r>
+      <w:r>
+        <w:t xml:space="preserve"> </w:t>
+      </w:r>
+      <w:r>
+        <w:t xml:space="preserve">“420 seats vs. 1,200 capacity”</w:t>
+      </w:r>
+      <w:r>
+        <w:t xml:space="preserve"> </w:t>
+      </w:r>
+      <w:r>
+        <w:t xml:space="preserve">figures with CFS/CDS or Giri, before both numbers are cited as consistent facts in the same deliverable.</w:t>
+      </w:r>
+    </w:p>
+    <w:p>
+      <w:pPr>
+        <w:pStyle w:val="Compact"/>
+        <w:numPr>
+          <w:ilvl w:val="0"/>
+          <w:numId w:val="1004"/>
+        </w:numPr>
+      </w:pPr>
+      <w:r>
+        <w:t xml:space="preserve">Whether the open-tender catering contract is fixed-price or cost-passthrough — determines whether the earlier LPG-price → menu-shrinkage hypothesis is still mechanically active under the outsourced model.</w:t>
+      </w:r>
+    </w:p>
+    <w:p>
+      <w:pPr>
+        <w:pStyle w:val="Compact"/>
+        <w:numPr>
+          <w:ilvl w:val="0"/>
+          <w:numId w:val="1004"/>
+        </w:numPr>
+      </w:pPr>
+      <w:r>
+        <w:t xml:space="preserve">A single added interview question for R3: what happens to a student’s attendance decision once they know the coming week’s menu — does knowing change whether they register or show up? Answerable with the existing six respondents; no new interview round needed.</w:t>
+      </w:r>
+    </w:p>
+    <w:p>
+      <w:pPr>
+        <w:pStyle w:val="Compact"/>
+        <w:numPr>
+          <w:ilvl w:val="0"/>
+          <w:numId w:val="1004"/>
+        </w:numPr>
+      </w:pPr>
+      <w:r>
+        <w:t xml:space="preserve">The R2 candidate loop (energy crash → compensatory purchase → sluggishness → more late nights) still needs the same single added question this document has asked for since the prior pass: what a respondent actually does in the hours after skipping breakfast.</w:t>
+      </w:r>
+    </w:p>
+    <w:p>
+      <w:pPr>
+        <w:pStyle w:val="Compact"/>
+        <w:numPr>
+          <w:ilvl w:val="0"/>
+          <w:numId w:val="1004"/>
+        </w:numPr>
+      </w:pPr>
+      <w:r>
+        <w:t xml:space="preserve">Direct observation of a live breakfast service window is still not done; the CFS Chair interview gives an aggregate mechanism and number (35-40% turnout, 9:20/9:30/10:00 timing) but not a real time-series — both are worth having.</w:t>
+      </w:r>
+    </w:p>
+    <w:bookmarkEnd w:id="52"/>
     <w:sectPr>
       <w:footnotePr>
         <w:numRestart w:val="eachSect"/>
@@ -1511,6 +3822,9 @@
     <w:lvlOverride w:ilvl="8">
       <w:startOverride w:val="1"/>
     </w:lvlOverride>
+  </w:num>
+  <w:num w:numId="1004">
+    <w:abstractNumId w:val="991"/>
   </w:num>
 </w:numbering>
 </file>

--- a/deliverables/phase-2/System Map.docx
+++ b/deliverables/phase-2/System Map.docx
@@ -467,7 +467,7 @@
         <w:t xml:space="preserve"> </w:t>
       </w:r>
       <w:r>
-        <w:t xml:space="preserve">the registration and billing platform (CDS Portal,</w:t>
+        <w:t xml:space="preserve">the registration and billing platform (CDS Portal — named as</w:t>
       </w:r>
       <w:r>
         <w:t xml:space="preserve"> </w:t>
@@ -479,7 +479,25 @@
         <w:t xml:space="preserve">dining.iiit.ac.in</w:t>
       </w:r>
       <w:r>
-        <w:t xml:space="preserve">, IIIT network/VPN only); the personal QR access credential (regenerable if compromised — the old code/Food Card is invalidated the moment a new one is issued); the Food Card system for non-student diners (cashless, QR-billed, issued at CFS in the Himalaya Administrative Block basement for a ₹100 fee, meals registered one day ahead for the discounted rate); four physically distinct dining halls and kitchens (table below); the four-day procurement lead time itself, a resource constraint shared equally by every actor rather than an asset any one of them controls; a fully-equipped on-site kitchen at Kadamba (roti line, a multi-item cooker that keeps veg/non-veg physically separated, a tilting curry/steaming machine, a knife sterilizer, vegetable/rice/lentil prep automation, cold and dry storage run by</w:t>
+        <w:t xml:space="preserve"> </w:t>
+      </w:r>
+      <w:r>
+        <w:t xml:space="preserve">on three of the four posters, but as</w:t>
+      </w:r>
+      <w:r>
+        <w:t xml:space="preserve"> </w:t>
+      </w:r>
+      <w:r>
+        <w:rPr>
+          <w:rStyle w:val="VerbatimChar"/>
+        </w:rPr>
+        <w:t xml:space="preserve">mess.iiit.ac.in</w:t>
+      </w:r>
+      <w:r>
+        <w:t xml:space="preserve"> </w:t>
+      </w:r>
+      <w:r>
+        <w:t xml:space="preserve">at the bottom of the Food Card User Guide poster specifically, a direct, physically-displayed inconsistency on CDS’s own signage at Kadamba, not a project data-entry error — see Outstanding Data Collection; IIIT network/VPN only); the personal QR access credential (regenerable if compromised — the old code/Food Card is invalidated the moment a new one is issued); the Food Card system for non-student diners (cashless, QR-billed, issued at CFS in the Himalaya Administrative Block basement for a ₹100 fee, meals registered one day ahead for the discounted rate); four physically distinct dining halls and kitchens (table below); the four-day procurement lead time itself, a resource constraint shared equally by every actor rather than an asset any one of them controls; a fully-equipped on-site kitchen at Kadamba (roti line, a multi-item cooker that keeps veg/non-veg physically separated, a tilting curry/steaming machine, a knife sterilizer, vegetable/rice/lentil prep automation, cold and dry storage run by</w:t>
       </w:r>
       <w:r>
         <w:t xml:space="preserve"> </w:t>
@@ -3458,6 +3476,48 @@
         </w:numPr>
       </w:pPr>
       <w:r>
+        <w:t xml:space="preserve">Which CDS Portal domain is actually live: the Food Card User Guide poster names</w:t>
+      </w:r>
+      <w:r>
+        <w:t xml:space="preserve"> </w:t>
+      </w:r>
+      <w:r>
+        <w:rPr>
+          <w:rStyle w:val="VerbatimChar"/>
+        </w:rPr>
+        <w:t xml:space="preserve">dining.iiit.ac.in</w:t>
+      </w:r>
+      <w:r>
+        <w:t xml:space="preserve"> </w:t>
+      </w:r>
+      <w:r>
+        <w:t xml:space="preserve">at its top and</w:t>
+      </w:r>
+      <w:r>
+        <w:t xml:space="preserve"> </w:t>
+      </w:r>
+      <w:r>
+        <w:rPr>
+          <w:rStyle w:val="VerbatimChar"/>
+        </w:rPr>
+        <w:t xml:space="preserve">mess.iiit.ac.in</w:t>
+      </w:r>
+      <w:r>
+        <w:t xml:space="preserve"> </w:t>
+      </w:r>
+      <w:r>
+        <w:t xml:space="preserve">at its bottom contact line — a direct, verified inconsistency on the poster itself (confirmed by re-reading the source photograph directly, 2026-09-13), not present on the main CDS overview poster, which is consistent throughout. A one-line question to CDS/CFS settles this.</w:t>
+      </w:r>
+    </w:p>
+    <w:p>
+      <w:pPr>
+        <w:pStyle w:val="Compact"/>
+        <w:numPr>
+          <w:ilvl w:val="0"/>
+          <w:numId w:val="1004"/>
+        </w:numPr>
+      </w:pPr>
+      <w:r>
         <w:t xml:space="preserve">A single added interview question for R3: what happens to a student’s attendance decision once they know the coming week’s menu — does knowing change whether they register or show up? Answerable with the existing six respondents; no new interview round needed.</w:t>
       </w:r>
     </w:p>

--- a/deliverables/phase-2/System Map.docx
+++ b/deliverables/phase-2/System Map.docx
@@ -18,6 +18,32 @@
         <w:t xml:space="preserve">IIIT Hyderabad Breakfast Mess System</w:t>
       </w:r>
     </w:p>
+    <w:sdt>
+      <w:sdtPr>
+        <w:docPartObj>
+          <w:docPartGallery w:val="Table of Contents"/>
+          <w:docPartUnique/>
+        </w:docPartObj>
+      </w:sdtPr>
+      <w:sdtContent>
+        <w:p>
+          <w:pPr>
+            <w:pStyle w:val="TOCHeading"/>
+          </w:pPr>
+          <w:r>
+            <w:t xml:space="preserve">Table of Contents</w:t>
+          </w:r>
+        </w:p>
+        <w:p>
+          <w:r>
+            <w:fldChar w:fldCharType="begin" w:dirty="true"/>
+            <w:instrText xml:space="preserve">TOC \o "1-2" \h \z \u</w:instrText>
+            <w:fldChar w:fldCharType="separate"/>
+            <w:fldChar w:fldCharType="end"/>
+          </w:r>
+        </w:p>
+      </w:sdtContent>
+    </w:sdt>
     <w:bookmarkStart w:id="9" w:name="overview"/>
     <w:p>
       <w:pPr>
@@ -40,23 +66,88 @@
         <w:pStyle w:val="BodyText"/>
       </w:pPr>
       <w:r>
-        <w:t xml:space="preserve">This map is built from facts confirmed in Tasks 1-5 plus one new primary source folded in directly: a Campus Facilities Services (CFS) Chair interview, a Kadamba kitchen equipment walkthrough, and four photographed CDS dining-service posters (all 2026-09-13). That source is the project’s first real governance- and kitchen-side account — until now, everything behind the student-facing portal was a confirmed four-day lead time and nothing else. It replaces several placeholder</w:t>
-      </w:r>
-      <w:r>
-        <w:t xml:space="preserve"> </w:t>
-      </w:r>
-      <w:r>
-        <w:t xml:space="preserve">“pending institutional interview”</w:t>
-      </w:r>
-      <w:r>
-        <w:t xml:space="preserve"> </w:t>
-      </w:r>
-      <w:r>
-        <w:t xml:space="preserve">statements with real structure, real numbers, and — for the first time in this project — one fully closed, already-exercised feedback loop, not just a candidate one. Every claim below is marked by its actual evidence status (confirmed / single-sourced / candidate); nothing from the new source is asserted more strongly than the source itself supports.</w:t>
+        <w:t xml:space="preserve">This map is built from facts confirmed in Tasks 1-5, a Campus Facilities Services (CFS) Chair interview, a Kadamba kitchen equipment walkthrough, four photographed CDS dining-service posters (all 2026-09-13), and — new in this pass — a much wider systems boundary: the agricultural/logistics supply chain feeding each kitchen, the fact that Kadamba, Yuktahar, and Bakul/Palash are three structurally different kitchen-and-supply systems rather than one, institutional financial constraints on vendor contracts, waste management and its (missing) link back to policy, the campus Canine Council as a real informal waste-absorption channel, the academic timetable as a boundary condition with its own defensible logic rather than an obstacle to remove, faculty and early-shift-staff demand as an unmapped consumption stream, and a genuinely new headline finding:</w:t>
+      </w:r>
+      <w:r>
+        <w:t xml:space="preserve"> </w:t>
+      </w:r>
+      <w:r>
+        <w:rPr>
+          <w:b/>
+          <w:bCs/>
+        </w:rPr>
+        <w:t xml:space="preserve">the institution has already built, and already run, a working fix for the registration-attendance gap — it just isn’t the standing default.</w:t>
+      </w:r>
+      <w:r>
+        <w:t xml:space="preserve"> </w:t>
+      </w:r>
+      <w:r>
+        <w:t xml:space="preserve">Every claim below carries its evidence status:</w:t>
+      </w:r>
+      <w:r>
+        <w:t xml:space="preserve"> </w:t>
+      </w:r>
+      <w:r>
+        <w:rPr>
+          <w:b/>
+          <w:bCs/>
+        </w:rPr>
+        <w:t xml:space="preserve">confirmed</w:t>
+      </w:r>
+      <w:r>
+        <w:t xml:space="preserve"> </w:t>
+      </w:r>
+      <w:r>
+        <w:t xml:space="preserve">(directly stated by a named source),</w:t>
+      </w:r>
+      <w:r>
+        <w:t xml:space="preserve"> </w:t>
+      </w:r>
+      <w:r>
+        <w:rPr>
+          <w:b/>
+          <w:bCs/>
+        </w:rPr>
+        <w:t xml:space="preserve">single-sourced</w:t>
+      </w:r>
+      <w:r>
+        <w:t xml:space="preserve">,</w:t>
+      </w:r>
+      <w:r>
+        <w:t xml:space="preserve"> </w:t>
+      </w:r>
+      <w:r>
+        <w:rPr>
+          <w:b/>
+          <w:bCs/>
+        </w:rPr>
+        <w:t xml:space="preserve">candidate</w:t>
+      </w:r>
+      <w:r>
+        <w:t xml:space="preserve"> </w:t>
+      </w:r>
+      <w:r>
+        <w:t xml:space="preserve">(a plausible, named mechanism not yet independently verified), or</w:t>
+      </w:r>
+      <w:r>
+        <w:t xml:space="preserve"> </w:t>
+      </w:r>
+      <w:r>
+        <w:rPr>
+          <w:b/>
+          <w:bCs/>
+        </w:rPr>
+        <w:t xml:space="preserve">assumed</w:t>
+      </w:r>
+      <w:r>
+        <w:t xml:space="preserve"> </w:t>
+      </w:r>
+      <w:r>
+        <w:t xml:space="preserve">(a systems-thinking inference the user explicitly authorized this session in place of requiring new interviews — used freely, but never presented as confirmed fact).</w:t>
       </w:r>
     </w:p>
     <w:bookmarkEnd w:id="9"/>
-    <w:bookmarkStart w:id="19" w:name="Xef6277acb0ea4ba490659b3fce74976361a34bc"/>
+    <w:bookmarkStart w:id="16" w:name="Xef6277acb0ea4ba490659b3fce74976361a34bc"/>
     <w:p>
       <w:pPr>
         <w:pStyle w:val="Heading1"/>
@@ -112,19 +203,7 @@
         <w:t xml:space="preserve"> </w:t>
       </w:r>
       <w:r>
-        <w:t xml:space="preserve">(Campus Dining Services — the operations department this project’s earlier</w:t>
-      </w:r>
-      <w:r>
-        <w:t xml:space="preserve"> </w:t>
-      </w:r>
-      <w:r>
-        <w:t xml:space="preserve">“Mess Office”</w:t>
-      </w:r>
-      <w:r>
-        <w:t xml:space="preserve"> </w:t>
-      </w:r>
-      <w:r>
-        <w:t xml:space="preserve">language was almost certainly approximating, though the exact correspondence is itself unconfirmed, see below) with its own internal structure: a CDS Chair (</w:t>
+        <w:t xml:space="preserve">(Campus Dining Services) with its own internal structure: a CDS Chair (</w:t>
       </w:r>
       <w:r>
         <w:rPr>
@@ -137,7 +216,64 @@
         <w:t xml:space="preserve"> </w:t>
       </w:r>
       <w:r>
-        <w:t xml:space="preserve">— not yet interviewed directly), a CDS Committee (faculty, final decision authority), a CDS Student Council (proposes, first review), and one per-mess admin (also a CDS member) per dining hall; a CFS Head who handles low-intensity feedback directly, without committee escalation; outsourced caterers, procured via open tender (kitchens were institute-run before; catering is now outsourced); Academic administration (sets the class schedule, holds no formal role in mess governance); the informal Mess Cell resale market; three feedback channels (in-app rating, public email, Ping).</w:t>
+        <w:t xml:space="preserve">— not yet interviewed directly), a CDS Committee (faculty, final decision authority), a CDS Student Council (proposes, first review), and one per-mess admin (also a CDS member) per dining hall; a CFS Head who handles low-intensity feedback directly, without committee escalation; outsourced caterers, procured via open tender; Academic administration (sets the class schedule, holds no formal role in mess governance); the informal Mess Cell resale market; three feedback channels (in-app rating, public email, Ping); and — new this pass — three groups not previously named anywhere in this project’s stakeholder work:</w:t>
+      </w:r>
+      <w:r>
+        <w:t xml:space="preserve"> </w:t>
+      </w:r>
+      <w:r>
+        <w:rPr>
+          <w:b/>
+          <w:bCs/>
+        </w:rPr>
+        <w:t xml:space="preserve">faculty and early-shift service/security/ground staff as an unmapped demand stream on the same food pool</w:t>
+      </w:r>
+      <w:r>
+        <w:t xml:space="preserve"> </w:t>
+      </w:r>
+      <w:r>
+        <w:t xml:space="preserve">(assumed, see the new section below);</w:t>
+      </w:r>
+      <w:r>
+        <w:t xml:space="preserve"> </w:t>
+      </w:r>
+      <w:r>
+        <w:rPr>
+          <w:b/>
+          <w:bCs/>
+        </w:rPr>
+        <w:t xml:space="preserve">the campus Canine Council</w:t>
+      </w:r>
+      <w:r>
+        <w:t xml:space="preserve">, the real student body responsible for feeding and managing IIIT-H’s community dogs (assumed mechanism, real body); and</w:t>
+      </w:r>
+      <w:r>
+        <w:t xml:space="preserve"> </w:t>
+      </w:r>
+      <w:r>
+        <w:rPr>
+          <w:b/>
+          <w:bCs/>
+        </w:rPr>
+        <w:t xml:space="preserve">vendors/dealers/suppliers</w:t>
+      </w:r>
+      <w:r>
+        <w:t xml:space="preserve"> </w:t>
+      </w:r>
+      <w:r>
+        <w:t xml:space="preserve">further upstream of the kitchen, previously treated as invisible inside a single</w:t>
+      </w:r>
+      <w:r>
+        <w:t xml:space="preserve"> </w:t>
+      </w:r>
+      <w:r>
+        <w:t xml:space="preserve">“Vendors/Kitchen”</w:t>
+      </w:r>
+      <w:r>
+        <w:t xml:space="preserve"> </w:t>
+      </w:r>
+      <w:r>
+        <w:t xml:space="preserve">box.</w:t>
       </w:r>
       <w:r>
         <w:t xml:space="preserve"> </w:t>
@@ -207,13 +343,13 @@
         <w:t xml:space="preserve"> </w:t>
       </w:r>
       <w:r>
-        <w:t xml:space="preserve">“Student Parliament”</w:t>
-      </w:r>
-      <w:r>
-        <w:t xml:space="preserve"> </w:t>
-      </w:r>
-      <w:r>
-        <w:t xml:space="preserve">under different names, or genuinely different or overlapping groups — see the governance diagram below and Outstanding Data Collection. A third, not-yet-asked version of the same question: Phase 1’s</w:t>
+        <w:t xml:space="preserve">“Student Parliament,”</w:t>
+      </w:r>
+      <w:r>
+        <w:t xml:space="preserve"> </w:t>
+      </w:r>
+      <w:r>
+        <w:t xml:space="preserve">or genuinely different or overlapping groups; and whether Phase 1’s</w:t>
       </w:r>
       <w:r>
         <w:t xml:space="preserve"> </w:t>
@@ -225,47 +361,7 @@
         <w:t xml:space="preserve"> </w:t>
       </w:r>
       <w:r>
-        <w:t xml:space="preserve">was named as owning vendor management and structural change — the same remit</w:t>
-      </w:r>
-      <w:r>
-        <w:t xml:space="preserve"> </w:t>
-      </w:r>
-      <w:r>
-        <w:t xml:space="preserve">“Campus</w:t>
-      </w:r>
-      <w:r>
-        <w:t xml:space="preserve"> </w:t>
-      </w:r>
-      <w:r>
-        <w:rPr>
-          <w:b/>
-          <w:bCs/>
-        </w:rPr>
-        <w:t xml:space="preserve">Facilities</w:t>
-      </w:r>
-      <w:r>
-        <w:t xml:space="preserve"> </w:t>
-      </w:r>
-      <w:r>
-        <w:t xml:space="preserve">Services”</w:t>
-      </w:r>
-      <w:r>
-        <w:t xml:space="preserve"> </w:t>
-      </w:r>
-      <w:r>
-        <w:t xml:space="preserve">(CFS) describes for itself here, and CFS’s Infrastructure Fee explicitly funds</w:t>
-      </w:r>
-      <w:r>
-        <w:t xml:space="preserve"> </w:t>
-      </w:r>
-      <w:r>
-        <w:t xml:space="preserve">“dining hall construction and renovation, kitchen infrastructure… long-term replacement of infrastructure.”</w:t>
-      </w:r>
-      <w:r>
-        <w:t xml:space="preserve"> </w:t>
-      </w:r>
-      <w:r>
-        <w:t xml:space="preserve">That is a real structural overlap, not proof of identity — flagged as a hypothesis worth a direct question, not asserted.</w:t>
+        <w:t xml:space="preserve">(vendor management, structural change) is the same remit as CFS itself. Flagged as hypotheses, not asserted.</w:t>
       </w:r>
     </w:p>
     <w:p>
@@ -283,7 +379,83 @@
         <w:t xml:space="preserve"> </w:t>
       </w:r>
       <w:r>
-        <w:t xml:space="preserve">registration (monthly, in advance, T-4 days) feeds billing (calculated from registration count, not attendance), locks, and is communicated to the outsourced caterer on that same four-day cadence. A</w:t>
+        <w:t xml:space="preserve">registration (monthly, in advance, T-4 days) feeds billing (calculated from registration count, not attendance), locks, and is communicated to the outsourced caterer on that same four-day cadence — this governs</w:t>
+      </w:r>
+      <w:r>
+        <w:t xml:space="preserve"> </w:t>
+      </w:r>
+      <w:r>
+        <w:rPr>
+          <w:b/>
+          <w:bCs/>
+        </w:rPr>
+        <w:t xml:space="preserve">ingredient sourcing</w:t>
+      </w:r>
+      <w:r>
+        <w:t xml:space="preserve"> </w:t>
+      </w:r>
+      <w:r>
+        <w:t xml:space="preserve">specifically. A separate, later-stage decision —</w:t>
+      </w:r>
+      <w:r>
+        <w:t xml:space="preserve"> </w:t>
+      </w:r>
+      <w:r>
+        <w:rPr>
+          <w:b/>
+          <w:bCs/>
+        </w:rPr>
+        <w:t xml:space="preserve">kitchen prep-quantity</w:t>
+      </w:r>
+      <w:r>
+        <w:t xml:space="preserve"> </w:t>
+      </w:r>
+      <w:r>
+        <w:t xml:space="preserve">(how much of the sourced stock is actually cooked/portioned for a given service) — is now confirmed to incorporate same-week Skip Meal declarations (confirmed, 2026-09-13): a student’s Skip Meal toggle</w:t>
+      </w:r>
+      <w:r>
+        <w:t xml:space="preserve"> </w:t>
+      </w:r>
+      <w:r>
+        <w:rPr>
+          <w:i/>
+          <w:iCs/>
+        </w:rPr>
+        <w:t xml:space="preserve">does</w:t>
+      </w:r>
+      <w:r>
+        <w:t xml:space="preserve"> </w:t>
+      </w:r>
+      <w:r>
+        <w:t xml:space="preserve">reach the kitchen and</w:t>
+      </w:r>
+      <w:r>
+        <w:t xml:space="preserve"> </w:t>
+      </w:r>
+      <w:r>
+        <w:rPr>
+          <w:i/>
+          <w:iCs/>
+        </w:rPr>
+        <w:t xml:space="preserve">does</w:t>
+      </w:r>
+      <w:r>
+        <w:t xml:space="preserve"> </w:t>
+      </w:r>
+      <w:r>
+        <w:t xml:space="preserve">adjust that day’s prep forecast, distinct from the earlier, still-rigid T-4 sourcing lock. This two-stage model matters: the system has more real same-week correction capacity than a single</w:t>
+      </w:r>
+      <w:r>
+        <w:t xml:space="preserve"> </w:t>
+      </w:r>
+      <w:r>
+        <w:t xml:space="preserve">“everything freezes at T-4”</w:t>
+      </w:r>
+      <w:r>
+        <w:t xml:space="preserve"> </w:t>
+      </w:r>
+      <w:r>
+        <w:t xml:space="preserve">reading would suggest — it just operates one stage later than raw ingredient sourcing. A</w:t>
       </w:r>
       <w:r>
         <w:t xml:space="preserve"> </w:t>
@@ -296,7 +468,7 @@
         <w:t xml:space="preserve">weekly stock assessment</w:t>
       </w:r>
       <w:r>
-        <w:t xml:space="preserve">, driven by consumption patterns, sits between registration and preparation: high-turnout items (paneer, egg, chicken) are tracked at</w:t>
+        <w:t xml:space="preserve">, driven by consumption patterns, sits between sourcing and preparation: high-turnout items (paneer, egg, chicken) are tracked at</w:t>
       </w:r>
       <w:r>
         <w:t xml:space="preserve"> </w:t>
@@ -335,13 +507,13 @@
           <w:b/>
           <w:bCs/>
         </w:rPr>
-        <w:t xml:space="preserve">breakfast turnout is only 35-40%</w:t>
-      </w:r>
-      <w:r>
-        <w:t xml:space="preserve"> </w:t>
-      </w:r>
-      <w:r>
-        <w:t xml:space="preserve">— the project’s central paradox, now a quantified, interview-confirmed number rather than an inference. The service window runs 7:30-9:30 AM, with a specific, named mechanism behind the crowd-and-cutoff bottleneck:</w:t>
+        <w:t xml:space="preserve">breakfast turnout runs roughly 35-45%</w:t>
+      </w:r>
+      <w:r>
+        <w:t xml:space="preserve"> </w:t>
+      </w:r>
+      <w:r>
+        <w:t xml:space="preserve">(a tentative range — the CFS Chair has separately referenced a further tentative ~45% figure alongside the earlier 35-40% figure; treated as the same underlying phenomenon measured at different points, not a contradiction) — the project’s central paradox, now a quantified, interview-confirmed range rather than an inference. The service window runs 7:30-9:30 AM, with a specific, named mechanism behind the crowd-and-cutoff bottleneck:</w:t>
       </w:r>
       <w:r>
         <w:t xml:space="preserve"> </w:t>
@@ -531,7 +703,20 @@
         <w:t xml:space="preserve"> </w:t>
       </w:r>
       <w:r>
-        <w:t xml:space="preserve">billing is registration-based, not attendance-based; cancellation is capped at five per meal type per month, and both registration and cancellation require</w:t>
+        <w:t xml:space="preserve">billing is registration-based, not attendance-based,</w:t>
+      </w:r>
+      <w:r>
+        <w:t xml:space="preserve"> </w:t>
+      </w:r>
+      <w:r>
+        <w:rPr>
+          <w:b/>
+          <w:bCs/>
+        </w:rPr>
+        <w:t xml:space="preserve">except during a confirmed shock-adaptive exception — see the new section below, this is the single most important addition to this document</w:t>
+      </w:r>
+      <w:r>
+        <w:t xml:space="preserve">; cancellation is capped at five per meal type per month (raised to ten during a past LPG/gas-shortage period, confirmed — see below), and both registration and cancellation require</w:t>
       </w:r>
       <w:r>
         <w:t xml:space="preserve"> </w:t>
@@ -544,7 +729,52 @@
         <w:t xml:space="preserve">four days’ notice</w:t>
       </w:r>
       <w:r>
-        <w:t xml:space="preserve">; the four-day lead time means no same-day signal — a cancellation, a Skip Meal toggle, a sudden rush — can change what is actually cooked; mess hours and the academic class schedule are set independently, with no formal coordination mechanism between them; pricing is a</w:t>
+        <w:t xml:space="preserve"> </w:t>
+      </w:r>
+      <w:r>
+        <w:t xml:space="preserve">in the standing model; the four-day lead time means no same-day signal can change what is</w:t>
+      </w:r>
+      <w:r>
+        <w:t xml:space="preserve"> </w:t>
+      </w:r>
+      <w:r>
+        <w:rPr>
+          <w:i/>
+          <w:iCs/>
+        </w:rPr>
+        <w:t xml:space="preserve">sourced</w:t>
+      </w:r>
+      <w:r>
+        <w:t xml:space="preserve"> </w:t>
+      </w:r>
+      <w:r>
+        <w:t xml:space="preserve">(though it can now change what is</w:t>
+      </w:r>
+      <w:r>
+        <w:t xml:space="preserve"> </w:t>
+      </w:r>
+      <w:r>
+        <w:rPr>
+          <w:i/>
+          <w:iCs/>
+        </w:rPr>
+        <w:t xml:space="preserve">prepped</w:t>
+      </w:r>
+      <w:r>
+        <w:t xml:space="preserve">, see above); mess hours and the academic class schedule are set independently, with no formal coordination mechanism between them,</w:t>
+      </w:r>
+      <w:r>
+        <w:t xml:space="preserve"> </w:t>
+      </w:r>
+      <w:r>
+        <w:rPr>
+          <w:b/>
+          <w:bCs/>
+        </w:rPr>
+        <w:t xml:space="preserve">and the 8:30 AM class start has a defensible institutional logic of its own — see below, this project does not treat it as a naive obstacle to remove</w:t>
+      </w:r>
+      <w:r>
+        <w:t xml:space="preserve">; pricing is a</w:t>
       </w:r>
       <w:r>
         <w:t xml:space="preserve"> </w:t>
@@ -572,7 +802,7 @@
         <w:t xml:space="preserve"> </w:t>
       </w:r>
       <w:r>
-        <w:t xml:space="preserve">rate — see the pricing table below), a real financial incentive for accurate registration that only holds if the breakfast-specific 35-40% turnout gap doesn’t undermine it; Kadamba’s institute policy target is a</w:t>
+        <w:t xml:space="preserve">rate — see the pricing table below); Kadamba’s institute policy target is a</w:t>
       </w:r>
       <w:r>
         <w:t xml:space="preserve"> </w:t>
@@ -619,7 +849,8 @@
     <w:tbl>
       <w:tblPr>
         <w:tblStyle w:val="Table"/>
-        <w:tblW w:type="auto" w:w="0"/>
+        <w:tblW w:type="pct" w:w="5000"/>
+        <w:tblLayout w:type="fixed"/>
         <w:tblLook w:firstRow="1" w:lastRow="0" w:firstColumn="0" w:lastColumn="0" w:noHBand="0" w:noVBand="0" w:val="0020"/>
       </w:tblPr>
       <w:tblGrid>
@@ -741,7 +972,7 @@
               <w:pStyle w:val="Compact"/>
             </w:pPr>
             <w:r>
-              <w:t xml:space="preserve">On-site</w:t>
+              <w:t xml:space="preserve">On-site, automated</w:t>
             </w:r>
           </w:p>
         </w:tc>
@@ -798,7 +1029,7 @@
               <w:pStyle w:val="Compact"/>
             </w:pPr>
             <w:r>
-              <w:t xml:space="preserve">Off-site</w:t>
+              <w:t xml:space="preserve">Off-site (shared with Palash, temporary)</w:t>
             </w:r>
           </w:p>
         </w:tc>
@@ -855,7 +1086,7 @@
               <w:pStyle w:val="Compact"/>
             </w:pPr>
             <w:r>
-              <w:t xml:space="preserve">Off-site</w:t>
+              <w:t xml:space="preserve">Off-site (under construction, temporary)</w:t>
             </w:r>
           </w:p>
         </w:tc>
@@ -912,7 +1143,7 @@
               <w:pStyle w:val="Compact"/>
             </w:pPr>
             <w:r>
-              <w:t xml:space="preserve">On-site</w:t>
+              <w:t xml:space="preserve">On-site, manual/live</w:t>
             </w:r>
           </w:p>
         </w:tc>
@@ -955,13 +1186,10 @@
           <w:b/>
           <w:bCs/>
         </w:rPr>
-        <w:t xml:space="preserve">both Bakul and Palash currently run off one shared off-site kitchen</w:t>
-      </w:r>
-      <w:r>
-        <w:t xml:space="preserve"> </w:t>
-      </w:r>
-      <w:r>
-        <w:t xml:space="preserve">(not Palash cooking specifically for Bakul), a transitional arrangement until the</w:t>
+        <w:t xml:space="preserve">Palash is currently under construction, with a temporary Palash facility standing in, not cooking on-site at all right now — food is procured from an outside vendor and served both at temporary Palash and at Bakul</w:t>
+      </w:r>
+      <w:r>
+        <w:t xml:space="preserve">, a transitional arrangement until the</w:t>
       </w:r>
       <w:r>
         <w:t xml:space="preserve"> </w:t>
@@ -1044,7 +1272,20 @@
         <w:t xml:space="preserve"> </w:t>
       </w:r>
       <w:r>
-        <w:t xml:space="preserve">(registration/allocation capacity vs. physical seats) rather than a contradiction, but this is inference, not confirmation — see Outstanding Data Collection.</w:t>
+        <w:t xml:space="preserve">(registration/allocation capacity vs. physical seats) rather than a contradiction, but this is inference, not confirmation — see Outstanding Data Collection. If 420 is the true seated capacity, that alone would produce queuing/wait-time friction during any high-demand service (a lunch-hour biryani rush is the concrete, user-raised example) independent of anything about breakfast itself —</w:t>
+      </w:r>
+      <w:r>
+        <w:t xml:space="preserve"> </w:t>
+      </w:r>
+      <w:r>
+        <w:rPr>
+          <w:b/>
+          <w:bCs/>
+        </w:rPr>
+        <w:t xml:space="preserve">assumed</w:t>
+      </w:r>
+      <w:r>
+        <w:t xml:space="preserve">.</w:t>
       </w:r>
     </w:p>
     <w:p>
@@ -1527,7 +1768,7 @@
         <w:pStyle w:val="BodyText"/>
       </w:pPr>
       <w:r>
-        <w:t xml:space="preserve">Four sub-systems interact around a single kitchen, each with its own actors, timing, and failure modes: a</w:t>
+        <w:t xml:space="preserve">Four sub-systems interact around Kadamba’s kitchen specifically, each with its own actors, timing, and failure modes: a</w:t>
       </w:r>
       <w:r>
         <w:t xml:space="preserve"> </w:t>
@@ -1591,7 +1832,480 @@
         <w:t xml:space="preserve"> </w:t>
       </w:r>
       <w:r>
-        <w:t xml:space="preserve">(production waste and plate waste to an external compost facility; suspected-contamination samples to a lab, which is the internal process behind the externally-audited FSSAI</w:t>
+        <w:t xml:space="preserve">(expanded into its own full subsystem below). This diagram describes Kadamba specifically — Yuktahar, Bakul, and Palash each run structurally different versions of some or all of these four sub-systems, detailed next.</w:t>
+      </w:r>
+    </w:p>
+    <w:bookmarkEnd w:id="16"/>
+    <w:bookmarkStart w:id="17" w:name="X2ba8f3705497f68d03a0f9fc3e1f16edf9d22e7"/>
+    <w:p>
+      <w:pPr>
+        <w:pStyle w:val="Heading1"/>
+      </w:pPr>
+      <w:r>
+        <w:t xml:space="preserve">Extend the System Boundary — Three Kitchens, Not One Supply Chain</w:t>
+      </w:r>
+    </w:p>
+    <w:p>
+      <w:pPr>
+        <w:pStyle w:val="FirstParagraph"/>
+      </w:pPr>
+      <w:r>
+        <w:t xml:space="preserve">The system map has, until this pass, implicitly treated</w:t>
+      </w:r>
+      <w:r>
+        <w:t xml:space="preserve"> </w:t>
+      </w:r>
+      <w:r>
+        <w:t xml:space="preserve">“the mess”</w:t>
+      </w:r>
+      <w:r>
+        <w:t xml:space="preserve"> </w:t>
+      </w:r>
+      <w:r>
+        <w:t xml:space="preserve">as a single supply chain with one set of failure modes. It is not.</w:t>
+      </w:r>
+      <w:r>
+        <w:t xml:space="preserve"> </w:t>
+      </w:r>
+      <w:r>
+        <w:rPr>
+          <w:b/>
+          <w:bCs/>
+        </w:rPr>
+        <w:t xml:space="preserve">Confirmed, this pass:</w:t>
+      </w:r>
+      <w:r>
+        <w:t xml:space="preserve"> </w:t>
+      </w:r>
+      <w:r>
+        <w:t xml:space="preserve">Kadamba runs a vertically-outsourced, automated kitchen — food is prepared off the live floor (roti line, multi-item cooker, curry/steam machine) and portioned into dabbas before service, not cooked in front of diners.</w:t>
+      </w:r>
+      <w:r>
+        <w:t xml:space="preserve"> </w:t>
+      </w:r>
+      <w:r>
+        <w:rPr>
+          <w:b/>
+          <w:bCs/>
+        </w:rPr>
+        <w:t xml:space="preserve">Confirmed, this pass:</w:t>
+      </w:r>
+      <w:r>
+        <w:t xml:space="preserve"> </w:t>
+      </w:r>
+      <w:r>
+        <w:t xml:space="preserve">Yuktahar cooks manually and live — rotis, jowar roti, and chapati are made fresh in front of students, and the menu runs separate Jain and pure-vegetarian lines that Kadamba’s single automated line does not offer.</w:t>
+      </w:r>
+      <w:r>
+        <w:t xml:space="preserve"> </w:t>
+      </w:r>
+      <w:r>
+        <w:rPr>
+          <w:b/>
+          <w:bCs/>
+        </w:rPr>
+        <w:t xml:space="preserve">Confirmed, this pass:</w:t>
+      </w:r>
+      <w:r>
+        <w:t xml:space="preserve"> </w:t>
+      </w:r>
+      <w:r>
+        <w:t xml:space="preserve">Palash is currently under construction and is not cooking on-site at all; a temporary Palash facility serves food procured from an outside vendor, and that same externally-procured food is also served at Bakul. This means Kadamba, Yuktahar, and Bakul/Palash are, right now,</w:t>
+      </w:r>
+      <w:r>
+        <w:t xml:space="preserve"> </w:t>
+      </w:r>
+      <w:r>
+        <w:rPr>
+          <w:b/>
+          <w:bCs/>
+        </w:rPr>
+        <w:t xml:space="preserve">three distinct supply-and-preparation systems</w:t>
+      </w:r>
+      <w:r>
+        <w:t xml:space="preserve">, not one — a finding, a turnout number, or a waste figure from one does not describe the others, and treating</w:t>
+      </w:r>
+      <w:r>
+        <w:t xml:space="preserve"> </w:t>
+      </w:r>
+      <w:r>
+        <w:t xml:space="preserve">“the mess”</w:t>
+      </w:r>
+      <w:r>
+        <w:t xml:space="preserve"> </w:t>
+      </w:r>
+      <w:r>
+        <w:t xml:space="preserve">as a single system throughout this document (as earlier passes implicitly did) would misrepresent what’s actually four dining halls running on three different operational models.</w:t>
+      </w:r>
+    </w:p>
+    <w:tbl>
+      <w:tblPr>
+        <w:tblStyle w:val="Table"/>
+        <w:tblW w:type="pct" w:w="5000"/>
+        <w:tblLayout w:type="fixed"/>
+        <w:tblLook w:firstRow="1" w:lastRow="0" w:firstColumn="0" w:lastColumn="0" w:noHBand="0" w:noVBand="0" w:val="0020"/>
+      </w:tblPr>
+      <w:tblGrid>
+        <w:gridCol w:w="1980"/>
+        <w:gridCol w:w="1980"/>
+        <w:gridCol w:w="1980"/>
+        <w:gridCol w:w="1980"/>
+      </w:tblGrid>
+      <w:tr>
+        <w:trPr>
+          <w:tblHeader w:val="on"/>
+        </w:trPr>
+        <w:tc>
+          <w:tcPr/>
+          <w:p>
+            <w:pPr>
+              <w:pStyle w:val="Compact"/>
+            </w:pPr>
+            <w:r>
+              <w:t xml:space="preserve">Stage</w:t>
+            </w:r>
+          </w:p>
+        </w:tc>
+        <w:tc>
+          <w:tcPr/>
+          <w:p>
+            <w:pPr>
+              <w:pStyle w:val="Compact"/>
+            </w:pPr>
+            <w:r>
+              <w:t xml:space="preserve">Kadamba</w:t>
+            </w:r>
+          </w:p>
+        </w:tc>
+        <w:tc>
+          <w:tcPr/>
+          <w:p>
+            <w:pPr>
+              <w:pStyle w:val="Compact"/>
+            </w:pPr>
+            <w:r>
+              <w:t xml:space="preserve">Yuktahar</w:t>
+            </w:r>
+          </w:p>
+        </w:tc>
+        <w:tc>
+          <w:tcPr/>
+          <w:p>
+            <w:pPr>
+              <w:pStyle w:val="Compact"/>
+            </w:pPr>
+            <w:r>
+              <w:t xml:space="preserve">Palash (current, temporary) / Bakul</w:t>
+            </w:r>
+          </w:p>
+        </w:tc>
+      </w:tr>
+      <w:tr>
+        <w:tc>
+          <w:tcPr/>
+          <w:p>
+            <w:pPr>
+              <w:pStyle w:val="Compact"/>
+            </w:pPr>
+            <w:r>
+              <w:t xml:space="preserve">Sourcing</w:t>
+            </w:r>
+          </w:p>
+        </w:tc>
+        <w:tc>
+          <w:tcPr/>
+          <w:p>
+            <w:pPr>
+              <w:pStyle w:val="Compact"/>
+            </w:pPr>
+            <w:r>
+              <w:t xml:space="preserve">Outsourced catering via open tender, on-site automated kitchen</w:t>
+            </w:r>
+          </w:p>
+        </w:tc>
+        <w:tc>
+          <w:tcPr/>
+          <w:p>
+            <w:pPr>
+              <w:pStyle w:val="Compact"/>
+            </w:pPr>
+            <w:r>
+              <w:t xml:space="preserve">Separate on-site sourcing, manual/live cooking</w:t>
+            </w:r>
+          </w:p>
+        </w:tc>
+        <w:tc>
+          <w:tcPr/>
+          <w:p>
+            <w:pPr>
+              <w:pStyle w:val="Compact"/>
+            </w:pPr>
+            <w:r>
+              <w:t xml:space="preserve">Under construction (Palash) — no on-site cooking; both messes served from one outside vendor</w:t>
+            </w:r>
+          </w:p>
+        </w:tc>
+      </w:tr>
+      <w:tr>
+        <w:tc>
+          <w:tcPr/>
+          <w:p>
+            <w:pPr>
+              <w:pStyle w:val="Compact"/>
+            </w:pPr>
+            <w:r>
+              <w:t xml:space="preserve">Prep</w:t>
+            </w:r>
+          </w:p>
+        </w:tc>
+        <w:tc>
+          <w:tcPr/>
+          <w:p>
+            <w:pPr>
+              <w:pStyle w:val="Compact"/>
+            </w:pPr>
+            <w:r>
+              <w:t xml:space="preserve">Machine-driven, pre-plated into dabbas</w:t>
+            </w:r>
+          </w:p>
+        </w:tc>
+        <w:tc>
+          <w:tcPr/>
+          <w:p>
+            <w:pPr>
+              <w:pStyle w:val="Compact"/>
+            </w:pPr>
+            <w:r>
+              <w:t xml:space="preserve">Live/manual — rotis, jowar roti, chapati made fresh in front of diners; separate Jain + pure-veg lines</w:t>
+            </w:r>
+          </w:p>
+        </w:tc>
+        <w:tc>
+          <w:tcPr/>
+          <w:p>
+            <w:pPr>
+              <w:pStyle w:val="Compact"/>
+            </w:pPr>
+            <w:r>
+              <w:t xml:space="preserve">Prep happens entirely at the external vendor’s kitchen, off IIIT-H premises (assumed mechanism, confirmed outcome)</w:t>
+            </w:r>
+          </w:p>
+        </w:tc>
+      </w:tr>
+      <w:tr>
+        <w:tc>
+          <w:tcPr/>
+          <w:p>
+            <w:pPr>
+              <w:pStyle w:val="Compact"/>
+            </w:pPr>
+            <w:r>
+              <w:t xml:space="preserve">Registration pool</w:t>
+            </w:r>
+          </w:p>
+        </w:tc>
+        <w:tc>
+          <w:tcPr/>
+          <w:p>
+            <w:pPr>
+              <w:pStyle w:val="Compact"/>
+            </w:pPr>
+            <w:r>
+              <w:t xml:space="preserve">Own</w:t>
+            </w:r>
+          </w:p>
+        </w:tc>
+        <w:tc>
+          <w:tcPr/>
+          <w:p>
+            <w:pPr>
+              <w:pStyle w:val="Compact"/>
+            </w:pPr>
+            <w:r>
+              <w:t xml:space="preserve">Own</w:t>
+            </w:r>
+          </w:p>
+        </w:tc>
+        <w:tc>
+          <w:tcPr/>
+          <w:p>
+            <w:pPr>
+              <w:pStyle w:val="Compact"/>
+            </w:pPr>
+            <w:r>
+              <w:t xml:space="preserve">Shared between Palash and Bakul during the construction period (assumed) — turnout/attendance figures for these two are likely not cleanly separable right now</w:t>
+            </w:r>
+          </w:p>
+        </w:tc>
+      </w:tr>
+      <w:tr>
+        <w:tc>
+          <w:tcPr/>
+          <w:p>
+            <w:pPr>
+              <w:pStyle w:val="Compact"/>
+            </w:pPr>
+            <w:r>
+              <w:t xml:space="preserve">Dish handling</w:t>
+            </w:r>
+          </w:p>
+        </w:tc>
+        <w:tc>
+          <w:tcPr/>
+          <w:p>
+            <w:pPr>
+              <w:pStyle w:val="Compact"/>
+            </w:pPr>
+            <w:r>
+              <w:t xml:space="preserve">Staff-run conveyor belt (centralised quality control, but a student can’t choose their own plate — see the plate-trust finding below)</w:t>
+            </w:r>
+          </w:p>
+        </w:tc>
+        <w:tc>
+          <w:tcPr/>
+          <w:p>
+            <w:pPr>
+              <w:pStyle w:val="Compact"/>
+            </w:pPr>
+            <w:r>
+              <w:t xml:space="preserve">Students wash own plates (more variable, more individually controlled)</w:t>
+            </w:r>
+          </w:p>
+        </w:tc>
+        <w:tc>
+          <w:tcPr/>
+          <w:p>
+            <w:pPr>
+              <w:pStyle w:val="Compact"/>
+            </w:pPr>
+            <w:r>
+              <w:t xml:space="preserve">Students wash own plates (assumed, consistent with Bakul)</w:t>
+            </w:r>
+          </w:p>
+        </w:tc>
+      </w:tr>
+    </w:tbl>
+    <w:p>
+      <w:pPr>
+        <w:pStyle w:val="BodyText"/>
+      </w:pPr>
+      <w:r>
+        <w:rPr>
+          <w:b/>
+          <w:bCs/>
+        </w:rPr>
+        <w:t xml:space="preserve">Raw-material quality and substitution (assumed mechanism, consistent with confirmed mess-group communication practice):</w:t>
+      </w:r>
+      <w:r>
+        <w:t xml:space="preserve"> </w:t>
+      </w:r>
+      <w:r>
+        <w:t xml:space="preserve">when a delivered ingredient batch is substandard or a vegetable doesn’t arrive, the kitchen cannot simply halt service — the most plausible workflow is a same-day substitution from whatever’s in storage (this is also the operational logic behind cross-meal ingredient reuse, e.g. leftover dal repurposed into the next meal’s sambar base — resource-efficient, not evidence of poor quality), with a notification posted to the student-facing mess WhatsApp group naming the swap after the fact. This means the posted menu rotation — already flagged elsewhere in this document as carrying a demand-concentration risk (R3) — is routinely overridden by supply-side reality, which is itself a tension worth naming: a transparency policy competing with an unannounceable substitution reality.</w:t>
+      </w:r>
+    </w:p>
+    <w:p>
+      <w:pPr>
+        <w:pStyle w:val="BodyText"/>
+      </w:pPr>
+      <w:r>
+        <w:rPr>
+          <w:b/>
+          <w:bCs/>
+        </w:rPr>
+        <w:t xml:space="preserve">Institutional financial constraints (assumed, but tightly consistent with confirmed billing mechanics):</w:t>
+      </w:r>
+      <w:r>
+        <w:t xml:space="preserve"> </w:t>
+      </w:r>
+      <w:r>
+        <w:t xml:space="preserve">a fixed per-student mess-fee structure very likely caps what any vendor contract can pay for ingredients — accepting a lower-quality item or a narrower variety on the menu is a plausible, rational response to a hard budget ceiling, not negligence. A caterer running Kadamba’s automated kitchen at scale has a different cost structure from Yuktahar’s live-cooking labour model — lower per-meal labour cost, higher upfront equipment cost — meaning Kadamba’s economics likely favour high, predictable volume, which decoupled billing conveniently guarantees regardless of actual attendance. This is a new, structurally important point:</w:t>
+      </w:r>
+      <w:r>
+        <w:t xml:space="preserve"> </w:t>
+      </w:r>
+      <w:r>
+        <w:rPr>
+          <w:b/>
+          <w:bCs/>
+        </w:rPr>
+        <w:t xml:space="preserve">RC1 (billing decoupled from attendance, established in Task 7) may not be an oversight only on the institution’s governance side — it may also be quietly convenient for the vendor’s revenue predictability</w:t>
+      </w:r>
+      <w:r>
+        <w:t xml:space="preserve">, a real stakeholder interest in leaving it exactly as it is that the project’s earlier</w:t>
+      </w:r>
+      <w:r>
+        <w:t xml:space="preserve"> </w:t>
+      </w:r>
+      <w:r>
+        <w:t xml:space="preserve">“unowned gap”</w:t>
+      </w:r>
+      <w:r>
+        <w:t xml:space="preserve"> </w:t>
+      </w:r>
+      <w:r>
+        <w:t xml:space="preserve">framing did not consider. A specialist head chef for a high-demand item (biryani) being available only on certain days is consistent with either a cost constraint (specialist labour is expensive to staff daily) or a capacity constraint (equipment/prep-time can’t scale to daily volume without displacing other menu items) — genuinely unconfirmed which, but either way it is a structural, not a negligent, explanation for why biryani specifically runs short.</w:t>
+      </w:r>
+    </w:p>
+    <w:p>
+      <w:pPr>
+        <w:pStyle w:val="BodyText"/>
+      </w:pPr>
+      <w:r>
+        <w:rPr>
+          <w:b/>
+          <w:bCs/>
+        </w:rPr>
+        <w:t xml:space="preserve">Why high-demand items run out before everyone registered is served (assumed, directly answers a question raised this session):</w:t>
+      </w:r>
+      <w:r>
+        <w:t xml:space="preserve"> </w:t>
+      </w:r>
+      <w:r>
+        <w:t xml:space="preserve">the most likely explanation is not a deliberate under-cook policy — it is a portioning methodology built on an</w:t>
+      </w:r>
+      <w:r>
+        <w:t xml:space="preserve"> </w:t>
+      </w:r>
+      <w:r>
+        <w:rPr>
+          <w:i/>
+          <w:iCs/>
+        </w:rPr>
+        <w:t xml:space="preserve">average</w:t>
+      </w:r>
+      <w:r>
+        <w:t xml:space="preserve"> </w:t>
+      </w:r>
+      <w:r>
+        <w:t xml:space="preserve">consumption assumption, applied uniformly across items with very different demand skew. Average-based portioning works fine for routine items; it fails exactly on the days it matters most, because a high-demand item (biryani) draws more than the average assumes precisely because it’s high-demand. This is Loop S1 below.</w:t>
+      </w:r>
+    </w:p>
+    <w:bookmarkEnd w:id="17"/>
+    <w:bookmarkStart w:id="18" w:name="X438df4b7e835208119c819b23c7d991b5254386"/>
+    <w:p>
+      <w:pPr>
+        <w:pStyle w:val="Heading1"/>
+      </w:pPr>
+      <w:r>
+        <w:t xml:space="preserve">Waste, Environment and the Canine Subsystem</w:t>
+      </w:r>
+    </w:p>
+    <w:p>
+      <w:pPr>
+        <w:pStyle w:val="FirstParagraph"/>
+      </w:pPr>
+      <w:r>
+        <w:rPr>
+          <w:b/>
+          <w:bCs/>
+        </w:rPr>
+        <w:t xml:space="preserve">Confirmed:</w:t>
+      </w:r>
+      <w:r>
+        <w:t xml:space="preserve"> </w:t>
+      </w:r>
+      <w:r>
+        <w:t xml:space="preserve">Kadamba’s waste is split into production-waste and plate-waste streams, sent to an external compost facility, with contamination samples sent to a lab under the FSSAI</w:t>
       </w:r>
       <w:r>
         <w:t xml:space="preserve"> </w:t>
@@ -1603,7 +2317,39 @@
         <w:t xml:space="preserve"> </w:t>
       </w:r>
       <w:r>
-        <w:t xml:space="preserve">5-star Exemplary certification IIIT-H holds through March 2028). None of these four sub-systems were visible to this project before 2026-09-13; all four now interact with, and constrain, the student-facing process above — the weekly stock assessment is the direct mechanism by which the 35-40% breakfast turnout figure is supposed to (but is not yet confirmed to) shape how much food actually gets made.</w:t>
+        <w:t xml:space="preserve">5-star Exemplary programme.</w:t>
+      </w:r>
+      <w:r>
+        <w:t xml:space="preserve"> </w:t>
+      </w:r>
+      <w:r>
+        <w:rPr>
+          <w:b/>
+          <w:bCs/>
+        </w:rPr>
+        <w:t xml:space="preserve">Confirmed, this pass (user-stated directly):</w:t>
+      </w:r>
+      <w:r>
+        <w:t xml:space="preserve"> </w:t>
+      </w:r>
+      <w:r>
+        <w:t xml:space="preserve">no waste</w:t>
+      </w:r>
+      <w:r>
+        <w:t xml:space="preserve"> </w:t>
+      </w:r>
+      <w:r>
+        <w:rPr>
+          <w:i/>
+          <w:iCs/>
+        </w:rPr>
+        <w:t xml:space="preserve">volume</w:t>
+      </w:r>
+      <w:r>
+        <w:t xml:space="preserve"> </w:t>
+      </w:r>
+      <w:r>
+        <w:t xml:space="preserve">figure exists anywhere in this project, and there is no formal policy connecting waste back to procurement or registration decisions — the categorical tracking above is a disposal and food-safety mechanism, not a demand-planning feedback channel.</w:t>
       </w:r>
     </w:p>
     <w:p>
@@ -1611,7 +2357,137 @@
         <w:pStyle w:val="BodyText"/>
       </w:pPr>
       <w:r>
-        <w:t xml:space="preserve">The registration/billing platform, personal QR credential, in-app rating feature, Skip Meal toggle and cancellation flow are the system’s technology layer; the billing model, the confirmed three-tier pricing, procurement lead time, per-mess capacities and outsourced-tender vendor contracts are its business layer; the class schedule, cuisine-preference culture, peer presence and the four physically separate kitchens (three cuisines, two kitchen locations, one in transition) are the social/environmental layer the technology and business layers sit inside but do not control. Grouped this way:</w:t>
+        <w:rPr>
+          <w:b/>
+          <w:bCs/>
+        </w:rPr>
+        <w:t xml:space="preserve">Why this matters systemically:</w:t>
+      </w:r>
+      <w:r>
+        <w:t xml:space="preserve"> </w:t>
+      </w:r>
+      <w:r>
+        <w:t xml:space="preserve">composting is a disposal solution, not a feedback solution. It successfully removes waste as a health/regulatory problem while doing nothing to make waste smaller, and a well-functioning disposal channel can actively suppress the pressure that would otherwise force a demand-planning fix — the institution never has to look at a visible, uncomposted pile of food to know something is wrong, because the pile is quietly and competently removed every day.</w:t>
+      </w:r>
+      <w:r>
+        <w:t xml:space="preserve"> </w:t>
+      </w:r>
+      <w:r>
+        <w:rPr>
+          <w:b/>
+          <w:bCs/>
+        </w:rPr>
+        <w:t xml:space="preserve">This is the same Shifting-the-Burden shape already identified for R1 (registration/resale), operating on the supply side instead of the demand side</w:t>
+      </w:r>
+      <w:r>
+        <w:t xml:space="preserve"> </w:t>
+      </w:r>
+      <w:r>
+        <w:t xml:space="preserve">— see Loop R6 below.</w:t>
+      </w:r>
+    </w:p>
+    <w:p>
+      <w:pPr>
+        <w:pStyle w:val="BodyText"/>
+      </w:pPr>
+      <w:r>
+        <w:rPr>
+          <w:b/>
+          <w:bCs/>
+        </w:rPr>
+        <w:t xml:space="preserve">The Canine Council subsystem (assumed mechanism, built on a real, well-known campus body):</w:t>
+      </w:r>
+      <w:r>
+        <w:t xml:space="preserve"> </w:t>
+      </w:r>
+      <w:r>
+        <w:t xml:space="preserve">IIIT-H has a real student body responsible for feeding and managing the campus’s community dogs. Non-veg scraps and bones from Kadamba’s kitchen (which does cook non-veg, keeping it physically separate per the equipment walkthrough) are a plausible informal disposal outlet — directly, via staff setting scraps aside, or indirectly, via waste awaiting compost pickup being accessible to dogs beforehand. This is not evidenced by any interview, but treating it as absent would be the less realistic assumption for a residential Indian campus with a managed stray-dog population. Plausible second-order effects, all assumed: a larger, better-fed dog population congregating specifically around mess exit/waste-collection points; health effects on the dogs themselves from an unbalanced human-food diet; and — genuinely novel to this project — dogs congregating near mess entrances in the early morning could make some students, particularly those uneasy around dogs, less inclined to walk to the mess at exactly the hour breakfast is served, a candidate contributor to breakfast-</w:t>
+      </w:r>
+      <w:r>
+        <w:rPr>
+          <w:i/>
+          <w:iCs/>
+        </w:rPr>
+        <w:t xml:space="preserve">specific</w:t>
+      </w:r>
+      <w:r>
+        <w:t xml:space="preserve"> </w:t>
+      </w:r>
+      <w:r>
+        <w:t xml:space="preserve">(not lunch/dinner-specific) avoidance that nothing in the prior evidence base considers. Speculative, and would need direct observation to confirm — but a legitimate systems hypothesis, not idle colour.</w:t>
+      </w:r>
+    </w:p>
+    <w:p>
+      <w:pPr>
+        <w:pStyle w:val="BodyText"/>
+      </w:pPr>
+      <w:r>
+        <w:rPr>
+          <w:b/>
+          <w:bCs/>
+        </w:rPr>
+        <w:t xml:space="preserve">Physical infrastructure by mess, concrete:</w:t>
+      </w:r>
+      <w:r>
+        <w:t xml:space="preserve"> </w:t>
+      </w:r>
+      <w:r>
+        <w:t xml:space="preserve">Bakul is independently described (this session) as untidy, with insects/spiders near food — a facilities-quality signal that has nothing to do with registration, billing, or academic timing and everything to do with why a student might specifically avoid this mess regardless of what’s on the menu; combined with its current externally-procured food (less kitchen control), Bakul is structurally the mess most exposed to a compounded quality problem right now. Kadamba’s staff-run conveyor-belt dishwashing centralises cleaning quality control but means a student cannot choose their own plate, and — since the same physical plates rotate across breakfast/lunch/dinner — some students report a</w:t>
+      </w:r>
+      <w:r>
+        <w:t xml:space="preserve"> </w:t>
+      </w:r>
+      <w:r>
+        <w:rPr>
+          <w:b/>
+          <w:bCs/>
+        </w:rPr>
+        <w:t xml:space="preserve">plate-trust issue that is about perceived hygiene, not measured hygiene</w:t>
+      </w:r>
+      <w:r>
+        <w:t xml:space="preserve">: Kadamba independently holds a strong external FSSAI rating, yet still loses some demand to a subjective trust deficit. Yuktahar’s live cooking plausibly reads as fresher/higher-trust to some students than Kadamba’s pre-plated model, but self-washing shifts cleaning-quality variance onto individual diligence, cutting the other way.</w:t>
+      </w:r>
+    </w:p>
+    <w:p>
+      <w:pPr>
+        <w:pStyle w:val="BodyText"/>
+      </w:pPr>
+      <w:r>
+        <w:rPr>
+          <w:b/>
+          <w:bCs/>
+        </w:rPr>
+        <w:t xml:space="preserve">Environmental and animal-welfare framing, named honestly rather than omitted:</w:t>
+      </w:r>
+      <w:r>
+        <w:t xml:space="preserve"> </w:t>
+      </w:r>
+      <w:r>
+        <w:t xml:space="preserve">organic waste decomposition produces methane and odour even when composted reasonably well; a food system generating a large, uncounted daily surplus has a real, currently unmeasured environmental cost this project’s frame has not previously acknowledged. Animal welfare (dog health/population effects) is a genuine, if minor, unintended consequence of an otherwise purely human-facing registration/billing/procurement problem — illustrating how far a structural cause’s effects radiate once the system boundary is drawn wider than</w:t>
+      </w:r>
+      <w:r>
+        <w:t xml:space="preserve"> </w:t>
+      </w:r>
+      <w:r>
+        <w:t xml:space="preserve">“students and the mess.”</w:t>
+      </w:r>
+    </w:p>
+    <w:bookmarkEnd w:id="18"/>
+    <w:bookmarkStart w:id="22" w:name="Xf0aab97dee7d5b0788d8a185a01096578f765ef"/>
+    <w:p>
+      <w:pPr>
+        <w:pStyle w:val="Heading1"/>
+      </w:pPr>
+      <w:r>
+        <w:t xml:space="preserve">Trace the Service Delivery Timeline (Frontstage, Backstage and Support Processes)</w:t>
+      </w:r>
+    </w:p>
+    <w:p>
+      <w:pPr>
+        <w:pStyle w:val="FirstParagraph"/>
+      </w:pPr>
+      <w:r>
+        <w:t xml:space="preserve">The same system, cut a third way: not by actor or by category, but by what a student can and cannot see, laid out across the actual timeline of one registration-to-plate cycle. This is a service blueprint — physical evidence, frontstage student actions, the line of visibility, backstage mess/vendor actions, and the support processes underneath, mapped against five time stages from monthly registration through the morning’s service window to the feedback channels that follow it.</w:t>
       </w:r>
     </w:p>
     <w:p>
@@ -1621,157 +2497,20 @@
       <w:r>
         <w:drawing>
           <wp:inline>
-            <wp:extent cx="5334000" cy="4296833"/>
+            <wp:extent cx="5334000" cy="3252439"/>
             <wp:effectExtent b="0" l="0" r="0" t="0"/>
-            <wp:docPr descr="Users, Technology, Business and Social/Environmental Factors" title="" id="17" name="Picture"/>
+            <wp:docPr descr="Service Blueprint" title="" id="20" name="Picture"/>
             <a:graphic>
               <a:graphicData uri="http://schemas.openxmlformats.org/drawingml/2006/picture">
                 <pic:pic>
                   <pic:nvPicPr>
-                    <pic:cNvPr descr="assets/diagram3-mapping-sprint-quadrants.png" id="18" name="Picture"/>
+                    <pic:cNvPr descr="assets/diagram8-service-blueprint.png" id="21" name="Picture"/>
                     <pic:cNvPicPr>
                       <a:picLocks noChangeArrowheads="1" noChangeAspect="1"/>
                     </pic:cNvPicPr>
                   </pic:nvPicPr>
                   <pic:blipFill>
-                    <a:blip r:embed="rId16"/>
-                    <a:stretch>
-                      <a:fillRect/>
-                    </a:stretch>
-                  </pic:blipFill>
-                  <pic:spPr bwMode="auto">
-                    <a:xfrm>
-                      <a:off x="0" y="0"/>
-                      <a:ext cx="5334000" cy="4296833"/>
-                    </a:xfrm>
-                    <a:prstGeom prst="rect">
-                      <a:avLst/>
-                    </a:prstGeom>
-                    <a:noFill/>
-                    <a:ln w="9525">
-                      <a:noFill/>
-                      <a:headEnd/>
-                      <a:tailEnd/>
-                    </a:ln>
-                  </pic:spPr>
-                </pic:pic>
-              </a:graphicData>
-            </a:graphic>
-          </wp:inline>
-        </w:drawing>
-      </w:r>
-    </w:p>
-    <w:p>
-      <w:pPr>
-        <w:pStyle w:val="ImageCaption"/>
-      </w:pPr>
-      <w:r>
-        <w:t xml:space="preserve">Users, Technology, Business and Social/Environmental Factors</w:t>
-      </w:r>
-    </w:p>
-    <w:p>
-      <w:pPr>
-        <w:pStyle w:val="BodyText"/>
-      </w:pPr>
-      <w:r>
-        <w:t xml:space="preserve">Two things this grouping makes visible that the process-flow view above does not: first, every technology component in this system is a</w:t>
-      </w:r>
-      <w:r>
-        <w:t xml:space="preserve"> </w:t>
-      </w:r>
-      <w:r>
-        <w:rPr>
-          <w:b/>
-          <w:bCs/>
-        </w:rPr>
-        <w:t xml:space="preserve">student-facing</w:t>
-      </w:r>
-      <w:r>
-        <w:t xml:space="preserve"> </w:t>
-      </w:r>
-      <w:r>
-        <w:t xml:space="preserve">one — there is no equivalent digital tool on the vendor/CDS side visible to this research (the kitchen’s own systems, above, run on manual walkthroughs and one person’s FIFO/FEFO discipline, not software), so the system’s only real-time</w:t>
-      </w:r>
-      <w:r>
-        <w:t xml:space="preserve"> </w:t>
-      </w:r>
-      <w:r>
-        <w:rPr>
-          <w:i/>
-          <w:iCs/>
-        </w:rPr>
-        <w:t xml:space="preserve">digital</w:t>
-      </w:r>
-      <w:r>
-        <w:t xml:space="preserve"> </w:t>
-      </w:r>
-      <w:r>
-        <w:t xml:space="preserve">data comes from one side of the transaction. Second, the social/environmental layer contains the two factors with the least formal connection to anything else in the system — the class schedule and the cuisine-preference culture — yet both visibly shape registration and attendance behaviour more than any single business rule does. (The category map above shows the high-level factors identified in Phase 1; the exact figures behind</w:t>
-      </w:r>
-      <w:r>
-        <w:t xml:space="preserve"> </w:t>
-      </w:r>
-      <w:r>
-        <w:t xml:space="preserve">“billing”</w:t>
-      </w:r>
-      <w:r>
-        <w:t xml:space="preserve"> </w:t>
-      </w:r>
-      <w:r>
-        <w:t xml:space="preserve">and</w:t>
-      </w:r>
-      <w:r>
-        <w:t xml:space="preserve"> </w:t>
-      </w:r>
-      <w:r>
-        <w:t xml:space="preserve">“business factors”</w:t>
-      </w:r>
-      <w:r>
-        <w:t xml:space="preserve"> </w:t>
-      </w:r>
-      <w:r>
-        <w:t xml:space="preserve">— the three pricing tiers, the ₹30,500 semester advance, the ₹550/month infrastructure fee — are given in full in the tables further up, not re-drawn into the diagram itself.)</w:t>
-      </w:r>
-    </w:p>
-    <w:bookmarkEnd w:id="19"/>
-    <w:bookmarkStart w:id="23" w:name="Xf0aab97dee7d5b0788d8a185a01096578f765ef"/>
-    <w:p>
-      <w:pPr>
-        <w:pStyle w:val="Heading1"/>
-      </w:pPr>
-      <w:r>
-        <w:t xml:space="preserve">Trace the Service Delivery Timeline (Frontstage, Backstage and Support Processes)</w:t>
-      </w:r>
-    </w:p>
-    <w:p>
-      <w:pPr>
-        <w:pStyle w:val="FirstParagraph"/>
-      </w:pPr>
-      <w:r>
-        <w:t xml:space="preserve">The same system, cut a third way: not by actor or by category, but by what a student can and cannot see, laid out across the actual timeline of one registration-to-plate cycle. This is a service blueprint — physical evidence, frontstage student actions, the line of visibility, backstage mess/vendor actions, and the support processes underneath, mapped against five time stages from monthly registration through the morning’s service window to the feedback channels that follow it.</w:t>
-      </w:r>
-    </w:p>
-    <w:p>
-      <w:pPr>
-        <w:pStyle w:val="CaptionedFigure"/>
-      </w:pPr>
-      <w:r>
-        <w:drawing>
-          <wp:inline>
-            <wp:extent cx="5334000" cy="3252439"/>
-            <wp:effectExtent b="0" l="0" r="0" t="0"/>
-            <wp:docPr descr="Service Blueprint" title="" id="21" name="Picture"/>
-            <a:graphic>
-              <a:graphicData uri="http://schemas.openxmlformats.org/drawingml/2006/picture">
-                <pic:pic>
-                  <pic:nvPicPr>
-                    <pic:cNvPr descr="assets/diagram8-service-blueprint.png" id="22" name="Picture"/>
-                    <pic:cNvPicPr>
-                      <a:picLocks noChangeArrowheads="1" noChangeAspect="1"/>
-                    </pic:cNvPicPr>
-                  </pic:nvPicPr>
-                  <pic:blipFill>
-                    <a:blip r:embed="rId20"/>
+                    <a:blip r:embed="rId19"/>
                     <a:stretch>
                       <a:fillRect/>
                     </a:stretch>
@@ -1811,11 +2550,23 @@
         <w:pStyle w:val="BodyText"/>
       </w:pPr>
       <w:r>
-        <w:t xml:space="preserve">The line of visibility is crossed only twice in the entire monthly cycle: once at registration, once (rarely) at rating. Every decision that actually determines the outcome — whether to go, what to eat, whether to wait for a friend — happens entirely within the frontstage lane, with nothing crossing back from backstage to inform it in real time, and nothing crossing forward from that decision to backstage in time to change what gets cooked. The four-day procurement lead time and the billing-by-registration rule, named separately elsewhere in this document, are visible here as the specific structural reason the blueprint has no real-time crossings in either direction.</w:t>
-      </w:r>
-    </w:p>
-    <w:bookmarkEnd w:id="23"/>
-    <w:bookmarkStart w:id="24" w:name="identify-conflicts-and-dependencies"/>
+        <w:t xml:space="preserve">The line of visibility is crossed only twice in the entire monthly cycle: once at registration, once (rarely) at rating. Every decision that actually determines the outcome — whether to go, what to eat, whether to wait for a friend — happens entirely within the frontstage lane, with nothing crossing back from backstage to inform it in real time. The T-4 sourcing lock and registration-based billing, named separately elsewhere in this document, are the specific structural reason the blueprint has no real-time crossings — though same-week Skip Meal data crossing into prep-quantity (confirmed this pass) is a genuine, if partial, exception to</w:t>
+      </w:r>
+      <w:r>
+        <w:t xml:space="preserve"> </w:t>
+      </w:r>
+      <w:r>
+        <w:t xml:space="preserve">“nothing crosses back,”</w:t>
+      </w:r>
+      <w:r>
+        <w:t xml:space="preserve"> </w:t>
+      </w:r>
+      <w:r>
+        <w:t xml:space="preserve">worth noting on any future redraw of this blueprint.</w:t>
+      </w:r>
+    </w:p>
+    <w:bookmarkEnd w:id="22"/>
+    <w:bookmarkStart w:id="23" w:name="identify-conflicts-and-dependencies"/>
     <w:p>
       <w:pPr>
         <w:pStyle w:val="Heading1"/>
@@ -1839,7 +2590,7 @@
         <w:t xml:space="preserve"> </w:t>
       </w:r>
       <w:r>
-        <w:t xml:space="preserve">students depend on vendors for food itself; vendors do not depend on any individual student. The outsourced caterer depends on CDS for a forecast fixed four days ahead; CDS depends on students to register accurately, but nothing in the billing structure requires that accuracy. This is the one dependency in the system where the party with less to lose controls an input the other party cannot substitute. Kadamba’s entire kitchen inventory — cold and dry storage alike — depends on</w:t>
+        <w:t xml:space="preserve">students depend on vendors for food itself; vendors do not depend on any individual student. The outsourced caterer depends on CDS for a forecast fixed four days ahead for sourcing (though not for same-week prep-quantity, per the two-stage model above); CDS depends on students to register accurately, but nothing in the standing billing structure requires that accuracy. This is the one dependency in the system where the party with less to lose controls an input the other party cannot substitute. Kadamba’s entire kitchen inventory depends on</w:t>
       </w:r>
       <w:r>
         <w:t xml:space="preserve"> </w:t>
@@ -1855,7 +2606,7 @@
         <w:t xml:space="preserve"> </w:t>
       </w:r>
       <w:r>
-        <w:t xml:space="preserve">availability to maintain FIFO/FEFO discipline; no backup was named. The whole system’s food-safety assurance (the FSSAI 5-star certification) depends on a lab-testing process that only activates</w:t>
+        <w:t xml:space="preserve">availability to maintain FIFO/FEFO discipline; no backup was named. The whole system’s food-safety assurance depends on a lab-testing process that only activates</w:t>
       </w:r>
       <w:r>
         <w:t xml:space="preserve"> </w:t>
@@ -1873,6 +2624,22 @@
       <w:r>
         <w:t xml:space="preserve">contamination is already suspected, not as a continuous check.</w:t>
       </w:r>
+      <w:r>
+        <w:t xml:space="preserve"> </w:t>
+      </w:r>
+      <w:r>
+        <w:rPr>
+          <w:b/>
+          <w:bCs/>
+        </w:rPr>
+        <w:t xml:space="preserve">New this pass, assumed:</w:t>
+      </w:r>
+      <w:r>
+        <w:t xml:space="preserve"> </w:t>
+      </w:r>
+      <w:r>
+        <w:t xml:space="preserve">the system may also depend on unregistered faculty and early-shift-staff consumption staying small and stable — if either group eats at Kadamba in any volume, they are a second, currently invisible demand stream competing for the same prepared-quantity pool, uncounted in either the T-4 sourcing number or the same-week prep forecast.</w:t>
+      </w:r>
     </w:p>
     <w:p>
       <w:pPr>
@@ -1889,40 +2656,40 @@
         <w:t xml:space="preserve"> </w:t>
       </w:r>
       <w:r>
-        <w:t xml:space="preserve">billing certainty (needed by CDS and vendors to forecast) against attendance uncertainty (a real feature of student life, not a defect); flexibility (students and the Mess Cell market want more of it) against workload (CDS’s confirmed motive for its one earlier policy change, which reduced flexibility); the 8:30 AM class start against the 7:30-9:30 AM breakfast window, a conflict neither side is positioned to resolve alone since Academic administration and mess governance share no formal channel;</w:t>
-      </w:r>
-      <w:r>
-        <w:t xml:space="preserve"> </w:t>
-      </w:r>
-      <w:r>
-        <w:rPr>
-          <w:b/>
-          <w:bCs/>
-        </w:rPr>
-        <w:t xml:space="preserve">menu predictability against menu-driven no-shows</w:t>
-      </w:r>
-      <w:r>
-        <w:t xml:space="preserve"> </w:t>
-      </w:r>
-      <w:r>
-        <w:t xml:space="preserve">— the biweekly rotation fixed a real complaint (boredom) but, by the interviewee’s own account, may let students decide in advance not to come on a disliked-menu day, partially offsetting the fix it was meant to be (see the B3/R3 loop pair below); and a new, unconfirmed</w:t>
-      </w:r>
-      <w:r>
-        <w:t xml:space="preserve"> </w:t>
-      </w:r>
-      <w:r>
-        <w:rPr>
-          <w:b/>
-          <w:bCs/>
-        </w:rPr>
-        <w:t xml:space="preserve">cost-passthrough risk</w:t>
-      </w:r>
-      <w:r>
-        <w:t xml:space="preserve">: whether the open-tender catering contract is fixed-price or lets ingredient-cost volatility (e.g. LPG prices) reach the menu, which determines whether an earlier project hypothesis about cost-driven menu shrinkage is still mechanically active under the current outsourced model.</w:t>
-      </w:r>
-    </w:p>
-    <w:bookmarkEnd w:id="24"/>
-    <w:bookmarkStart w:id="31" w:name="represent-formal-and-informal-structures"/>
+        <w:t xml:space="preserve">billing certainty (needed by CDS and vendors to forecast) against attendance uncertainty (a real feature of student life, not a defect); flexibility (students and the Mess Cell market want more of it) against workload (CDS’s confirmed motive for its one earlier policy change, which reduced flexibility); the 8:30 AM class start against the 7:30-9:30 AM breakfast window —</w:t>
+      </w:r>
+      <w:r>
+        <w:t xml:space="preserve"> </w:t>
+      </w:r>
+      <w:r>
+        <w:rPr>
+          <w:b/>
+          <w:bCs/>
+        </w:rPr>
+        <w:t xml:space="preserve">now understood as a conflict between two systems each optimizing their own defensible objective, not a design flaw on either side, see the new section below</w:t>
+      </w:r>
+      <w:r>
+        <w:t xml:space="preserve">; menu predictability against menu-driven no-shows (see B3/R3); an unconfirmed cost-passthrough risk (fixed-price vs. ingredient-cost-volatile catering contract); and, new this pass:</w:t>
+      </w:r>
+      <w:r>
+        <w:t xml:space="preserve"> </w:t>
+      </w:r>
+      <w:r>
+        <w:rPr>
+          <w:b/>
+          <w:bCs/>
+        </w:rPr>
+        <w:t xml:space="preserve">procurement certainty against demand-matching accuracy at the institutional level</w:t>
+      </w:r>
+      <w:r>
+        <w:t xml:space="preserve"> </w:t>
+      </w:r>
+      <w:r>
+        <w:t xml:space="preserve">— the shock-adaptive precedent below shows the institution can run an attendance-based model, but only accepts the resulting demand unpredictability as a rare exception, not a standing trade-off, because the vendor’s lead-time contract cannot absorb it as a daily condition.</w:t>
+      </w:r>
+    </w:p>
+    <w:bookmarkEnd w:id="23"/>
+    <w:bookmarkStart w:id="30" w:name="represent-formal-and-informal-structures"/>
     <w:p>
       <w:pPr>
         <w:pStyle w:val="Heading1"/>
@@ -1940,31 +2707,13 @@
           <w:b/>
           <w:bCs/>
         </w:rPr>
-        <w:t xml:space="preserve">Formal structure, as understood at Phase 1:</w:t>
-      </w:r>
-      <w:r>
-        <w:t xml:space="preserve"> </w:t>
-      </w:r>
-      <w:r>
-        <w:t xml:space="preserve">three separate governance actors (Mess Committee, Mess Office, Warden), each with a defined but partially-overlapping authority, sitting alongside Academic administration, which is formally external to mess governance entirely.</w:t>
-      </w:r>
-    </w:p>
-    <w:p>
-      <w:pPr>
-        <w:pStyle w:val="BodyText"/>
-      </w:pPr>
-      <w:r>
-        <w:rPr>
-          <w:b/>
-          <w:bCs/>
-        </w:rPr>
         <w:t xml:space="preserve">Formal structure, confirmed directly 2026-09-13 (CFS Chair interview):</w:t>
       </w:r>
       <w:r>
         <w:t xml:space="preserve"> </w:t>
       </w:r>
       <w:r>
-        <w:t xml:space="preserve">CDS sits under CFS (Campus Facilities Services), a parent department with other, out-of-scope sibling departments (CLS, CWS). Inside CDS: a CDS Chair (</w:t>
+        <w:t xml:space="preserve">CDS sits under CFS (Campus Facilities Services). Inside CDS: a CDS Chair (</w:t>
       </w:r>
       <w:r>
         <w:rPr>
@@ -1974,7 +2723,7 @@
         <w:t xml:space="preserve">Giri</w:t>
       </w:r>
       <w:r>
-        <w:t xml:space="preserve">, not yet interviewed), a CDS Committee (faculty, final decision authority on operational/equipment changes), a CDS Student Council (drafts proposals, first review before they reach the Committee), and one per-mess admin per dining hall (also a CDS member, coordinating caterers/students/faculty for that specific mess). Feedback is triaged by intensity at entry:</w:t>
+        <w:t xml:space="preserve">, not yet interviewed), a CDS Committee (faculty, final decision authority), a CDS Student Council (drafts proposals, first review), and one per-mess admin per dining hall. Feedback is triaged by intensity:</w:t>
       </w:r>
       <w:r>
         <w:t xml:space="preserve"> </w:t>
@@ -2003,7 +2752,7 @@
         <w:t xml:space="preserve">CFS Head</w:t>
       </w:r>
       <w:r>
-        <w:t xml:space="preserve">, no committee involvement;</w:t>
+        <w:t xml:space="preserve">;</w:t>
       </w:r>
       <w:r>
         <w:t xml:space="preserve"> </w:t>
@@ -2031,18 +2780,18 @@
           <wp:inline>
             <wp:extent cx="5334000" cy="3600450"/>
             <wp:effectExtent b="0" l="0" r="0" t="0"/>
-            <wp:docPr descr="CDS/CFS Governance and Escalation" title="" id="26" name="Picture"/>
+            <wp:docPr descr="CDS/CFS Governance and Escalation" title="" id="25" name="Picture"/>
             <a:graphic>
               <a:graphicData uri="http://schemas.openxmlformats.org/drawingml/2006/picture">
                 <pic:pic>
                   <pic:nvPicPr>
-                    <pic:cNvPr descr="assets/diagram12-governance-escalation.png" id="27" name="Picture"/>
+                    <pic:cNvPr descr="assets/diagram12-governance-escalation.png" id="26" name="Picture"/>
                     <pic:cNvPicPr>
                       <a:picLocks noChangeArrowheads="1" noChangeAspect="1"/>
                     </pic:cNvPicPr>
                   </pic:nvPicPr>
                   <pic:blipFill>
-                    <a:blip r:embed="rId25"/>
+                    <a:blip r:embed="rId24"/>
                     <a:stretch>
                       <a:fillRect/>
                     </a:stretch>
@@ -2134,38 +2883,13 @@
         <w:t xml:space="preserve"> </w:t>
       </w:r>
       <w:r>
-        <w:t xml:space="preserve">“Student Parliament”</w:t>
-      </w:r>
-      <w:r>
-        <w:t xml:space="preserve"> </w:t>
-      </w:r>
-      <w:r>
-        <w:t xml:space="preserve">already named in the Power-Interest/Leverage Map, is an open question — flagged visually (dashed grey,</w:t>
-      </w:r>
-      <w:r>
-        <w:t xml:space="preserve"> </w:t>
-      </w:r>
-      <w:r>
-        <w:t xml:space="preserve">“unconfirmed”</w:t>
-      </w:r>
-      <w:r>
-        <w:t xml:space="preserve">) rather than assumed either way. Getting this wrong in either direction would misrepresent this project’s own power analysis: either double-counting one governance body as two, or missing that two</w:t>
-      </w:r>
-      <w:r>
-        <w:t xml:space="preserve"> </w:t>
-      </w:r>
-      <w:r>
-        <w:rPr>
-          <w:i/>
-          <w:iCs/>
-        </w:rPr>
-        <w:t xml:space="preserve">different</w:t>
-      </w:r>
-      <w:r>
-        <w:t xml:space="preserve"> </w:t>
-      </w:r>
-      <w:r>
-        <w:t xml:space="preserve">bodies both claim a stake in the same decisions.</w:t>
+        <w:t xml:space="preserve">“Student Parliament,”</w:t>
+      </w:r>
+      <w:r>
+        <w:t xml:space="preserve"> </w:t>
+      </w:r>
+      <w:r>
+        <w:t xml:space="preserve">is an open question, flagged visually rather than assumed either way.</w:t>
       </w:r>
     </w:p>
     <w:p>
@@ -2183,7 +2907,7 @@
         <w:t xml:space="preserve"> </w:t>
       </w:r>
       <w:r>
-        <w:t xml:space="preserve">this escalation pathway is not theoretical — it has already produced a real policy change. A standing complaint (a single fixed menu for the entire semester) went through CDS Student Council → CDS Committee and came out the other side as a</w:t>
+        <w:t xml:space="preserve">a standing complaint (a single fixed menu for the semester) went through CDS Student Council → CDS Committee and came out as a</w:t>
       </w:r>
       <w:r>
         <w:t xml:space="preserve"> </w:t>
@@ -2196,22 +2920,7 @@
         <w:t xml:space="preserve">biweekly menu rotation</w:t>
       </w:r>
       <w:r>
-        <w:t xml:space="preserve"> </w:t>
-      </w:r>
-      <w:r>
-        <w:t xml:space="preserve">(weeks 1&amp;3 share a menu, weeks 2&amp;4 share another; the menu also now changes monthly and seasonally). This is the first fully confirmed, closed feedback loop in the whole project — see loop B3 below — and it directly complicates the otherwise-consistent</w:t>
-      </w:r>
-      <w:r>
-        <w:t xml:space="preserve"> </w:t>
-      </w:r>
-      <w:r>
-        <w:t xml:space="preserve">“feedback goes in, nothing confirmed comes out”</w:t>
-      </w:r>
-      <w:r>
-        <w:t xml:space="preserve"> </w:t>
-      </w:r>
-      <w:r>
-        <w:t xml:space="preserve">finding from Phase 1: for at least this one governance pathway, on at least this one occasion, something did come out.</w:t>
+        <w:t xml:space="preserve">. This is the first fully confirmed, closed feedback loop in the whole project — see loop B3 below.</w:t>
       </w:r>
     </w:p>
     <w:p>
@@ -2229,7 +2938,7 @@
         <w:t xml:space="preserve"> </w:t>
       </w:r>
       <w:r>
-        <w:t xml:space="preserve">the Mess Cell WhatsApp resale market, which recovers value from an unused registration that the formal Skip Meal tool does not; Ping, the student publication, which creates public visibility for mess issues without any confirmed authority to act on them; at least one unofficial registration-management tool operating outside the official portal.</w:t>
+        <w:t xml:space="preserve">the Mess Cell WhatsApp resale market; Ping, the student publication; at least one unofficial registration-management tool operating outside the official portal.</w:t>
       </w:r>
     </w:p>
     <w:p>
@@ -2241,18 +2950,18 @@
           <wp:inline>
             <wp:extent cx="5334000" cy="3733800"/>
             <wp:effectExtent b="0" l="0" r="0" t="0"/>
-            <wp:docPr descr="Power and Information Flow Network" title="" id="29" name="Picture"/>
+            <wp:docPr descr="Power and Information Flow Network" title="" id="28" name="Picture"/>
             <a:graphic>
               <a:graphicData uri="http://schemas.openxmlformats.org/drawingml/2006/picture">
                 <pic:pic>
                   <pic:nvPicPr>
-                    <pic:cNvPr descr="assets/diagram9-power-flow-network.png" id="30" name="Picture"/>
+                    <pic:cNvPr descr="assets/diagram9-power-flow-network.png" id="29" name="Picture"/>
                     <pic:cNvPicPr>
                       <a:picLocks noChangeArrowheads="1" noChangeAspect="1"/>
                     </pic:cNvPicPr>
                   </pic:nvPicPr>
                   <pic:blipFill>
-                    <a:blip r:embed="rId28"/>
+                    <a:blip r:embed="rId27"/>
                     <a:stretch>
                       <a:fillRect/>
                     </a:stretch>
@@ -2292,11 +3001,393 @@
         <w:pStyle w:val="BodyText"/>
       </w:pPr>
       <w:r>
-        <w:t xml:space="preserve">The formal and informal structures do not meet cleanly at one point. Academic administration has no formal or informal relationship to any of the three governance actors — a confirmed absence, not a gap in this research. The Mess Cell market operates entirely outside the formal registration and billing system, transacted through the same access credential the formal system issues.</w:t>
+        <w:t xml:space="preserve">The formal and informal structures do not meet cleanly at one point. Academic administration has no formal or informal relationship to any of the three governance actors — a confirmed absence, not a gap in this research. The Mess Cell market operates entirely outside the formal registration and billing system.</w:t>
+      </w:r>
+    </w:p>
+    <w:bookmarkEnd w:id="30"/>
+    <w:bookmarkStart w:id="31" w:name="X8e7a776ab788e2593a77bdd37e48e0df2dc440e"/>
+    <w:p>
+      <w:pPr>
+        <w:pStyle w:val="Heading1"/>
+      </w:pPr>
+      <w:r>
+        <w:t xml:space="preserve">The Academic Timetable as a Boundary Condition, and Other Invisible Demand Streams</w:t>
+      </w:r>
+    </w:p>
+    <w:p>
+      <w:pPr>
+        <w:pStyle w:val="FirstParagraph"/>
+      </w:pPr>
+      <w:r>
+        <w:t xml:space="preserve">This project has, until now, treated the 8:30 AM class start as an external fact without asking why it exists.</w:t>
+      </w:r>
+      <w:r>
+        <w:t xml:space="preserve"> </w:t>
+      </w:r>
+      <w:r>
+        <w:rPr>
+          <w:b/>
+          <w:bCs/>
+        </w:rPr>
+        <w:t xml:space="preserve">Assumed, grounded in how Indian technical-institute timetabling actually works, not from a direct interview:</w:t>
+      </w:r>
+      <w:r>
+        <w:t xml:space="preserve"> </w:t>
+      </w:r>
+      <w:r>
+        <w:t xml:space="preserve">the 8:30 AM slot is very unlikely to be arbitrary, and three plausible institutional objectives explain it without needing a</w:t>
+      </w:r>
+      <w:r>
+        <w:t xml:space="preserve"> </w:t>
+      </w:r>
+      <w:r>
+        <w:t xml:space="preserve">“students should just eat faster”</w:t>
+      </w:r>
+      <w:r>
+        <w:t xml:space="preserve"> </w:t>
+      </w:r>
+      <w:r>
+        <w:t xml:space="preserve">story —</w:t>
+      </w:r>
+      <w:r>
+        <w:t xml:space="preserve"> </w:t>
+      </w:r>
+      <w:r>
+        <w:rPr>
+          <w:b/>
+          <w:bCs/>
+        </w:rPr>
+        <w:t xml:space="preserve">cognitive-freshness sequencing</w:t>
+      </w:r>
+      <w:r>
+        <w:t xml:space="preserve"> </w:t>
+      </w:r>
+      <w:r>
+        <w:t xml:space="preserve">(core theory/lecture courses front-loaded into the morning band, labs and electives pushed to afternoon, a conventional day shape across Indian engineering/CS institutes);</w:t>
+      </w:r>
+      <w:r>
+        <w:t xml:space="preserve"> </w:t>
+      </w:r>
+      <w:r>
+        <w:rPr>
+          <w:b/>
+          <w:bCs/>
+        </w:rPr>
+        <w:t xml:space="preserve">faculty-side scheduling economy</w:t>
+      </w:r>
+      <w:r>
+        <w:t xml:space="preserve"> </w:t>
+      </w:r>
+      <w:r>
+        <w:t xml:space="preserve">(an early lecture block lets a faculty member teach once and keep the rest of the day for research/admin/a second campus — the timetable may be solving for faculty utilization, with student breakfast an unmodeled externality of that optimization, not its target); and</w:t>
+      </w:r>
+      <w:r>
+        <w:t xml:space="preserve"> </w:t>
+      </w:r>
+      <w:r>
+        <w:rPr>
+          <w:b/>
+          <w:bCs/>
+        </w:rPr>
+        <w:t xml:space="preserve">facility/room contention</w:t>
+      </w:r>
+      <w:r>
+        <w:t xml:space="preserve"> </w:t>
+      </w:r>
+      <w:r>
+        <w:t xml:space="preserve">(shared lecture halls across programs may only fit every required contact hour into a 5-day week with an early anchor slot, especially if evening classes are avoided for hostel/safety/extracurricular reasons).</w:t>
+      </w:r>
+      <w:r>
+        <w:t xml:space="preserve"> </w:t>
+      </w:r>
+      <w:r>
+        <w:rPr>
+          <w:b/>
+          <w:bCs/>
+        </w:rPr>
+        <w:t xml:space="preserve">This document deliberately does not recommend moving the class time.</w:t>
+      </w:r>
+      <w:r>
+        <w:t xml:space="preserve"> </w:t>
+      </w:r>
+      <w:r>
+        <w:t xml:space="preserve">Doing so would treat the academic system as if it exists to serve mess convenience, when it is very likely solving a harder, higher-stakes constraint of its own. The correct systems move is to treat the academic timetable as a</w:t>
+      </w:r>
+      <w:r>
+        <w:t xml:space="preserve"> </w:t>
+      </w:r>
+      <w:r>
+        <w:rPr>
+          <w:b/>
+          <w:bCs/>
+        </w:rPr>
+        <w:t xml:space="preserve">fixed external boundary condition</w:t>
+      </w:r>
+      <w:r>
+        <w:t xml:space="preserve"> </w:t>
+      </w:r>
+      <w:r>
+        <w:t xml:space="preserve">the mess system should design around, not a lever to pull.</w:t>
+      </w:r>
+    </w:p>
+    <w:p>
+      <w:pPr>
+        <w:pStyle w:val="BodyText"/>
+      </w:pPr>
+      <w:r>
+        <w:rPr>
+          <w:b/>
+          <w:bCs/>
+        </w:rPr>
+        <w:t xml:space="preserve">Faculty access — an unmapped demand-uncertainty source (assumed, flagged as a real gap):</w:t>
+      </w:r>
+      <w:r>
+        <w:t xml:space="preserve"> </w:t>
+      </w:r>
+      <w:r>
+        <w:t xml:space="preserve">there is no evidence anywhere in this project’s research that faculty breakfast access at Kadamba has ever been defined, let alone registered. If informal or ad hoc faculty access exists at student prices or via a separate billing arrangement not counted in the T-4 sourcing number, this is a second, previously unmodeled demand stream sitting on top of the registration-attendance gap already documented for students, competing for the same prepared-quantity pool without appearing in either stage’s input data.</w:t>
+      </w:r>
+      <w:r>
+        <w:t xml:space="preserve"> </w:t>
+      </w:r>
+      <w:r>
+        <w:rPr>
+          <w:b/>
+          <w:bCs/>
+        </w:rPr>
+        <w:t xml:space="preserve">Recommended validation question for a future interview round:</w:t>
+      </w:r>
+      <w:r>
+        <w:t xml:space="preserve"> </w:t>
+      </w:r>
+      <w:r>
+        <w:t xml:space="preserve">“Do faculty or staff routinely eat breakfast at Kadamba, and if so, is that consumption reflected in what’s ordered or prepared?”</w:t>
+      </w:r>
+    </w:p>
+    <w:p>
+      <w:pPr>
+        <w:pStyle w:val="BodyText"/>
+      </w:pPr>
+      <w:r>
+        <w:rPr>
+          <w:b/>
+          <w:bCs/>
+        </w:rPr>
+        <w:t xml:space="preserve">Other early-shift staff (assumed, high plausibility):</w:t>
+      </w:r>
+      <w:r>
+        <w:t xml:space="preserve"> </w:t>
+      </w:r>
+      <w:r>
+        <w:t xml:space="preserve">ground, security, and housekeeping staff frequently start shifts at 6:30-7:00 AM, often commuting from outside campus without easy access to home-cooked breakfast beforehand. If such staff have any mess access — a defined allocation or an informal arrangement — this is a plausible, unmeasured legitimate demand source, structurally similar to but distinct from the already-confirmed fact that mess staff eat leftovers: leftovers absorb already-prepared surplus, while early-shift staff eating</w:t>
+      </w:r>
+      <w:r>
+        <w:t xml:space="preserve"> </w:t>
+      </w:r>
+      <w:r>
+        <w:rPr>
+          <w:i/>
+          <w:iCs/>
+        </w:rPr>
+        <w:t xml:space="preserve">during</w:t>
+      </w:r>
+      <w:r>
+        <w:t xml:space="preserve"> </w:t>
+      </w:r>
+      <w:r>
+        <w:t xml:space="preserve">service would compete with students for the same freshly-prepared stock, a different and more consequential dynamic if it happens. Worth naming explicitly: staff who enable the whole campus to function before 7 AM may have the least visibility in any of this project’s stakeholder maps to date.</w:t>
+      </w:r>
+    </w:p>
+    <w:p>
+      <w:pPr>
+        <w:pStyle w:val="BodyText"/>
+      </w:pPr>
+      <w:r>
+        <w:rPr>
+          <w:b/>
+          <w:bCs/>
+        </w:rPr>
+        <w:t xml:space="preserve">Student-club/Mess-Cell perspective, tied to Task 3’s power analysis:</w:t>
+      </w:r>
+      <w:r>
+        <w:t xml:space="preserve"> </w:t>
+      </w:r>
+      <w:r>
+        <w:t xml:space="preserve">the Mess Cell WhatsApp group is a genuine, self-organized coordination mechanism — proof students can organize collectively around mess issues, with a real historical precedent (an</w:t>
+      </w:r>
+      <w:r>
+        <w:t xml:space="preserve"> </w:t>
+      </w:r>
+      <w:r>
+        <w:t xml:space="preserve">“organized student email effort”</w:t>
+      </w:r>
+      <w:r>
+        <w:t xml:space="preserve"> </w:t>
+      </w:r>
+      <w:r>
+        <w:t xml:space="preserve">achieving a change, per earlier project research). But this collective capacity is currently spent entirely on individual-level workaround coordination (reselling slots), not on advocating for the registration-policy gap itself — the student-side mirror of the Shifting-the-Burden pattern already identified for R1: a well-functioning individual coping mechanism may be quietly absorbing the exact pressure that could otherwise push collective action toward a structural fix. Genuinely unconfirmed: whether the Mess Cell has ever formally raised the registration/billing model with the Mess Committee or CDS/CFS — not assumed either way.</w:t>
       </w:r>
     </w:p>
     <w:bookmarkEnd w:id="31"/>
-    <w:bookmarkStart w:id="50" w:name="X6a2ed8e5b73d63cb982c18305675666d1429ea1"/>
+    <w:bookmarkStart w:id="32" w:name="Xad82e75ea57dcb3bcb87e15063f39c0b5dc70a2"/>
+    <w:p>
+      <w:pPr>
+        <w:pStyle w:val="Heading1"/>
+      </w:pPr>
+      <w:r>
+        <w:t xml:space="preserve">The Shock-Adaptive Precedent — When the System Already Solved This</w:t>
+      </w:r>
+    </w:p>
+    <w:p>
+      <w:pPr>
+        <w:pStyle w:val="FirstParagraph"/>
+      </w:pPr>
+      <w:r>
+        <w:t xml:space="preserve">This is the single most important addition to the system map this pass.</w:t>
+      </w:r>
+      <w:r>
+        <w:t xml:space="preserve"> </w:t>
+      </w:r>
+      <w:r>
+        <w:rPr>
+          <w:b/>
+          <w:bCs/>
+        </w:rPr>
+        <w:t xml:space="preserve">Confirmed, direct user statement this session:</w:t>
+      </w:r>
+      <w:r>
+        <w:t xml:space="preserve"> </w:t>
+      </w:r>
+      <w:r>
+        <w:t xml:space="preserve">during a period of LPG/gas shortage in India, the mess reduced to serving only one item for the same cost. Separately, and more consequentially:</w:t>
+      </w:r>
+      <w:r>
+        <w:t xml:space="preserve"> </w:t>
+      </w:r>
+      <w:r>
+        <w:rPr>
+          <w:b/>
+          <w:bCs/>
+        </w:rPr>
+        <w:t xml:space="preserve">during holidays and long weekends (e.g. Felicity fest, when a large share of students leave campus), the mess has made registration non-compulsory</w:t>
+      </w:r>
+      <w:r>
+        <w:t xml:space="preserve"> </w:t>
+      </w:r>
+      <w:r>
+        <w:t xml:space="preserve">— students could simply walk in and scan a QR, or register one to two days ahead at any mess, with no auto-billing penalty for non-use. During the same gas-shortage period, the cancellation cap was also</w:t>
+      </w:r>
+      <w:r>
+        <w:t xml:space="preserve"> </w:t>
+      </w:r>
+      <w:r>
+        <w:rPr>
+          <w:b/>
+          <w:bCs/>
+        </w:rPr>
+        <w:t xml:space="preserve">raised from five to ten per month</w:t>
+      </w:r>
+      <w:r>
+        <w:t xml:space="preserve"> </w:t>
+      </w:r>
+      <w:r>
+        <w:t xml:space="preserve">as a workload/cost-relief measure.</w:t>
+      </w:r>
+    </w:p>
+    <w:p>
+      <w:pPr>
+        <w:pStyle w:val="BodyText"/>
+      </w:pPr>
+      <w:r>
+        <w:rPr>
+          <w:b/>
+          <w:bCs/>
+        </w:rPr>
+        <w:t xml:space="preserve">What this proves:</w:t>
+      </w:r>
+      <w:r>
+        <w:t xml:space="preserve"> </w:t>
+      </w:r>
+      <w:r>
+        <w:t xml:space="preserve">the institution already possesses, and has already successfully operated, a completely different demand-matching model — attendance-tracked, walk-in-based billing — that solves the exact registration-attendance gap this whole project is diagnosing. This reframes Task 7’s root cause from</w:t>
+      </w:r>
+      <w:r>
+        <w:t xml:space="preserve"> </w:t>
+      </w:r>
+      <w:r>
+        <w:t xml:space="preserve">“the institution has never solved this”</w:t>
+      </w:r>
+      <w:r>
+        <w:t xml:space="preserve"> </w:t>
+      </w:r>
+      <w:r>
+        <w:t xml:space="preserve">to</w:t>
+      </w:r>
+      <w:r>
+        <w:t xml:space="preserve"> </w:t>
+      </w:r>
+      <w:r>
+        <w:rPr>
+          <w:b/>
+          <w:bCs/>
+        </w:rPr>
+        <w:t xml:space="preserve">“the institution has solved this before, under exactly the kind of demand uncertainty breakfast has every single day, and chooses not to run it as the default.”</w:t>
+      </w:r>
+      <w:r>
+        <w:t xml:space="preserve"> </w:t>
+      </w:r>
+      <w:r>
+        <w:t xml:space="preserve">That is a sharper, more actionable diagnosis than</w:t>
+      </w:r>
+      <w:r>
+        <w:t xml:space="preserve"> </w:t>
+      </w:r>
+      <w:r>
+        <w:t xml:space="preserve">“nobody owns this,”</w:t>
+      </w:r>
+      <w:r>
+        <w:t xml:space="preserve"> </w:t>
+      </w:r>
+      <w:r>
+        <w:t xml:space="preserve">and it does not contradict Task 7’s fragmented-decision-rights finding — it sharpens it: the fix is not unknown, it exists, has precedent, and works, but the institution is not currently willing to trade away vendor-side procurement certainty to run it as a standing policy.</w:t>
+      </w:r>
+    </w:p>
+    <w:p>
+      <w:pPr>
+        <w:pStyle w:val="BodyText"/>
+      </w:pPr>
+      <w:r>
+        <w:rPr>
+          <w:b/>
+          <w:bCs/>
+        </w:rPr>
+        <w:t xml:space="preserve">Why it isn’t the standing default (assumed, but structurally coherent):</w:t>
+      </w:r>
+      <w:r>
+        <w:t xml:space="preserve"> </w:t>
+      </w:r>
+      <w:r>
+        <w:t xml:space="preserve">a walk-in/QR-at-point-of-service model, generalized to every day, would remove the T-4 vendor lock’s lead-time guarantee entirely. The institution likely accepts a known, quantified attendance gap under the compulsory model (forecastable in aggregate) in exchange for procurement certainty, rather than accept fully unpredictable day-of demand under an always-on walk-in model, which the vendor’s lead-time contract cannot support. The exception works specifically</w:t>
+      </w:r>
+      <w:r>
+        <w:t xml:space="preserve"> </w:t>
+      </w:r>
+      <w:r>
+        <w:rPr>
+          <w:i/>
+          <w:iCs/>
+        </w:rPr>
+        <w:t xml:space="preserve">because</w:t>
+      </w:r>
+      <w:r>
+        <w:t xml:space="preserve"> </w:t>
+      </w:r>
+      <w:r>
+        <w:t xml:space="preserve">it’s rare and short — the vendor can absorb one-off uncertainty it couldn’t absorb as a daily standing condition.</w:t>
+      </w:r>
+    </w:p>
+    <w:bookmarkEnd w:id="32"/>
+    <w:bookmarkStart w:id="55" w:name="X6a2ed8e5b73d63cb982c18305675666d1429ea1"/>
     <w:p>
       <w:pPr>
         <w:pStyle w:val="Heading1"/>
@@ -2326,7 +3417,39 @@
         </w:numPr>
       </w:pPr>
       <w:r>
-        <w:t xml:space="preserve">The four-day procurement lead time. Nothing in the system lets a same-day signal change what is cooked, regardless of which actor wants to act on it.</w:t>
+        <w:t xml:space="preserve">The T-4 sourcing lock. Nothing lets a same-day signal change what is</w:t>
+      </w:r>
+      <w:r>
+        <w:t xml:space="preserve"> </w:t>
+      </w:r>
+      <w:r>
+        <w:rPr>
+          <w:i/>
+          <w:iCs/>
+        </w:rPr>
+        <w:t xml:space="preserve">sourced</w:t>
+      </w:r>
+      <w:r>
+        <w:t xml:space="preserve"> </w:t>
+      </w:r>
+      <w:r>
+        <w:t xml:space="preserve">— though same-week Skip Meal data can now change what is</w:t>
+      </w:r>
+      <w:r>
+        <w:t xml:space="preserve"> </w:t>
+      </w:r>
+      <w:r>
+        <w:rPr>
+          <w:i/>
+          <w:iCs/>
+        </w:rPr>
+        <w:t xml:space="preserve">prepped</w:t>
+      </w:r>
+      <w:r>
+        <w:t xml:space="preserve"> </w:t>
+      </w:r>
+      <w:r>
+        <w:t xml:space="preserve">(confirmed this pass, see below).</w:t>
       </w:r>
     </w:p>
     <w:p>
@@ -2338,7 +3461,7 @@
         </w:numPr>
       </w:pPr>
       <w:r>
-        <w:t xml:space="preserve">The 9:30 AM close, now precisely mechanised: ~80% of students arrive around 9:20 AM, entry stops at 9:30 AM, refill continues to 10:00 AM. A ten-minute arrival spike against a hard entry cutoff is the exact shape of the crowding this project set out to explain.</w:t>
+        <w:t xml:space="preserve">The 9:30 AM close, precisely mechanised: ~80% of students arrive around 9:20 AM, entry stops at 9:30 AM, refill continues to 10:00 AM.</w:t>
       </w:r>
     </w:p>
     <w:p>
@@ -2350,7 +3473,7 @@
         </w:numPr>
       </w:pPr>
       <w:r>
-        <w:t xml:space="preserve">The complete absence of a formal channel between Academic administration and the CDS/CFS governance structure. The one variable most likely to resolve the core schedule overlap sits with an actor no governance body can formally reach.</w:t>
+        <w:t xml:space="preserve">The complete absence of a formal channel between Academic administration and the CDS/CFS governance structure — though this document now treats the academic side of that gap as defensible on its own terms, not merely a failure to coordinate.</w:t>
       </w:r>
     </w:p>
     <w:p>
@@ -2372,19 +3495,7 @@
         <w:t xml:space="preserve"> </w:t>
       </w:r>
       <w:r>
-        <w:t xml:space="preserve">manages Kadamba’s entire cold- and dry-storage inventory (FIFO/FEFO). No backup was named — a single point of failure sitting underneath every downstream turnout and freshness number in this document.</w:t>
-      </w:r>
-    </w:p>
-    <w:p>
-      <w:pPr>
-        <w:pStyle w:val="FirstParagraph"/>
-      </w:pPr>
-      <w:r>
-        <w:rPr>
-          <w:b/>
-          <w:bCs/>
-        </w:rPr>
-        <w:t xml:space="preserve">Tensions:</w:t>
+        <w:t xml:space="preserve">manages Kadamba’s entire cold- and dry-storage inventory. No backup was named.</w:t>
       </w:r>
     </w:p>
     <w:p>
@@ -2392,45 +3503,21 @@
         <w:pStyle w:val="Compact"/>
         <w:numPr>
           <w:ilvl w:val="0"/>
-          <w:numId w:val="1002"/>
+          <w:numId w:val="1001"/>
         </w:numPr>
       </w:pPr>
       <w:r>
-        <w:t xml:space="preserve">Registering broadly (individually rational, given walk-in/Spot pricing and scarcity at popular messes) against system-level waste (the aggregate effect of that same behaviour).</w:t>
-      </w:r>
-    </w:p>
-    <w:p>
-      <w:pPr>
-        <w:pStyle w:val="Compact"/>
-        <w:numPr>
-          <w:ilvl w:val="0"/>
-          <w:numId w:val="1002"/>
-        </w:numPr>
-      </w:pPr>
-      <w:r>
-        <w:t xml:space="preserve">The Mess Cell resale market outcompeting Skip Meal for the identical situation — advance knowledge of non-attendance — because it returns value and Skip Meal does not.</w:t>
-      </w:r>
-    </w:p>
-    <w:p>
-      <w:pPr>
-        <w:pStyle w:val="Compact"/>
-        <w:numPr>
-          <w:ilvl w:val="0"/>
-          <w:numId w:val="1002"/>
-        </w:numPr>
-      </w:pPr>
-      <w:r>
-        <w:rPr>
-          <w:b/>
-          <w:bCs/>
-        </w:rPr>
-        <w:t xml:space="preserve">Menu predictability against menu-driven no-shows</w:t>
-      </w:r>
-      <w:r>
-        <w:t xml:space="preserve"> </w:t>
-      </w:r>
-      <w:r>
-        <w:t xml:space="preserve">(new, 2026-09-13): the biweekly rotation fixed a real, named pain point (menu fatigue) but, by the interviewee’s own account, may let students decide in advance not to attend on a disliked-menu day — a fix whose second-order effect works partly against its own first-order goal. See loops B3/R3 below.</w:t>
+        <w:rPr>
+          <w:b/>
+          <w:bCs/>
+        </w:rPr>
+        <w:t xml:space="preserve">New this pass:</w:t>
+      </w:r>
+      <w:r>
+        <w:t xml:space="preserve"> </w:t>
+      </w:r>
+      <w:r>
+        <w:t xml:space="preserve">no waste-volume measurement exists anywhere, so waste cannot function as a forcing signal for policy change even in principle — it isn’t that the signal is ignored, it’s that the signal was never built.</w:t>
       </w:r>
     </w:p>
     <w:p>
@@ -2442,31 +3529,805 @@
           <w:b/>
           <w:bCs/>
         </w:rPr>
+        <w:t xml:space="preserve">Tensions:</w:t>
+      </w:r>
+      <w:r>
+        <w:t xml:space="preserve"> </w:t>
+      </w:r>
+      <w:r>
+        <w:t xml:space="preserve">registering broadly against system-level waste; the Mess Cell resale market outcompeting Skip Meal for the identical situation; menu predictability against menu-driven no-shows (B3/R3); and, new this pass,</w:t>
+      </w:r>
+      <w:r>
+        <w:t xml:space="preserve"> </w:t>
+      </w:r>
+      <w:r>
+        <w:rPr>
+          <w:b/>
+          <w:bCs/>
+        </w:rPr>
+        <w:t xml:space="preserve">procurement certainty against demand-matching accuracy</w:t>
+      </w:r>
+      <w:r>
+        <w:t xml:space="preserve"> </w:t>
+      </w:r>
+      <w:r>
+        <w:t xml:space="preserve">(the shock-adaptive precedent proves both are achievable, just not simultaneously as standing policy) and</w:t>
+      </w:r>
+      <w:r>
+        <w:t xml:space="preserve"> </w:t>
+      </w:r>
+      <w:r>
+        <w:rPr>
+          <w:b/>
+          <w:bCs/>
+        </w:rPr>
+        <w:t xml:space="preserve">a one-size-fits-all registration model against legitimate cultural/dietary variation</w:t>
+      </w:r>
+      <w:r>
+        <w:t xml:space="preserve"> </w:t>
+      </w:r>
+      <w:r>
+        <w:t xml:space="preserve">(see the social/cultural section below — not all of the attendance gap is dysfunction).</w:t>
+      </w:r>
+    </w:p>
+    <w:p>
+      <w:pPr>
+        <w:pStyle w:val="BodyText"/>
+      </w:pPr>
+      <w:r>
+        <w:rPr>
+          <w:b/>
+          <w:bCs/>
+        </w:rPr>
         <w:t xml:space="preserve">Feedback loops (student-input channels):</w:t>
       </w:r>
       <w:r>
         <w:t xml:space="preserve"> </w:t>
       </w:r>
       <w:r>
-        <w:t xml:space="preserve">three real channels — in-app rating, public email, and Ping coverage — carry student input into the system. Historically, this project found none of them with a confirmed instance of producing a policy change. That finding now needs a caveat, not a reversal: the biweekly menu rotation shows the</w:t>
-      </w:r>
-      <w:r>
-        <w:t xml:space="preserve"> </w:t>
-      </w:r>
-      <w:r>
-        <w:rPr>
-          <w:i/>
-          <w:iCs/>
-        </w:rPr>
-        <w:t xml:space="preserve">escalation</w:t>
-      </w:r>
-      <w:r>
-        <w:t xml:space="preserve"> </w:t>
-      </w:r>
-      <w:r>
-        <w:t xml:space="preserve">pathway (Student Council → Committee) can and does produce output — but that pathway sits alongside, not inside, the three channels above, and this project has not confirmed any single instance where an in-app rating, an email, or a Ping story specifically was the trigger for that or any other change.</w:t>
-      </w:r>
-    </w:p>
+        <w:t xml:space="preserve">three real channels — in-app rating, public email, and Ping coverage — carry student input into the system, historically with no confirmed instance of producing a policy change on their own. The escalation pathway (Student Council → Committee) is a separate, and in one case (B3) successful, channel.</w:t>
+      </w:r>
+    </w:p>
+    <w:bookmarkStart w:id="54" w:name="the-full-loop-set"/>
+    <w:p>
+      <w:pPr>
+        <w:pStyle w:val="Heading2"/>
+      </w:pPr>
+      <w:r>
+        <w:t xml:space="preserve">The Full Loop Set</w:t>
+      </w:r>
+    </w:p>
+    <w:p>
+      <w:pPr>
+        <w:pStyle w:val="FirstParagraph"/>
+      </w:pPr>
+      <w:r>
+        <w:t xml:space="preserve">Twelve loops (plus one open chain) are now tracked across this project, each drawn with polarity (+ moves with its cause, − moves against it); a loop is reinforcing (R) with an even number of − links, balancing (B) with an odd number.</w:t>
+      </w:r>
+    </w:p>
+    <w:tbl>
+      <w:tblPr>
+        <w:tblStyle w:val="Table"/>
+        <w:tblW w:type="pct" w:w="5000"/>
+        <w:tblLayout w:type="fixed"/>
+        <w:tblLook w:firstRow="1" w:lastRow="0" w:firstColumn="0" w:lastColumn="0" w:noHBand="0" w:noVBand="0" w:val="0020"/>
+      </w:tblPr>
+      <w:tblGrid>
+        <w:gridCol w:w="1980"/>
+        <w:gridCol w:w="1980"/>
+        <w:gridCol w:w="1980"/>
+        <w:gridCol w:w="1980"/>
+      </w:tblGrid>
+      <w:tr>
+        <w:trPr>
+          <w:tblHeader w:val="on"/>
+        </w:trPr>
+        <w:tc>
+          <w:tcPr/>
+          <w:p>
+            <w:pPr>
+              <w:pStyle w:val="Compact"/>
+            </w:pPr>
+            <w:r>
+              <w:t xml:space="preserve">Loop</w:t>
+            </w:r>
+          </w:p>
+        </w:tc>
+        <w:tc>
+          <w:tcPr/>
+          <w:p>
+            <w:pPr>
+              <w:pStyle w:val="Compact"/>
+            </w:pPr>
+            <w:r>
+              <w:t xml:space="preserve">Type</w:t>
+            </w:r>
+          </w:p>
+        </w:tc>
+        <w:tc>
+          <w:tcPr/>
+          <w:p>
+            <w:pPr>
+              <w:pStyle w:val="Compact"/>
+            </w:pPr>
+            <w:r>
+              <w:t xml:space="preserve">Status</w:t>
+            </w:r>
+          </w:p>
+        </w:tc>
+        <w:tc>
+          <w:tcPr/>
+          <w:p>
+            <w:pPr>
+              <w:pStyle w:val="Compact"/>
+            </w:pPr>
+            <w:r>
+              <w:t xml:space="preserve">Domain</w:t>
+            </w:r>
+          </w:p>
+        </w:tc>
+      </w:tr>
+      <w:tr>
+        <w:tc>
+          <w:tcPr/>
+          <w:p>
+            <w:pPr>
+              <w:pStyle w:val="Compact"/>
+            </w:pPr>
+            <w:r>
+              <w:t xml:space="preserve">R1</w:t>
+            </w:r>
+          </w:p>
+        </w:tc>
+        <w:tc>
+          <w:tcPr/>
+          <w:p>
+            <w:pPr>
+              <w:pStyle w:val="Compact"/>
+            </w:pPr>
+            <w:r>
+              <w:t xml:space="preserve">Reinforcing</w:t>
+            </w:r>
+          </w:p>
+        </w:tc>
+        <w:tc>
+          <w:tcPr/>
+          <w:p>
+            <w:pPr>
+              <w:pStyle w:val="Compact"/>
+            </w:pPr>
+            <w:r>
+              <w:rPr>
+                <w:b/>
+                <w:bCs/>
+              </w:rPr>
+              <w:t xml:space="preserve">Confirmed</w:t>
+            </w:r>
+          </w:p>
+        </w:tc>
+        <w:tc>
+          <w:tcPr/>
+          <w:p>
+            <w:pPr>
+              <w:pStyle w:val="Compact"/>
+            </w:pPr>
+            <w:r>
+              <w:t xml:space="preserve">Registration/resale</w:t>
+            </w:r>
+          </w:p>
+        </w:tc>
+      </w:tr>
+      <w:tr>
+        <w:tc>
+          <w:tcPr/>
+          <w:p>
+            <w:pPr>
+              <w:pStyle w:val="Compact"/>
+            </w:pPr>
+            <w:r>
+              <w:t xml:space="preserve">B1</w:t>
+            </w:r>
+          </w:p>
+        </w:tc>
+        <w:tc>
+          <w:tcPr/>
+          <w:p>
+            <w:pPr>
+              <w:pStyle w:val="Compact"/>
+            </w:pPr>
+            <w:r>
+              <w:t xml:space="preserve">Balancing</w:t>
+            </w:r>
+          </w:p>
+        </w:tc>
+        <w:tc>
+          <w:tcPr/>
+          <w:p>
+            <w:pPr>
+              <w:pStyle w:val="Compact"/>
+            </w:pPr>
+            <w:r>
+              <w:rPr>
+                <w:b/>
+                <w:bCs/>
+              </w:rPr>
+              <w:t xml:space="preserve">Confirmed mechanism, near-zero uptake</w:t>
+            </w:r>
+          </w:p>
+        </w:tc>
+        <w:tc>
+          <w:tcPr/>
+          <w:p>
+            <w:pPr>
+              <w:pStyle w:val="Compact"/>
+            </w:pPr>
+            <w:r>
+              <w:t xml:space="preserve">Skip Meal</w:t>
+            </w:r>
+          </w:p>
+        </w:tc>
+      </w:tr>
+      <w:tr>
+        <w:tc>
+          <w:tcPr/>
+          <w:p>
+            <w:pPr>
+              <w:pStyle w:val="Compact"/>
+            </w:pPr>
+            <w:r>
+              <w:t xml:space="preserve">B2</w:t>
+            </w:r>
+          </w:p>
+        </w:tc>
+        <w:tc>
+          <w:tcPr/>
+          <w:p>
+            <w:pPr>
+              <w:pStyle w:val="Compact"/>
+            </w:pPr>
+            <w:r>
+              <w:t xml:space="preserve">Balancing</w:t>
+            </w:r>
+          </w:p>
+        </w:tc>
+        <w:tc>
+          <w:tcPr/>
+          <w:p>
+            <w:pPr>
+              <w:pStyle w:val="Compact"/>
+            </w:pPr>
+            <w:r>
+              <w:t xml:space="preserve">Broken at one link</w:t>
+            </w:r>
+          </w:p>
+        </w:tc>
+        <w:tc>
+          <w:tcPr/>
+          <w:p>
+            <w:pPr>
+              <w:pStyle w:val="Compact"/>
+            </w:pPr>
+            <w:r>
+              <w:t xml:space="preserve">Capacity redistribution</w:t>
+            </w:r>
+          </w:p>
+        </w:tc>
+      </w:tr>
+      <w:tr>
+        <w:tc>
+          <w:tcPr/>
+          <w:p>
+            <w:pPr>
+              <w:pStyle w:val="Compact"/>
+            </w:pPr>
+            <w:r>
+              <w:t xml:space="preserve">R2</w:t>
+            </w:r>
+          </w:p>
+        </w:tc>
+        <w:tc>
+          <w:tcPr/>
+          <w:p>
+            <w:pPr>
+              <w:pStyle w:val="Compact"/>
+            </w:pPr>
+            <w:r>
+              <w:t xml:space="preserve">Reinforcing</w:t>
+            </w:r>
+          </w:p>
+        </w:tc>
+        <w:tc>
+          <w:tcPr/>
+          <w:p>
+            <w:pPr>
+              <w:pStyle w:val="Compact"/>
+            </w:pPr>
+            <w:r>
+              <w:t xml:space="preserve">Candidate (1st link confirmed)</w:t>
+            </w:r>
+          </w:p>
+        </w:tc>
+        <w:tc>
+          <w:tcPr/>
+          <w:p>
+            <w:pPr>
+              <w:pStyle w:val="Compact"/>
+            </w:pPr>
+            <w:r>
+              <w:t xml:space="preserve">Energy crash</w:t>
+            </w:r>
+          </w:p>
+        </w:tc>
+      </w:tr>
+      <w:tr>
+        <w:tc>
+          <w:tcPr/>
+          <w:p>
+            <w:pPr>
+              <w:pStyle w:val="Compact"/>
+            </w:pPr>
+            <w:r>
+              <w:t xml:space="preserve">B3</w:t>
+            </w:r>
+          </w:p>
+        </w:tc>
+        <w:tc>
+          <w:tcPr/>
+          <w:p>
+            <w:pPr>
+              <w:pStyle w:val="Compact"/>
+            </w:pPr>
+            <w:r>
+              <w:t xml:space="preserve">Balancing</w:t>
+            </w:r>
+          </w:p>
+        </w:tc>
+        <w:tc>
+          <w:tcPr/>
+          <w:p>
+            <w:pPr>
+              <w:pStyle w:val="Compact"/>
+            </w:pPr>
+            <w:r>
+              <w:rPr>
+                <w:b/>
+                <w:bCs/>
+              </w:rPr>
+              <w:t xml:space="preserve">Confirmed, closed</w:t>
+            </w:r>
+          </w:p>
+        </w:tc>
+        <w:tc>
+          <w:tcPr/>
+          <w:p>
+            <w:pPr>
+              <w:pStyle w:val="Compact"/>
+            </w:pPr>
+            <w:r>
+              <w:t xml:space="preserve">Menu rotation governance</w:t>
+            </w:r>
+          </w:p>
+        </w:tc>
+      </w:tr>
+      <w:tr>
+        <w:tc>
+          <w:tcPr/>
+          <w:p>
+            <w:pPr>
+              <w:pStyle w:val="Compact"/>
+            </w:pPr>
+            <w:r>
+              <w:t xml:space="preserve">R3</w:t>
+            </w:r>
+          </w:p>
+        </w:tc>
+        <w:tc>
+          <w:tcPr/>
+          <w:p>
+            <w:pPr>
+              <w:pStyle w:val="Compact"/>
+            </w:pPr>
+            <w:r>
+              <w:t xml:space="preserve">Reinforcing</w:t>
+            </w:r>
+          </w:p>
+        </w:tc>
+        <w:tc>
+          <w:tcPr/>
+          <w:p>
+            <w:pPr>
+              <w:pStyle w:val="Compact"/>
+            </w:pPr>
+            <w:r>
+              <w:t xml:space="preserve">Candidate (1st link confirmed)</w:t>
+            </w:r>
+          </w:p>
+        </w:tc>
+        <w:tc>
+          <w:tcPr/>
+          <w:p>
+            <w:pPr>
+              <w:pStyle w:val="Compact"/>
+            </w:pPr>
+            <w:r>
+              <w:t xml:space="preserve">Menu transparency backfire</w:t>
+            </w:r>
+          </w:p>
+        </w:tc>
+      </w:tr>
+      <w:tr>
+        <w:tc>
+          <w:tcPr/>
+          <w:p>
+            <w:pPr>
+              <w:pStyle w:val="Compact"/>
+            </w:pPr>
+            <w:r>
+              <w:t xml:space="preserve">B4</w:t>
+            </w:r>
+          </w:p>
+        </w:tc>
+        <w:tc>
+          <w:tcPr/>
+          <w:p>
+            <w:pPr>
+              <w:pStyle w:val="Compact"/>
+            </w:pPr>
+            <w:r>
+              <w:t xml:space="preserve">Balancing</w:t>
+            </w:r>
+          </w:p>
+        </w:tc>
+        <w:tc>
+          <w:tcPr/>
+          <w:p>
+            <w:pPr>
+              <w:pStyle w:val="Compact"/>
+            </w:pPr>
+            <w:r>
+              <w:rPr>
+                <w:b/>
+                <w:bCs/>
+              </w:rPr>
+              <w:t xml:space="preserve">Confirmed, condition-triggered</w:t>
+            </w:r>
+          </w:p>
+        </w:tc>
+        <w:tc>
+          <w:tcPr/>
+          <w:p>
+            <w:pPr>
+              <w:pStyle w:val="Compact"/>
+            </w:pPr>
+            <w:r>
+              <w:t xml:space="preserve">Shock-adaptive registration relaxation</w:t>
+            </w:r>
+          </w:p>
+        </w:tc>
+      </w:tr>
+      <w:tr>
+        <w:tc>
+          <w:tcPr/>
+          <w:p>
+            <w:pPr>
+              <w:pStyle w:val="Compact"/>
+            </w:pPr>
+            <w:r>
+              <w:t xml:space="preserve">R4</w:t>
+            </w:r>
+          </w:p>
+        </w:tc>
+        <w:tc>
+          <w:tcPr/>
+          <w:p>
+            <w:pPr>
+              <w:pStyle w:val="Compact"/>
+            </w:pPr>
+            <w:r>
+              <w:t xml:space="preserve">Reinforcing</w:t>
+            </w:r>
+          </w:p>
+        </w:tc>
+        <w:tc>
+          <w:tcPr/>
+          <w:p>
+            <w:pPr>
+              <w:pStyle w:val="Compact"/>
+            </w:pPr>
+            <w:r>
+              <w:t xml:space="preserve">Plausible, mostly evidenced</w:t>
+            </w:r>
+          </w:p>
+        </w:tc>
+        <w:tc>
+          <w:tcPr/>
+          <w:p>
+            <w:pPr>
+              <w:pStyle w:val="Compact"/>
+            </w:pPr>
+            <w:r>
+              <w:t xml:space="preserve">Known-but-unowned governance gap</w:t>
+            </w:r>
+          </w:p>
+        </w:tc>
+      </w:tr>
+      <w:tr>
+        <w:tc>
+          <w:tcPr/>
+          <w:p>
+            <w:pPr>
+              <w:pStyle w:val="Compact"/>
+            </w:pPr>
+            <w:r>
+              <w:t xml:space="preserve">B5</w:t>
+            </w:r>
+          </w:p>
+        </w:tc>
+        <w:tc>
+          <w:tcPr/>
+          <w:p>
+            <w:pPr>
+              <w:pStyle w:val="Compact"/>
+            </w:pPr>
+            <w:r>
+              <w:t xml:space="preserve">Balancing (silo) / reinforcing (system)</w:t>
+            </w:r>
+          </w:p>
+        </w:tc>
+        <w:tc>
+          <w:tcPr/>
+          <w:p>
+            <w:pPr>
+              <w:pStyle w:val="Compact"/>
+            </w:pPr>
+            <w:r>
+              <w:t xml:space="preserve">Plausible</w:t>
+            </w:r>
+          </w:p>
+        </w:tc>
+        <w:tc>
+          <w:tcPr/>
+          <w:p>
+            <w:pPr>
+              <w:pStyle w:val="Compact"/>
+            </w:pPr>
+            <w:r>
+              <w:t xml:space="preserve">Silo success masking systemic gap</w:t>
+            </w:r>
+          </w:p>
+        </w:tc>
+      </w:tr>
+      <w:tr>
+        <w:tc>
+          <w:tcPr/>
+          <w:p>
+            <w:pPr>
+              <w:pStyle w:val="Compact"/>
+            </w:pPr>
+            <w:r>
+              <w:t xml:space="preserve">R5</w:t>
+            </w:r>
+          </w:p>
+        </w:tc>
+        <w:tc>
+          <w:tcPr/>
+          <w:p>
+            <w:pPr>
+              <w:pStyle w:val="Compact"/>
+            </w:pPr>
+            <w:r>
+              <w:t xml:space="preserve">Reinforcing</w:t>
+            </w:r>
+          </w:p>
+        </w:tc>
+        <w:tc>
+          <w:tcPr/>
+          <w:p>
+            <w:pPr>
+              <w:pStyle w:val="Compact"/>
+            </w:pPr>
+            <w:r>
+              <w:t xml:space="preserve">Assumed</w:t>
+            </w:r>
+          </w:p>
+        </w:tc>
+        <w:tc>
+          <w:tcPr/>
+          <w:p>
+            <w:pPr>
+              <w:pStyle w:val="Compact"/>
+            </w:pPr>
+            <w:r>
+              <w:t xml:space="preserve">Vendor margin/quality trade-off</w:t>
+            </w:r>
+          </w:p>
+        </w:tc>
+      </w:tr>
+      <w:tr>
+        <w:tc>
+          <w:tcPr/>
+          <w:p>
+            <w:pPr>
+              <w:pStyle w:val="Compact"/>
+            </w:pPr>
+            <w:r>
+              <w:t xml:space="preserve">R6</w:t>
+            </w:r>
+          </w:p>
+        </w:tc>
+        <w:tc>
+          <w:tcPr/>
+          <w:p>
+            <w:pPr>
+              <w:pStyle w:val="Compact"/>
+            </w:pPr>
+            <w:r>
+              <w:t xml:space="preserve">Reinforcing</w:t>
+            </w:r>
+          </w:p>
+        </w:tc>
+        <w:tc>
+          <w:tcPr/>
+          <w:p>
+            <w:pPr>
+              <w:pStyle w:val="Compact"/>
+            </w:pPr>
+            <w:r>
+              <w:t xml:space="preserve">Assumed</w:t>
+            </w:r>
+          </w:p>
+        </w:tc>
+        <w:tc>
+          <w:tcPr/>
+          <w:p>
+            <w:pPr>
+              <w:pStyle w:val="Compact"/>
+            </w:pPr>
+            <w:r>
+              <w:t xml:space="preserve">Waste invisibility</w:t>
+            </w:r>
+          </w:p>
+        </w:tc>
+      </w:tr>
+      <w:tr>
+        <w:tc>
+          <w:tcPr/>
+          <w:p>
+            <w:pPr>
+              <w:pStyle w:val="Compact"/>
+            </w:pPr>
+            <w:r>
+              <w:t xml:space="preserve">B6</w:t>
+            </w:r>
+          </w:p>
+        </w:tc>
+        <w:tc>
+          <w:tcPr/>
+          <w:p>
+            <w:pPr>
+              <w:pStyle w:val="Compact"/>
+            </w:pPr>
+            <w:r>
+              <w:t xml:space="preserve">Balancing (reinforcing effect)</w:t>
+            </w:r>
+          </w:p>
+        </w:tc>
+        <w:tc>
+          <w:tcPr/>
+          <w:p>
+            <w:pPr>
+              <w:pStyle w:val="Compact"/>
+            </w:pPr>
+            <w:r>
+              <w:t xml:space="preserve">Assumed</w:t>
+            </w:r>
+          </w:p>
+        </w:tc>
+        <w:tc>
+          <w:tcPr/>
+          <w:p>
+            <w:pPr>
+              <w:pStyle w:val="Compact"/>
+            </w:pPr>
+            <w:r>
+              <w:t xml:space="preserve">Facilities-friction underinvestment</w:t>
+            </w:r>
+          </w:p>
+        </w:tc>
+      </w:tr>
+      <w:tr>
+        <w:tc>
+          <w:tcPr/>
+          <w:p>
+            <w:pPr>
+              <w:pStyle w:val="Compact"/>
+            </w:pPr>
+            <w:r>
+              <w:t xml:space="preserve">R7</w:t>
+            </w:r>
+          </w:p>
+        </w:tc>
+        <w:tc>
+          <w:tcPr/>
+          <w:p>
+            <w:pPr>
+              <w:pStyle w:val="Compact"/>
+            </w:pPr>
+            <w:r>
+              <w:t xml:space="preserve">Reinforcing</w:t>
+            </w:r>
+          </w:p>
+        </w:tc>
+        <w:tc>
+          <w:tcPr/>
+          <w:p>
+            <w:pPr>
+              <w:pStyle w:val="Compact"/>
+            </w:pPr>
+            <w:r>
+              <w:t xml:space="preserve">Candidate, closing link assumed</w:t>
+            </w:r>
+          </w:p>
+        </w:tc>
+        <w:tc>
+          <w:tcPr/>
+          <w:p>
+            <w:pPr>
+              <w:pStyle w:val="Compact"/>
+            </w:pPr>
+            <w:r>
+              <w:t xml:space="preserve">Late-night eating / breakfast skipping</w:t>
+            </w:r>
+          </w:p>
+        </w:tc>
+      </w:tr>
+      <w:tr>
+        <w:tc>
+          <w:tcPr/>
+          <w:p>
+            <w:pPr>
+              <w:pStyle w:val="Compact"/>
+            </w:pPr>
+            <w:r>
+              <w:t xml:space="preserve">(chain)</w:t>
+            </w:r>
+          </w:p>
+        </w:tc>
+        <w:tc>
+          <w:tcPr/>
+          <w:p>
+            <w:pPr>
+              <w:pStyle w:val="Compact"/>
+            </w:pPr>
+            <w:r>
+              <w:t xml:space="preserve">—</w:t>
+            </w:r>
+          </w:p>
+        </w:tc>
+        <w:tc>
+          <w:tcPr/>
+          <w:p>
+            <w:pPr>
+              <w:pStyle w:val="Compact"/>
+            </w:pPr>
+            <w:r>
+              <w:t xml:space="preserve">Open, not closed</w:t>
+            </w:r>
+          </w:p>
+        </w:tc>
+        <w:tc>
+          <w:tcPr/>
+          <w:p>
+            <w:pPr>
+              <w:pStyle w:val="Compact"/>
+            </w:pPr>
+            <w:r>
+              <w:t xml:space="preserve">Canine concentration near mess entrances</w:t>
+            </w:r>
+          </w:p>
+        </w:tc>
+      </w:tr>
+    </w:tbl>
     <w:p>
       <w:pPr>
         <w:pStyle w:val="BodyText"/>
@@ -2476,47 +4337,7 @@
           <w:b/>
           <w:bCs/>
         </w:rPr>
-        <w:t xml:space="preserve">Feedback loops (causal loop diagrams):</w:t>
-      </w:r>
-      <w:r>
-        <w:t xml:space="preserve"> </w:t>
-      </w:r>
-      <w:r>
-        <w:t xml:space="preserve">the six loops below trace</w:t>
-      </w:r>
-      <w:r>
-        <w:t xml:space="preserve"> </w:t>
-      </w:r>
-      <w:r>
-        <w:rPr>
-          <w:i/>
-          <w:iCs/>
-        </w:rPr>
-        <w:t xml:space="preserve">why</w:t>
-      </w:r>
-      <w:r>
-        <w:t xml:space="preserve"> </w:t>
-      </w:r>
-      <w:r>
-        <w:t xml:space="preserve">the system keeps producing the same outcomes, not just that it does. Each is drawn as a closed cycle with a polarity sign (+ = moves the same direction as its cause, − = moves the opposite direction) on every link — a loop is reinforcing (R) if it contains an even number of − links, balancing (B) if odd. Four (R1, B1, B2, R2) come from Phase 1/Task 6’s original student-side evidence; two (B3, R3) are new this pass, from the governance/menu-policy evidence below.</w:t>
-      </w:r>
-    </w:p>
-    <w:p>
-      <w:pPr>
-        <w:pStyle w:val="BodyText"/>
-      </w:pPr>
-      <w:r>
-        <w:rPr>
-          <w:b/>
-          <w:bCs/>
-        </w:rPr>
         <w:t xml:space="preserve">R1 — registering broadly, recovering via resale (reinforcing, confirmed).</w:t>
-      </w:r>
-      <w:r>
-        <w:t xml:space="preserve"> </w:t>
-      </w:r>
-      <w:r>
-        <w:t xml:space="preserve">Because registering costs nothing extra and unused registrations can be resold, the perceived cost of over-registering stays low — which sustains the same registration behaviour that produces the next round of unused registrations.</w:t>
       </w:r>
     </w:p>
     <w:p>
@@ -2528,18 +4349,18 @@
           <wp:inline>
             <wp:extent cx="5334000" cy="4308230"/>
             <wp:effectExtent b="0" l="0" r="0" t="0"/>
-            <wp:docPr descr="R1 — Registration/Resale Reinforcing Loop" title="" id="33" name="Picture"/>
+            <wp:docPr descr="R1 — Registration/Resale Reinforcing Loop" title="" id="34" name="Picture"/>
             <a:graphic>
               <a:graphicData uri="http://schemas.openxmlformats.org/drawingml/2006/picture">
                 <pic:pic>
                   <pic:nvPicPr>
-                    <pic:cNvPr descr="assets/diagram4-cld-r1-resale.png" id="34" name="Picture"/>
+                    <pic:cNvPr descr="assets/diagram4-cld-r1-resale.png" id="35" name="Picture"/>
                     <pic:cNvPicPr>
                       <a:picLocks noChangeArrowheads="1" noChangeAspect="1"/>
                     </pic:cNvPicPr>
                   </pic:nvPicPr>
                   <pic:blipFill>
-                    <a:blip r:embed="rId32"/>
+                    <a:blip r:embed="rId33"/>
                     <a:stretch>
                       <a:fillRect/>
                     </a:stretch>
@@ -2579,39 +4400,7 @@
         <w:pStyle w:val="BodyText"/>
       </w:pPr>
       <w:r>
-        <w:t xml:space="preserve">This is a textbook Shifting the Burden structure (Senge): the Mess Cell resale market is a</w:t>
-      </w:r>
-      <w:r>
-        <w:t xml:space="preserve"> </w:t>
-      </w:r>
-      <w:r>
-        <w:rPr>
-          <w:i/>
-          <w:iCs/>
-        </w:rPr>
-        <w:t xml:space="preserve">symptomatic</w:t>
-      </w:r>
-      <w:r>
-        <w:t xml:space="preserve"> </w:t>
-      </w:r>
-      <w:r>
-        <w:t xml:space="preserve">solution — it relieves the financial pain of a no-show without anyone needing to fix the</w:t>
-      </w:r>
-      <w:r>
-        <w:t xml:space="preserve"> </w:t>
-      </w:r>
-      <w:r>
-        <w:rPr>
-          <w:i/>
-          <w:iCs/>
-        </w:rPr>
-        <w:t xml:space="preserve">fundamental</w:t>
-      </w:r>
-      <w:r>
-        <w:t xml:space="preserve"> </w:t>
-      </w:r>
-      <w:r>
-        <w:t xml:space="preserve">problem (billing decoupled from attendance). Precisely because the symptomatic fix works well enough, the pressure that would otherwise force the fundamental fix never builds.</w:t>
+        <w:t xml:space="preserve">A textbook Shifting the Burden structure: the Mess Cell resale market is a symptomatic solution that relieves the financial pain of a no-show without anyone needing to fix the fundamental problem (billing decoupled from attendance). Because the symptomatic fix works well enough, the pressure that would otherwise force the fundamental fix never builds.</w:t>
       </w:r>
     </w:p>
     <w:p>
@@ -2623,7 +4412,7 @@
           <w:b/>
           <w:bCs/>
         </w:rPr>
-        <w:t xml:space="preserve">B1 — Skip Meal was designed to balance kitchen preparation against no-shows (balancing, intended — but the corrective link does not fire).</w:t>
+        <w:t xml:space="preserve">B1 — Skip Meal (balancing, mechanism now confirmed functioning — updated this session).</w:t>
       </w:r>
     </w:p>
     <w:p>
@@ -2635,18 +4424,18 @@
           <wp:inline>
             <wp:extent cx="5334000" cy="4406347"/>
             <wp:effectExtent b="0" l="0" r="0" t="0"/>
-            <wp:docPr descr="B1 — Skip Meal Balancing Loop" title="" id="36" name="Picture"/>
+            <wp:docPr descr="B1 — Skip Meal Balancing Loop" title="" id="37" name="Picture"/>
             <a:graphic>
               <a:graphicData uri="http://schemas.openxmlformats.org/drawingml/2006/picture">
                 <pic:pic>
                   <pic:nvPicPr>
-                    <pic:cNvPr descr="assets/diagram5-cld-b1-skipmeal.png" id="37" name="Picture"/>
+                    <pic:cNvPr descr="assets/diagram5-cld-b1-skipmeal.png" id="38" name="Picture"/>
                     <pic:cNvPicPr>
                       <a:picLocks noChangeArrowheads="1" noChangeAspect="1"/>
                     </pic:cNvPicPr>
                   </pic:nvPicPr>
                   <pic:blipFill>
-                    <a:blip r:embed="rId35"/>
+                    <a:blip r:embed="rId36"/>
                     <a:stretch>
                       <a:fillRect/>
                     </a:stretch>
@@ -2686,7 +4475,56 @@
         <w:pStyle w:val="BodyText"/>
       </w:pPr>
       <w:r>
-        <w:t xml:space="preserve">The loop as designed is a standard balancing structure: a gap between actual over-preparation and the zero-waste target should drive Skip Meal usage, which should reduce preparation, which should close the gap. The dashed red link is where it breaks — zero of six respondents who addressed Skip Meal have ever used it. The gap persists not because the mechanism is poorly designed in principle, but because the first link in the loop never actually engages.</w:t>
+        <w:t xml:space="preserve">Confirmed this session: Skip Meal declarations do reach the kitchen and are used to adjust same-week prep-quantity. This is a real, if partial, correction, distinct from the T-4 sourcing lock. What remains genuinely broken is uptake at the first link — historically, close to zero of the students interviewed for this project report ever using it. The precise finding is sharper than</w:t>
+      </w:r>
+      <w:r>
+        <w:t xml:space="preserve"> </w:t>
+      </w:r>
+      <w:r>
+        <w:t xml:space="preserve">“the loop is broken”</w:t>
+      </w:r>
+      <w:r>
+        <w:t xml:space="preserve">:</w:t>
+      </w:r>
+      <w:r>
+        <w:t xml:space="preserve"> </w:t>
+      </w:r>
+      <w:r>
+        <w:rPr>
+          <w:b/>
+          <w:bCs/>
+        </w:rPr>
+        <w:t xml:space="preserve">the mechanism works when used; almost nobody uses it.</w:t>
+      </w:r>
+      <w:r>
+        <w:t xml:space="preserve"> </w:t>
+      </w:r>
+      <w:r>
+        <w:t xml:space="preserve">That reframes the open question from</w:t>
+      </w:r>
+      <w:r>
+        <w:t xml:space="preserve"> </w:t>
+      </w:r>
+      <w:r>
+        <w:t xml:space="preserve">“does this mechanism function”</w:t>
+      </w:r>
+      <w:r>
+        <w:t xml:space="preserve"> </w:t>
+      </w:r>
+      <w:r>
+        <w:t xml:space="preserve">(yes) to</w:t>
+      </w:r>
+      <w:r>
+        <w:t xml:space="preserve"> </w:t>
+      </w:r>
+      <w:r>
+        <w:t xml:space="preserve">“why is uptake so low”</w:t>
+      </w:r>
+      <w:r>
+        <w:t xml:space="preserve"> </w:t>
+      </w:r>
+      <w:r>
+        <w:t xml:space="preserve">— worth a dedicated validation question.</w:t>
       </w:r>
     </w:p>
     <w:p>
@@ -2698,7 +4536,7 @@
           <w:b/>
           <w:bCs/>
         </w:rPr>
-        <w:t xml:space="preserve">B2 — capacity should redistribute toward under-used messes as Kadamba nears capacity (balancing, intended — again broken at one link).</w:t>
+        <w:t xml:space="preserve">B2 — capacity redistribution toward under-used messes (balancing, intended — broken at one link).</w:t>
       </w:r>
     </w:p>
     <w:p>
@@ -2710,18 +4548,18 @@
           <wp:inline>
             <wp:extent cx="5334000" cy="4638260"/>
             <wp:effectExtent b="0" l="0" r="0" t="0"/>
-            <wp:docPr descr="B2 — Capacity Redistribution Loop" title="" id="39" name="Picture"/>
+            <wp:docPr descr="B2 — Capacity Redistribution Loop" title="" id="40" name="Picture"/>
             <a:graphic>
               <a:graphicData uri="http://schemas.openxmlformats.org/drawingml/2006/picture">
                 <pic:pic>
                   <pic:nvPicPr>
-                    <pic:cNvPr descr="assets/diagram6-cld-b2-redistribution.png" id="40" name="Picture"/>
+                    <pic:cNvPr descr="assets/diagram6-cld-b2-redistribution.png" id="41" name="Picture"/>
                     <pic:cNvPicPr>
                       <a:picLocks noChangeArrowheads="1" noChangeAspect="1"/>
                     </pic:cNvPicPr>
                   </pic:nvPicPr>
                   <pic:blipFill>
-                    <a:blip r:embed="rId38"/>
+                    <a:blip r:embed="rId39"/>
                     <a:stretch>
                       <a:fillRect/>
                     </a:stretch>
@@ -2761,7 +4599,7 @@
         <w:pStyle w:val="BodyText"/>
       </w:pPr>
       <w:r>
-        <w:t xml:space="preserve">Same pattern as B1: the loop is structurally sound (scarcity should push demand toward Bakul/Palash), but the confirmed evidence shows the opposite micro-behaviour at the one link that matters — a respondent registers at Kadamba</w:t>
+        <w:t xml:space="preserve">The confirmed evidence shows the opposite micro-behaviour at the one link that matters — a respondent registers at Kadamba</w:t>
       </w:r>
       <w:r>
         <w:t xml:space="preserve"> </w:t>
@@ -2777,7 +4615,7 @@
         <w:t xml:space="preserve"> </w:t>
       </w:r>
       <w:r>
-        <w:t xml:space="preserve">it is scarce, not in spite of it. Demand concentrates instead of redistributing. The institution’s actual response (building Bakul) added capacity from outside the loop rather than closing it.</w:t>
+        <w:t xml:space="preserve">it is scarce, not in spite of it. Demand concentrates instead of redistributing.</w:t>
       </w:r>
     </w:p>
     <w:p>
@@ -2818,12 +4656,6 @@
           <w:bCs/>
         </w:rPr>
         <w:t xml:space="preserve">cycle (candidate, reinforcing — not yet confirmed beyond its first link).</w:t>
-      </w:r>
-      <w:r>
-        <w:t xml:space="preserve"> </w:t>
-      </w:r>
-      <w:r>
-        <w:t xml:space="preserve">The project’s own starting brief frames breakfast-skipping as feeding a same-day energy crash that drives compensatory canteen spending and, eventually, more late nights — a second reinforcing loop layered on top of R1.</w:t>
       </w:r>
     </w:p>
     <w:p>
@@ -2835,18 +4667,18 @@
           <wp:inline>
             <wp:extent cx="5334000" cy="4381500"/>
             <wp:effectExtent b="0" l="0" r="0" t="0"/>
-            <wp:docPr descr="R2 — Candidate Skip/Crash/Compensate Loop" title="" id="42" name="Picture"/>
+            <wp:docPr descr="R2 — Candidate Skip/Crash/Compensate Loop" title="" id="43" name="Picture"/>
             <a:graphic>
               <a:graphicData uri="http://schemas.openxmlformats.org/drawingml/2006/picture">
                 <pic:pic>
                   <pic:nvPicPr>
-                    <pic:cNvPr descr="assets/diagram7-cld-candidate-skip-crash.png" id="43" name="Picture"/>
+                    <pic:cNvPr descr="assets/diagram7-cld-candidate-skip-crash.png" id="44" name="Picture"/>
                     <pic:cNvPicPr>
                       <a:picLocks noChangeArrowheads="1" noChangeAspect="1"/>
                     </pic:cNvPicPr>
                   </pic:nvPicPr>
                   <pic:blipFill>
-                    <a:blip r:embed="rId41"/>
+                    <a:blip r:embed="rId42"/>
                     <a:stretch>
                       <a:fillRect/>
                     </a:stretch>
@@ -2886,23 +4718,7 @@
         <w:pStyle w:val="BodyText"/>
       </w:pPr>
       <w:r>
-        <w:t xml:space="preserve">Only the first link (late nights drive skipping) is directly confirmed, repeatedly, across real respondents. Nothing in the six real interviews to date confirms or denies the energy-crash, compensatory-purchase, or sluggishness links — no interview question has asked what a respondent does</w:t>
-      </w:r>
-      <w:r>
-        <w:t xml:space="preserve"> </w:t>
-      </w:r>
-      <w:r>
-        <w:rPr>
-          <w:i/>
-          <w:iCs/>
-        </w:rPr>
-        <w:t xml:space="preserve">after</w:t>
-      </w:r>
-      <w:r>
-        <w:t xml:space="preserve"> </w:t>
-      </w:r>
-      <w:r>
-        <w:t xml:space="preserve">skipping. This loop is kept in the map because it is the paradox’s own original framing and a plausible mechanism, not because it is evidenced; see Outstanding Data Collection.</w:t>
+        <w:t xml:space="preserve">Only the first link (late nights drive skipping) is directly confirmed across real respondents.</w:t>
       </w:r>
     </w:p>
     <w:p>
@@ -2914,13 +4730,7 @@
           <w:b/>
           <w:bCs/>
         </w:rPr>
-        <w:t xml:space="preserve">B3 — the menu-rotation governance response (balancing, CONFIRMED — the first loop in this project that is not a candidate and does not break).</w:t>
-      </w:r>
-      <w:r>
-        <w:t xml:space="preserve"> </w:t>
-      </w:r>
-      <w:r>
-        <w:t xml:space="preserve">Every other loop above is either a candidate or breaks at one link. This one is neither: it is a real, closed mechanism that has already fired once.</w:t>
+        <w:t xml:space="preserve">B3 — the menu-rotation governance response (balancing, CONFIRMED, closed).</w:t>
       </w:r>
     </w:p>
     <w:p>
@@ -2932,18 +4742,18 @@
           <wp:inline>
             <wp:extent cx="5334000" cy="4308230"/>
             <wp:effectExtent b="0" l="0" r="0" t="0"/>
-            <wp:docPr descr="B3 — Menu Rotation Governance Loop" title="" id="45" name="Picture"/>
+            <wp:docPr descr="B3 — Menu Rotation Governance Loop" title="" id="46" name="Picture"/>
             <a:graphic>
               <a:graphicData uri="http://schemas.openxmlformats.org/drawingml/2006/picture">
                 <pic:pic>
                   <pic:nvPicPr>
-                    <pic:cNvPr descr="assets/diagram10-cld-b3-menu-rotation.png" id="46" name="Picture"/>
+                    <pic:cNvPr descr="assets/diagram10-cld-b3-menu-rotation.png" id="47" name="Picture"/>
                     <pic:cNvPicPr>
                       <a:picLocks noChangeArrowheads="1" noChangeAspect="1"/>
                     </pic:cNvPicPr>
                   </pic:nvPicPr>
                   <pic:blipFill>
-                    <a:blip r:embed="rId44"/>
+                    <a:blip r:embed="rId45"/>
                     <a:stretch>
                       <a:fillRect/>
                     </a:stretch>
@@ -2983,7 +4793,7 @@
         <w:pStyle w:val="BodyText"/>
       </w:pPr>
       <w:r>
-        <w:t xml:space="preserve">Menu fatigue (a fixed semester-long menu) raised feedback intensity; intensity crossed the threshold for escalation via the CDS Student Council; the CDS Committee approved a biweekly rotation; menu variety increased; variety reduces fatigue, closing the loop. Every link is confirmed directly by the CFS Chair interview, not inferred. This is the strongest evidence in the whole project that the governance structure</w:t>
+        <w:t xml:space="preserve">Every link confirmed directly by the CFS Chair interview. The strongest evidence in the project that the governance structure</w:t>
       </w:r>
       <w:r>
         <w:t xml:space="preserve"> </w:t>
@@ -2999,19 +4809,7 @@
         <w:t xml:space="preserve"> </w:t>
       </w:r>
       <w:r>
-        <w:t xml:space="preserve">respond to a named pain point — a materially different finding from Phase 1’s</w:t>
-      </w:r>
-      <w:r>
-        <w:t xml:space="preserve"> </w:t>
-      </w:r>
-      <w:r>
-        <w:t xml:space="preserve">“three channels exist, none with a confirmed record of producing a policy change,”</w:t>
-      </w:r>
-      <w:r>
-        <w:t xml:space="preserve"> </w:t>
-      </w:r>
-      <w:r>
-        <w:t xml:space="preserve">which was true of the in-app rating/email/Ping channels specifically, not of this escalation pathway.</w:t>
+        <w:t xml:space="preserve">respond to a named pain point.</w:t>
       </w:r>
     </w:p>
     <w:p>
@@ -3024,12 +4822,6 @@
           <w:bCs/>
         </w:rPr>
         <w:t xml:space="preserve">R3 — the same fix’s self-identified second-order risk (candidate, reinforcing — only the first link confirmed).</w:t>
-      </w:r>
-      <w:r>
-        <w:t xml:space="preserve"> </w:t>
-      </w:r>
-      <w:r>
-        <w:t xml:space="preserve">The interviewee raised this risk unprompted, which is why it is included even though it is not yet measured.</w:t>
       </w:r>
     </w:p>
     <w:p>
@@ -3041,18 +4833,18 @@
           <wp:inline>
             <wp:extent cx="5334000" cy="4406347"/>
             <wp:effectExtent b="0" l="0" r="0" t="0"/>
-            <wp:docPr descr="R3 — Menu Transparency Backfire Loop" title="" id="48" name="Picture"/>
+            <wp:docPr descr="R3 — Menu Transparency Backfire Loop" title="" id="49" name="Picture"/>
             <a:graphic>
               <a:graphicData uri="http://schemas.openxmlformats.org/drawingml/2006/picture">
                 <pic:pic>
                   <pic:nvPicPr>
-                    <pic:cNvPr descr="assets/diagram11-cld-r3-menu-backfire.png" id="49" name="Picture"/>
+                    <pic:cNvPr descr="assets/diagram11-cld-r3-menu-backfire.png" id="50" name="Picture"/>
                     <pic:cNvPicPr>
                       <a:picLocks noChangeArrowheads="1" noChangeAspect="1"/>
                     </pic:cNvPicPr>
                   </pic:nvPicPr>
                   <pic:blipFill>
-                    <a:blip r:embed="rId47"/>
+                    <a:blip r:embed="rId48"/>
                     <a:stretch>
                       <a:fillRect/>
                     </a:stretch>
@@ -3092,17 +4884,1105 @@
         <w:pStyle w:val="BodyText"/>
       </w:pPr>
       <w:r>
-        <w:t xml:space="preserve">Menu rotation makes next week’s menu predictable (confirmed — it is the direct, intended consequence of B3). Whether that predictability then leads students to check the posted menu before deciding, selectively skip on disliked-menu days, and turn that into a standing decision habit is not yet confirmed by any interview — it is the natural next question raised by the fix itself, not evidenced independently. If real, it would offset some of B3’s intended attendance gain without undoing the fatigue reduction that motivated it in the first place — two effects of the same policy pulling in different directions, which is a more accurate systems picture than treating the rotation as a simple, fully-resolved win.</w:t>
-      </w:r>
-    </w:p>
-    <w:bookmarkEnd w:id="50"/>
-    <w:bookmarkStart w:id="51" w:name="key-findings"/>
+        <w:t xml:space="preserve">The CFS Chair raised this risk unprompted. Not yet confirmed by any student-side data.</w:t>
+      </w:r>
+    </w:p>
+    <w:p>
+      <w:pPr>
+        <w:pStyle w:val="BodyText"/>
+      </w:pPr>
+      <w:r>
+        <w:rPr>
+          <w:b/>
+          <w:bCs/>
+        </w:rPr>
+        <w:t xml:space="preserve">B4 — Shock-Adaptive Registration Relaxation (balancing, condition-triggered, confirmed this session — the headline new loop).</w:t>
+      </w:r>
+    </w:p>
+    <w:p>
+      <w:pPr>
+        <w:pStyle w:val="CaptionedFigure"/>
+      </w:pPr>
+      <w:r>
+        <w:drawing>
+          <wp:inline>
+            <wp:extent cx="5334000" cy="4308230"/>
+            <wp:effectExtent b="0" l="0" r="0" t="0"/>
+            <wp:docPr descr="B4 — Shock-Adaptive Registration Relaxation Loop" title="" id="52" name="Picture"/>
+            <a:graphic>
+              <a:graphicData uri="http://schemas.openxmlformats.org/drawingml/2006/picture">
+                <pic:pic>
+                  <pic:nvPicPr>
+                    <pic:cNvPr descr="assets/diagram14-cld-b4-shock-adaptive.png" id="53" name="Picture"/>
+                    <pic:cNvPicPr>
+                      <a:picLocks noChangeArrowheads="1" noChangeAspect="1"/>
+                    </pic:cNvPicPr>
+                  </pic:nvPicPr>
+                  <pic:blipFill>
+                    <a:blip r:embed="rId51"/>
+                    <a:stretch>
+                      <a:fillRect/>
+                    </a:stretch>
+                  </pic:blipFill>
+                  <pic:spPr bwMode="auto">
+                    <a:xfrm>
+                      <a:off x="0" y="0"/>
+                      <a:ext cx="5334000" cy="4308230"/>
+                    </a:xfrm>
+                    <a:prstGeom prst="rect">
+                      <a:avLst/>
+                    </a:prstGeom>
+                    <a:noFill/>
+                    <a:ln w="9525">
+                      <a:noFill/>
+                      <a:headEnd/>
+                      <a:tailEnd/>
+                    </a:ln>
+                  </pic:spPr>
+                </pic:pic>
+              </a:graphicData>
+            </a:graphic>
+          </wp:inline>
+        </w:drawing>
+      </w:r>
+    </w:p>
+    <w:p>
+      <w:pPr>
+        <w:pStyle w:val="ImageCaption"/>
+      </w:pPr>
+      <w:r>
+        <w:t xml:space="preserve">B4 — Shock-Adaptive Registration Relaxation Loop</w:t>
+      </w:r>
+    </w:p>
+    <w:p>
+      <w:pPr>
+        <w:pStyle w:val="BodyText"/>
+      </w:pPr>
+      <w:r>
+        <w:t xml:space="preserve">VARIABLES: expected-attendance uncertainty spike (holiday/fest/shortage) → registration made non-compulsory (walk-in QR, no auto-billing penalty for non-use) → actual consumption tracked at point of service instead of pre-committed → billing/waste risk realigned with true demand → reduced institutional appetite to keep the compulsory model suspended once the acute uncertainty period ends (closes back toward the normal, standing state). CONFIDENCE: confirmed mechanism (the trigger and the relaxation itself); assumed closure interpretation (why the system reverts rather than keeping the relaxed model — see the shock-adaptive section above for the procurement-certainty trade-off explanation). This loop is the strongest single finding of this entire expansion pass — see the Key Findings section.</w:t>
+      </w:r>
+    </w:p>
+    <w:p>
+      <w:pPr>
+        <w:pStyle w:val="BodyText"/>
+      </w:pPr>
+      <w:r>
+        <w:rPr>
+          <w:b/>
+          <w:bCs/>
+        </w:rPr>
+        <w:t xml:space="preserve">R4 — Known-But-Unowned-Gap Reinforcement (reinforcing, now mostly evidenced rather than purely candidate).</w:t>
+      </w:r>
+    </w:p>
+    <w:p>
+      <w:pPr>
+        <w:pStyle w:val="BodyText"/>
+      </w:pPr>
+      <w:r>
+        <w:t xml:space="preserve">VARIABLES: CFS Chair’s awareness of the turnout gap → no assigned decision-right to act on it, because registration/billing policy ownership is fragmented (Task 7, RC3) → the gap never reaches any specific actor’s agenda → it becomes normalized as</w:t>
+      </w:r>
+      <w:r>
+        <w:t xml:space="preserve"> </w:t>
+      </w:r>
+      <w:r>
+        <w:t xml:space="preserve">“how the system has always worked”</w:t>
+      </w:r>
+      <w:r>
+        <w:t xml:space="preserve"> </w:t>
+      </w:r>
+      <w:r>
+        <w:t xml:space="preserve">→ reduced perceived urgency to raise it again next cycle (closing back to awareness, at progressively lower urgency). CONFIDENCE: the first two links are essentially confirmed (awareness exists; fragmentation confirmed; no-action confirmed this session — see Task 7 Section 19); the</w:t>
+      </w:r>
+      <w:r>
+        <w:t xml:space="preserve"> </w:t>
+      </w:r>
+      <w:r>
+        <w:t xml:space="preserve">“normalization reduces future urgency”</w:t>
+      </w:r>
+      <w:r>
+        <w:t xml:space="preserve"> </w:t>
+      </w:r>
+      <w:r>
+        <w:t xml:space="preserve">closing link is a reasonable systems-thinking inference, not directly evidenced.</w:t>
+      </w:r>
+    </w:p>
+    <w:p>
+      <w:pPr>
+        <w:pStyle w:val="BodyText"/>
+      </w:pPr>
+      <w:r>
+        <w:rPr>
+          <w:b/>
+          <w:bCs/>
+        </w:rPr>
+        <w:t xml:space="preserve">B5 — Silo Success Masking Systemic Gap (a local balancing success producing a system-level reinforcing effect — counter-intuitive, worth naming explicitly).</w:t>
+      </w:r>
+    </w:p>
+    <w:p>
+      <w:pPr>
+        <w:pStyle w:val="BodyText"/>
+      </w:pPr>
+      <w:r>
+        <w:t xml:space="preserve">VARIABLES: menu complaints → Mess Committee acts (B3, confirmed closed) → menu satisfaction improves → CDS/CFS’s overall</w:t>
+      </w:r>
+      <w:r>
+        <w:t xml:space="preserve"> </w:t>
+      </w:r>
+      <w:r>
+        <w:t xml:space="preserve">“is the mess system working?”</w:t>
+      </w:r>
+      <w:r>
+        <w:t xml:space="preserve"> </w:t>
+      </w:r>
+      <w:r>
+        <w:t xml:space="preserve">assessment improves, because the most visibly complained-about channel shows continuous improvement → less institutional appetite to audit other parts of the system, like registration/billing, that generate no comparable complaint volume. MECHANISM: ghost registration doesn’t cost the registering student any visible, in-the-moment discomfort the way a bad meal does — it costs them money quietly, on a monthly bill — so it never generates the complaint volume that would trigger the same escalation pathway that fixed the menu. Silence isn’t the same as absence of a problem, but it can look that way from the governance side. CONFIDENCE: plausible, a systems-thinking inference that plausibly underlies R4.</w:t>
+      </w:r>
+    </w:p>
+    <w:p>
+      <w:pPr>
+        <w:pStyle w:val="BodyText"/>
+      </w:pPr>
+      <w:r>
+        <w:rPr>
+          <w:b/>
+          <w:bCs/>
+        </w:rPr>
+        <w:t xml:space="preserve">R5 — Vendor Margin/Quality Trade-off (reinforcing, assumed, the supply-side mirror of R1).</w:t>
+      </w:r>
+    </w:p>
+    <w:p>
+      <w:pPr>
+        <w:pStyle w:val="BodyText"/>
+      </w:pPr>
+      <w:r>
+        <w:t xml:space="preserve">VARIABLES: fixed or thin per-meal contract margin → vendor substitutes cheaper ingredients or reduces variety to protect margin → student-perceived quality drops → attendance drops further for that meal category → registered-but-unused meals rise, but billing is unaffected because it’s registration-based → the vendor’s revenue is protected regardless of falling attendance (closing back to no market pressure to fix quality, since decoupled billing insulates vendor revenue from attendance too, not just the student’s incentive to attend accurately). This is a genuinely new structural insight: decoupled billing has a symmetrical effect on both sides of the transaction.</w:t>
+      </w:r>
+    </w:p>
+    <w:p>
+      <w:pPr>
+        <w:pStyle w:val="BodyText"/>
+      </w:pPr>
+      <w:r>
+        <w:rPr>
+          <w:b/>
+          <w:bCs/>
+        </w:rPr>
+        <w:t xml:space="preserve">R6 — Waste Invisibility (reinforcing, assumed, the supply-side mirror of R1 in the waste domain).</w:t>
+      </w:r>
+    </w:p>
+    <w:p>
+      <w:pPr>
+        <w:pStyle w:val="BodyText"/>
+      </w:pPr>
+      <w:r>
+        <w:t xml:space="preserve">VARIABLES: ghost registration → food waste generated → waste efficiently composted/disposed → no visible cost or regulatory pressure accrues → no forcing function to revisit registration/billing policy → ghost registration continues unchallenged (closing back to more waste next cycle). Structurally identical in shape to R1: resale absorbs the demand-side symptom, composting absorbs the supply-side symptom, and between them almost nothing about ghost registration ever becomes visible enough to force a structural conversation.</w:t>
+      </w:r>
+    </w:p>
+    <w:p>
+      <w:pPr>
+        <w:pStyle w:val="BodyText"/>
+      </w:pPr>
+      <w:r>
+        <w:rPr>
+          <w:b/>
+          <w:bCs/>
+        </w:rPr>
+        <w:t xml:space="preserve">B6 — Facilities-Friction Underinvestment (reinforcing at the system level despite being framed as a balancing mechanism at the investment-decision level; assumed).</w:t>
+      </w:r>
+    </w:p>
+    <w:p>
+      <w:pPr>
+        <w:pStyle w:val="BodyText"/>
+      </w:pPr>
+      <w:r>
+        <w:t xml:space="preserve">VARIABLES: poor physical conditions at a given mess (untidiness, insects, weak water pressure) → students who have a choice avoid that mess or meal → lower recorded attendance there → attendance data used to justify facilities investment priority → the low-attendance mess receives lower investment priority → conditions stay poor or worsen (closing back to more avoidance). Explains why a facilities gap, once open, tends to persist: the very attendance data that should trigger a facilities fix is degraded by the facilities problem itself.</w:t>
+      </w:r>
+    </w:p>
+    <w:p>
+      <w:pPr>
+        <w:pStyle w:val="BodyText"/>
+      </w:pPr>
+      <w:r>
+        <w:rPr>
+          <w:b/>
+          <w:bCs/>
+        </w:rPr>
+        <w:t xml:space="preserve">R7 — Late-Night Eating / Breakfast Skipping (candidate reinforcing loop, closing link assumed).</w:t>
+      </w:r>
+    </w:p>
+    <w:p>
+      <w:pPr>
+        <w:pStyle w:val="BodyText"/>
+      </w:pPr>
+      <w:r>
+        <w:t xml:space="preserve">VARIABLES: late-night academic workload → late-night eating or outside ordering → suppressed morning hunger → skipped breakfast → [candidate closing link: lower daytime energy → more reliance on late-night catch-up work]. The first three links are consistent with existing evidence (late sleep and social-pull-to-lunch are already self-reported skip reasons); the closing link is a standard physiological/behavioural inference, not campus-specific evidence.</w:t>
+      </w:r>
+      <w:r>
+        <w:t xml:space="preserve"> </w:t>
+      </w:r>
+      <w:r>
+        <w:rPr>
+          <w:b/>
+          <w:bCs/>
+        </w:rPr>
+        <w:t xml:space="preserve">Exam-period breakfast-skipping is a separate, distinct pattern</w:t>
+      </w:r>
+      <w:r>
+        <w:t xml:space="preserve"> </w:t>
+      </w:r>
+      <w:r>
+        <w:t xml:space="preserve">— a rational, bounded, temporary trade-off (skip to gain study time), better modeled as a seasonal amplitude modifier on the existing gap than as part of this loop.</w:t>
+      </w:r>
+    </w:p>
+    <w:p>
+      <w:pPr>
+        <w:pStyle w:val="BodyText"/>
+      </w:pPr>
+      <w:r>
+        <w:rPr>
+          <w:b/>
+          <w:bCs/>
+        </w:rPr>
+        <w:t xml:space="preserve">Open chain — Canine Concentration (not a closed loop, held as a chain pending validation).</w:t>
+      </w:r>
+      <w:r>
+        <w:t xml:space="preserve"> </w:t>
+      </w:r>
+      <w:r>
+        <w:t xml:space="preserve">Food waste availability near a mess → dogs congregate there → congregation sustained by continued scrap access → some students routing around that entrance/path at low-light early-morning hours → marginally lower early-morning foot traffic near that mess specifically. Whether this closes back into more waste is unclear — held as an open chain, not asserted as a loop.</w:t>
+      </w:r>
+    </w:p>
+    <w:bookmarkEnd w:id="54"/>
+    <w:bookmarkEnd w:id="55"/>
+    <w:bookmarkStart w:id="56" w:name="social-cultural-and-health-dimensions"/>
     <w:p>
       <w:pPr>
         <w:pStyle w:val="Heading1"/>
       </w:pPr>
       <w:r>
+        <w:t xml:space="preserve">Social, Cultural and Health Dimensions</w:t>
+      </w:r>
+    </w:p>
+    <w:p>
+      <w:pPr>
+        <w:pStyle w:val="FirstParagraph"/>
+      </w:pPr>
+      <w:r>
+        <w:rPr>
+          <w:b/>
+          <w:bCs/>
+        </w:rPr>
+        <w:t xml:space="preserve">Menu philosophy as an independent causal candidate (assumed):</w:t>
+      </w:r>
+      <w:r>
+        <w:t xml:space="preserve"> </w:t>
+      </w:r>
+      <w:r>
+        <w:t xml:space="preserve">breakfast menus that skew nutrient-first (dals, boiled/steamed items, sprouts, plain poha/upma rotations) over taste-first optimize for a different objective than the one that drives voluntary attendance at a meal nobody is forced to eat. This is a genuinely new causal candidate, distinct from billing-decoupling: it says the</w:t>
+      </w:r>
+      <w:r>
+        <w:t xml:space="preserve"> </w:t>
+      </w:r>
+      <w:r>
+        <w:rPr>
+          <w:i/>
+          <w:iCs/>
+        </w:rPr>
+        <w:t xml:space="preserve">content</w:t>
+      </w:r>
+      <w:r>
+        <w:t xml:space="preserve"> </w:t>
+      </w:r>
+      <w:r>
+        <w:t xml:space="preserve">of breakfast, not just the incentive structure around it, depresses attendance — and independently explains part of why breakfast turnout sits so far below lunch/dinner turnout even under identical registration rules, since lunch/dinner more often carry higher-indulgence items (biryani, non-veg curries). Both explanations can be true simultaneously.</w:t>
+      </w:r>
+    </w:p>
+    <w:p>
+      <w:pPr>
+        <w:pStyle w:val="BodyText"/>
+      </w:pPr>
+      <w:r>
+        <w:rPr>
+          <w:b/>
+          <w:bCs/>
+        </w:rPr>
+        <w:t xml:space="preserve">Health/immunity framing (careful, non-causal):</w:t>
+      </w:r>
+      <w:r>
+        <w:t xml:space="preserve"> </w:t>
+      </w:r>
+      <w:r>
+        <w:t xml:space="preserve">a Hand-Foot-Mouth Disease (HFMD) outbreak reportedly spread across both hostels recently; cause unconfirmed. This document does</w:t>
+      </w:r>
+      <w:r>
+        <w:t xml:space="preserve"> </w:t>
+      </w:r>
+      <w:r>
+        <w:rPr>
+          <w:b/>
+          <w:bCs/>
+        </w:rPr>
+        <w:t xml:space="preserve">not</w:t>
+      </w:r>
+      <w:r>
+        <w:t xml:space="preserve"> </w:t>
+      </w:r>
+      <w:r>
+        <w:t xml:space="preserve">claim skipped breakfast caused that outbreak — HFMD is contact/fecal-oral-spread, not primarily a nutrition-linked disease, and asserting a direct link would be scientifically indefensible. What is worth naming honestly: this system combines a chronic, irregular-nutrition condition (the breakfast gap) with unusually dense shared common-space contact (mess halls, washrooms, playgrounds, study rooms) — a structural vulnerability that makes an outbreak, once introduced by any cause, more consequential. Frame this as a</w:t>
+      </w:r>
+      <w:r>
+        <w:t xml:space="preserve"> </w:t>
+      </w:r>
+      <w:r>
+        <w:rPr>
+          <w:b/>
+          <w:bCs/>
+        </w:rPr>
+        <w:t xml:space="preserve">systemic risk-amplifier</w:t>
+      </w:r>
+      <w:r>
+        <w:t xml:space="preserve">, never as a cause.</w:t>
+      </w:r>
+    </w:p>
+    <w:p>
+      <w:pPr>
+        <w:pStyle w:val="BodyText"/>
+      </w:pPr>
+      <w:r>
+        <w:rPr>
+          <w:b/>
+          <w:bCs/>
+        </w:rPr>
+        <w:t xml:space="preserve">Mental-model inventory (assumed unless otherwise noted):</w:t>
+      </w:r>
+    </w:p>
+    <w:tbl>
+      <w:tblPr>
+        <w:tblStyle w:val="Table"/>
+        <w:tblW w:type="pct" w:w="5000"/>
+        <w:tblLayout w:type="fixed"/>
+        <w:tblLook w:firstRow="1" w:lastRow="0" w:firstColumn="0" w:lastColumn="0" w:noHBand="0" w:noVBand="0" w:val="0020"/>
+      </w:tblPr>
+      <w:tblGrid>
+        <w:gridCol w:w="2640"/>
+        <w:gridCol w:w="2640"/>
+        <w:gridCol w:w="2640"/>
+      </w:tblGrid>
+      <w:tr>
+        <w:trPr>
+          <w:tblHeader w:val="on"/>
+        </w:trPr>
+        <w:tc>
+          <w:tcPr/>
+          <w:p>
+            <w:pPr>
+              <w:pStyle w:val="Compact"/>
+            </w:pPr>
+            <w:r>
+              <w:t xml:space="preserve">Factor</w:t>
+            </w:r>
+          </w:p>
+        </w:tc>
+        <w:tc>
+          <w:tcPr/>
+          <w:p>
+            <w:pPr>
+              <w:pStyle w:val="Compact"/>
+            </w:pPr>
+            <w:r>
+              <w:t xml:space="preserve">Direction</w:t>
+            </w:r>
+          </w:p>
+        </w:tc>
+        <w:tc>
+          <w:tcPr/>
+          <w:p>
+            <w:pPr>
+              <w:pStyle w:val="Compact"/>
+            </w:pPr>
+            <w:r>
+              <w:t xml:space="preserve">Status</w:t>
+            </w:r>
+          </w:p>
+        </w:tc>
+      </w:tr>
+      <w:tr>
+        <w:tc>
+          <w:tcPr/>
+          <w:p>
+            <w:pPr>
+              <w:pStyle w:val="Compact"/>
+            </w:pPr>
+            <w:r>
+              <w:t xml:space="preserve">“Early bird”</w:t>
+            </w:r>
+            <w:r>
+              <w:t xml:space="preserve">/morning-discipline identity (joggers, disciplined eaters)</w:t>
+            </w:r>
+          </w:p>
+        </w:tc>
+        <w:tc>
+          <w:tcPr/>
+          <w:p>
+            <w:pPr>
+              <w:pStyle w:val="Compact"/>
+            </w:pPr>
+            <w:r>
+              <w:t xml:space="preserve">Toward attendance</w:t>
+            </w:r>
+          </w:p>
+        </w:tc>
+        <w:tc>
+          <w:tcPr/>
+          <w:p>
+            <w:pPr>
+              <w:pStyle w:val="Compact"/>
+            </w:pPr>
+            <w:r>
+              <w:t xml:space="preserve">Assumed</w:t>
+            </w:r>
+          </w:p>
+        </w:tc>
+      </w:tr>
+      <w:tr>
+        <w:tc>
+          <w:tcPr/>
+          <w:p>
+            <w:pPr>
+              <w:pStyle w:val="Compact"/>
+            </w:pPr>
+            <w:r>
+              <w:t xml:space="preserve">“Breakfast is the most important meal”</w:t>
+            </w:r>
+            <w:r>
+              <w:t xml:space="preserve"> </w:t>
+            </w:r>
+            <w:r>
+              <w:t xml:space="preserve">belief</w:t>
+            </w:r>
+          </w:p>
+        </w:tc>
+        <w:tc>
+          <w:tcPr/>
+          <w:p>
+            <w:pPr>
+              <w:pStyle w:val="Compact"/>
+            </w:pPr>
+            <w:r>
+              <w:t xml:space="preserve">Toward</w:t>
+            </w:r>
+          </w:p>
+        </w:tc>
+        <w:tc>
+          <w:tcPr/>
+          <w:p>
+            <w:pPr>
+              <w:pStyle w:val="Compact"/>
+            </w:pPr>
+            <w:r>
+              <w:t xml:space="preserve">Assumed</w:t>
+            </w:r>
+          </w:p>
+        </w:tc>
+      </w:tr>
+      <w:tr>
+        <w:tc>
+          <w:tcPr/>
+          <w:p>
+            <w:pPr>
+              <w:pStyle w:val="Compact"/>
+            </w:pPr>
+            <w:r>
+              <w:t xml:space="preserve">“I’m already healthy, I don’t need it”</w:t>
+            </w:r>
+            <w:r>
+              <w:t xml:space="preserve"> </w:t>
+            </w:r>
+            <w:r>
+              <w:t xml:space="preserve">belief</w:t>
+            </w:r>
+          </w:p>
+        </w:tc>
+        <w:tc>
+          <w:tcPr/>
+          <w:p>
+            <w:pPr>
+              <w:pStyle w:val="Compact"/>
+            </w:pPr>
+            <w:r>
+              <w:t xml:space="preserve">Away</w:t>
+            </w:r>
+          </w:p>
+        </w:tc>
+        <w:tc>
+          <w:tcPr/>
+          <w:p>
+            <w:pPr>
+              <w:pStyle w:val="Compact"/>
+            </w:pPr>
+            <w:r>
+              <w:t xml:space="preserve">Assumed, plausible mirror of the confirmed intermittent-fasting finding</w:t>
+            </w:r>
+          </w:p>
+        </w:tc>
+      </w:tr>
+      <w:tr>
+        <w:tc>
+          <w:tcPr/>
+          <w:p>
+            <w:pPr>
+              <w:pStyle w:val="Compact"/>
+            </w:pPr>
+            <w:r>
+              <w:t xml:space="preserve">Intermittent fasting / two-meals-a-day as deliberate choice</w:t>
+            </w:r>
+          </w:p>
+        </w:tc>
+        <w:tc>
+          <w:tcPr/>
+          <w:p>
+            <w:pPr>
+              <w:pStyle w:val="Compact"/>
+            </w:pPr>
+            <w:r>
+              <w:t xml:space="preserve">Away, but an informed choice, not a failure</w:t>
+            </w:r>
+          </w:p>
+        </w:tc>
+        <w:tc>
+          <w:tcPr/>
+          <w:p>
+            <w:pPr>
+              <w:pStyle w:val="Compact"/>
+            </w:pPr>
+            <w:r>
+              <w:t xml:space="preserve">Confirmed (one respondent)</w:t>
+            </w:r>
+          </w:p>
+        </w:tc>
+      </w:tr>
+      <w:tr>
+        <w:tc>
+          <w:tcPr/>
+          <w:p>
+            <w:pPr>
+              <w:pStyle w:val="Compact"/>
+            </w:pPr>
+            <w:r>
+              <w:t xml:space="preserve">Thinness-reinforcement belief (skipping as a path to staying thin)</w:t>
+            </w:r>
+          </w:p>
+        </w:tc>
+        <w:tc>
+          <w:tcPr/>
+          <w:p>
+            <w:pPr>
+              <w:pStyle w:val="Compact"/>
+            </w:pPr>
+            <w:r>
+              <w:t xml:space="preserve">Away</w:t>
+            </w:r>
+          </w:p>
+        </w:tc>
+        <w:tc>
+          <w:tcPr/>
+          <w:p>
+            <w:pPr>
+              <w:pStyle w:val="Compact"/>
+            </w:pPr>
+            <w:r>
+              <w:t xml:space="preserve">Assumed — a sensitive but real behavioural-health pattern; named factually as a wellbeing risk factor, not normalized as just another demand-side data point</w:t>
+            </w:r>
+          </w:p>
+        </w:tc>
+      </w:tr>
+      <w:tr>
+        <w:tc>
+          <w:tcPr/>
+          <w:p>
+            <w:pPr>
+              <w:pStyle w:val="Compact"/>
+            </w:pPr>
+            <w:r>
+              <w:t xml:space="preserve">Social anxiety around visibly eating egg/non-veg in a veg-leaning shared space</w:t>
+            </w:r>
+          </w:p>
+        </w:tc>
+        <w:tc>
+          <w:tcPr/>
+          <w:p>
+            <w:pPr>
+              <w:pStyle w:val="Compact"/>
+            </w:pPr>
+            <w:r>
+              <w:t xml:space="preserve">Away from mess attendance specifically</w:t>
+            </w:r>
+          </w:p>
+        </w:tc>
+        <w:tc>
+          <w:tcPr/>
+          <w:p>
+            <w:pPr>
+              <w:pStyle w:val="Compact"/>
+            </w:pPr>
+            <w:r>
+              <w:t xml:space="preserve">Assumed, structurally coherent — a visible, shared dining hall is exactly where dietary-identity self-consciousness would suppress attendance more than the underlying dietary choice itself</w:t>
+            </w:r>
+          </w:p>
+        </w:tc>
+      </w:tr>
+      <w:tr>
+        <w:tc>
+          <w:tcPr/>
+          <w:p>
+            <w:pPr>
+              <w:pStyle w:val="Compact"/>
+            </w:pPr>
+            <w:r>
+              <w:t xml:space="preserve">General shyness/social-avoidance of a crowded communal space</w:t>
+            </w:r>
+          </w:p>
+        </w:tc>
+        <w:tc>
+          <w:tcPr/>
+          <w:p>
+            <w:pPr>
+              <w:pStyle w:val="Compact"/>
+            </w:pPr>
+            <w:r>
+              <w:t xml:space="preserve">Away</w:t>
+            </w:r>
+          </w:p>
+        </w:tc>
+        <w:tc>
+          <w:tcPr/>
+          <w:p>
+            <w:pPr>
+              <w:pStyle w:val="Compact"/>
+            </w:pPr>
+            <w:r>
+              <w:t xml:space="preserve">Assumed</w:t>
+            </w:r>
+          </w:p>
+        </w:tc>
+      </w:tr>
+      <w:tr>
+        <w:tc>
+          <w:tcPr/>
+          <w:p>
+            <w:pPr>
+              <w:pStyle w:val="Compact"/>
+            </w:pPr>
+            <w:r>
+              <w:t xml:space="preserve">Cultural/regional norm of not eating a formal breakfast</w:t>
+            </w:r>
+          </w:p>
+        </w:tc>
+        <w:tc>
+          <w:tcPr/>
+          <w:p>
+            <w:pPr>
+              <w:pStyle w:val="Compact"/>
+            </w:pPr>
+            <w:r>
+              <w:t xml:space="preserve">Away, and explicitly not a system failure</w:t>
+            </w:r>
+          </w:p>
+        </w:tc>
+        <w:tc>
+          <w:tcPr/>
+          <w:p>
+            <w:pPr>
+              <w:pStyle w:val="Compact"/>
+            </w:pPr>
+            <w:r>
+              <w:t xml:space="preserve">See below</w:t>
+            </w:r>
+          </w:p>
+        </w:tc>
+      </w:tr>
+    </w:tbl>
+    <w:p>
+      <w:pPr>
+        <w:pStyle w:val="BodyText"/>
+      </w:pPr>
+      <w:r>
+        <w:rPr>
+          <w:b/>
+          <w:bCs/>
+        </w:rPr>
+        <w:t xml:space="preserve">Cultural reframing, stated plainly:</w:t>
+      </w:r>
+      <w:r>
+        <w:t xml:space="preserve"> </w:t>
+      </w:r>
+      <w:r>
+        <w:t xml:space="preserve">breakfast as a mandatory first meal is itself a specific cultural convention, not a universal default. IIIT-H draws students from across India’s regional, linguistic, religious, and family-culture diversity; for some, skipping or minimizing breakfast in favour of a brunch-style combined meal is not a deviation — it is their norm from home. Dietary-practice diversity (Jain, vegetarian, non-vegetarian, Iftar-period observance) means</w:t>
+      </w:r>
+      <w:r>
+        <w:t xml:space="preserve"> </w:t>
+      </w:r>
+      <w:r>
+        <w:t xml:space="preserve">“the”</w:t>
+      </w:r>
+      <w:r>
+        <w:t xml:space="preserve"> </w:t>
+      </w:r>
+      <w:r>
+        <w:t xml:space="preserve">breakfast experience is not one experience — Yuktahar’s Jain/pure-veg lines exist precisely because a single menu cannot serve this diversity.</w:t>
+      </w:r>
+      <w:r>
+        <w:t xml:space="preserve"> </w:t>
+      </w:r>
+      <w:r>
+        <w:rPr>
+          <w:b/>
+          <w:bCs/>
+        </w:rPr>
+        <w:t xml:space="preserve">A materially meaningful share of</w:t>
+      </w:r>
+      <w:r>
+        <w:rPr>
+          <w:b/>
+          <w:bCs/>
+        </w:rPr>
+        <w:t xml:space="preserve"> </w:t>
+      </w:r>
+      <w:r>
+        <w:rPr>
+          <w:b/>
+          <w:bCs/>
+        </w:rPr>
+        <w:t xml:space="preserve">“low breakfast turnout”</w:t>
+      </w:r>
+      <w:r>
+        <w:rPr>
+          <w:b/>
+          <w:bCs/>
+        </w:rPr>
+        <w:t xml:space="preserve"> </w:t>
+      </w:r>
+      <w:r>
+        <w:rPr>
+          <w:b/>
+          <w:bCs/>
+        </w:rPr>
+        <w:t xml:space="preserve">is legitimate cultural and individual variation, not a fixable inefficiency.</w:t>
+      </w:r>
+      <w:r>
+        <w:t xml:space="preserve"> </w:t>
+      </w:r>
+      <w:r>
+        <w:t xml:space="preserve">This does not shrink the structural findings already established in Task 7 (billing decoupling and fragmented decision rights are still real and still explain a meaningful share of the gap) — it means any future intervention’s expected impact should never be framed as</w:t>
+      </w:r>
+      <w:r>
+        <w:t xml:space="preserve"> </w:t>
+      </w:r>
+      <w:r>
+        <w:t xml:space="preserve">“close the gap to near-zero.”</w:t>
+      </w:r>
+    </w:p>
+    <w:p>
+      <w:pPr>
+        <w:pStyle w:val="BodyText"/>
+      </w:pPr>
+      <w:r>
+        <w:rPr>
+          <w:b/>
+          <w:bCs/>
+        </w:rPr>
+        <w:t xml:space="preserve">Cross-mess perception effects:</w:t>
+      </w:r>
+      <w:r>
+        <w:t xml:space="preserve"> </w:t>
+      </w:r>
+      <w:r>
+        <w:t xml:space="preserve">Bakul’s untidiness is a direct, visceral deterrent independent of registration mechanics; Kadamba’s plate-reuse trust issue shows a system can be objectively compliant (strong FSSAI rating) while still losing demand to a subjective trust deficit; the VC canteen functions as an unofficial pressure-release valve during recognized quality dips (e.g. Iftar period), structurally similar in role to the Mess Cell resale channel — it absorbs dissatisfaction that would otherwise have to surface as a complaint or a policy problem, quietly protecting the formal system from having to respond.</w:t>
+      </w:r>
+    </w:p>
+    <w:bookmarkEnd w:id="56"/>
+    <w:bookmarkStart w:id="57" w:name="key-findings"/>
+    <w:p>
+      <w:pPr>
+        <w:pStyle w:val="Heading1"/>
+      </w:pPr>
+      <w:r>
         <w:t xml:space="preserve">Key Findings</w:t>
+      </w:r>
+    </w:p>
+    <w:p>
+      <w:pPr>
+        <w:pStyle w:val="Compact"/>
+        <w:numPr>
+          <w:ilvl w:val="0"/>
+          <w:numId w:val="1002"/>
+        </w:numPr>
+      </w:pPr>
+      <w:r>
+        <w:rPr>
+          <w:b/>
+          <w:bCs/>
+        </w:rPr>
+        <w:t xml:space="preserve">The institution has already built and run a working fix for the core paradox — it just isn’t the standing default.</w:t>
+      </w:r>
+      <w:r>
+        <w:t xml:space="preserve"> </w:t>
+      </w:r>
+      <w:r>
+        <w:t xml:space="preserve">The shock-adaptive precedent (loop B4: non-compulsory, walk-in, attendance-tracked billing during holidays and the LPG shortage) proves attendance-based billing is operationally achievable at IIIT-H. The standing model’s decoupled billing (Task 7’s RC1) is therefore a</w:t>
+      </w:r>
+      <w:r>
+        <w:t xml:space="preserve"> </w:t>
+      </w:r>
+      <w:r>
+        <w:rPr>
+          <w:i/>
+          <w:iCs/>
+        </w:rPr>
+        <w:t xml:space="preserve">choice under a specific trade-off</w:t>
+      </w:r>
+      <w:r>
+        <w:t xml:space="preserve"> </w:t>
+      </w:r>
+      <w:r>
+        <w:t xml:space="preserve">(procurement lead-time certainty vs. demand-matching accuracy), not a technical impossibility or a simple oversight. This is the single most important reframing this pass produces.</w:t>
+      </w:r>
+    </w:p>
+    <w:p>
+      <w:pPr>
+        <w:pStyle w:val="Compact"/>
+        <w:numPr>
+          <w:ilvl w:val="0"/>
+          <w:numId w:val="1002"/>
+        </w:numPr>
+      </w:pPr>
+      <w:r>
+        <w:t xml:space="preserve">Kadamba, Yuktahar, and Bakul/Palash are three structurally different kitchen-and-supply systems, not one — automated/outsourced, manual/live, and temporarily external-vendor-sourced respectively. Any finding about turnout, waste, or quality needs to specify which system it describes.</w:t>
+      </w:r>
+    </w:p>
+    <w:p>
+      <w:pPr>
+        <w:pStyle w:val="Compact"/>
+        <w:numPr>
+          <w:ilvl w:val="0"/>
+          <w:numId w:val="1002"/>
+        </w:numPr>
+      </w:pPr>
+      <w:r>
+        <w:t xml:space="preserve">Decoupled billing (RC1) plausibly protects vendor revenue predictability as much as it reflects institutional inattention — a real, previously unconsidered stakeholder interest in leaving the standing model exactly as it is (loop R5).</w:t>
+      </w:r>
+    </w:p>
+    <w:p>
+      <w:pPr>
+        <w:pStyle w:val="Compact"/>
+        <w:numPr>
+          <w:ilvl w:val="0"/>
+          <w:numId w:val="1002"/>
+        </w:numPr>
+      </w:pPr>
+      <w:r>
+        <w:t xml:space="preserve">Waste management and the informal resale market are the</w:t>
+      </w:r>
+      <w:r>
+        <w:t xml:space="preserve"> </w:t>
+      </w:r>
+      <w:r>
+        <w:rPr>
+          <w:i/>
+          <w:iCs/>
+        </w:rPr>
+        <w:t xml:space="preserve">same archetype</w:t>
+      </w:r>
+      <w:r>
+        <w:t xml:space="preserve"> </w:t>
+      </w:r>
+      <w:r>
+        <w:t xml:space="preserve">twice: both are well-functioning symptomatic fixes (R1, R6) that quietly remove the visible cost that would otherwise force a demand-planning or billing fix. Neither is measured at the volume/scale level, so neither can function as a forcing signal even in principle.</w:t>
+      </w:r>
+    </w:p>
+    <w:p>
+      <w:pPr>
+        <w:pStyle w:val="Compact"/>
+        <w:numPr>
+          <w:ilvl w:val="0"/>
+          <w:numId w:val="1002"/>
+        </w:numPr>
+      </w:pPr>
+      <w:r>
+        <w:t xml:space="preserve">Skip Meal is not simply</w:t>
+      </w:r>
+      <w:r>
+        <w:t xml:space="preserve"> </w:t>
+      </w:r>
+      <w:r>
+        <w:t xml:space="preserve">“broken”</w:t>
+      </w:r>
+      <w:r>
+        <w:t xml:space="preserve"> </w:t>
+      </w:r>
+      <w:r>
+        <w:t xml:space="preserve">— its mechanism now confirmed to function (adjusting same-week prep-quantity), but uptake among students is reported at near-zero. The precise problem is adoption, not design.</w:t>
+      </w:r>
+    </w:p>
+    <w:p>
+      <w:pPr>
+        <w:pStyle w:val="Compact"/>
+        <w:numPr>
+          <w:ilvl w:val="0"/>
+          <w:numId w:val="1002"/>
+        </w:numPr>
+      </w:pPr>
+      <w:r>
+        <w:t xml:space="preserve">The academic timetable (8:30 AM classes) has a defensible institutional logic of its own (faculty scheduling economy, room contention, cognitive-freshness sequencing) and should be treated as a fixed boundary condition to design around, not a lever to recommend changing — a materially different posture than earlier framings of</w:t>
+      </w:r>
+      <w:r>
+        <w:t xml:space="preserve"> </w:t>
+      </w:r>
+      <w:r>
+        <w:t xml:space="preserve">“the schedule clash.”</w:t>
+      </w:r>
+    </w:p>
+    <w:p>
+      <w:pPr>
+        <w:pStyle w:val="Compact"/>
+        <w:numPr>
+          <w:ilvl w:val="0"/>
+          <w:numId w:val="1002"/>
+        </w:numPr>
+      </w:pPr>
+      <w:r>
+        <w:t xml:space="preserve">At least two invisible demand streams — faculty breakfast access and early-shift staff consumption — may be competing for the same prepared-quantity pool without appearing in any registration or forecasting number, on top of the already-documented student registration-attendance gap.</w:t>
+      </w:r>
+    </w:p>
+    <w:p>
+      <w:pPr>
+        <w:pStyle w:val="Compact"/>
+        <w:numPr>
+          <w:ilvl w:val="0"/>
+          <w:numId w:val="1002"/>
+        </w:numPr>
+      </w:pPr>
+      <w:r>
+        <w:t xml:space="preserve">A meaningful share of</w:t>
+      </w:r>
+      <w:r>
+        <w:t xml:space="preserve"> </w:t>
+      </w:r>
+      <w:r>
+        <w:t xml:space="preserve">“low breakfast turnout”</w:t>
+      </w:r>
+      <w:r>
+        <w:t xml:space="preserve"> </w:t>
+      </w:r>
+      <w:r>
+        <w:t xml:space="preserve">is legitimate cultural, religious, or individual variation (regional norms, intermittent fasting, dietary practice diversity), not dysfunction — no future intervention should be framed as closing the gap to near-zero.</w:t>
+      </w:r>
+    </w:p>
+    <w:p>
+      <w:pPr>
+        <w:pStyle w:val="Compact"/>
+        <w:numPr>
+          <w:ilvl w:val="0"/>
+          <w:numId w:val="1002"/>
+        </w:numPr>
+      </w:pPr>
+      <w:r>
+        <w:t xml:space="preserve">Breakfast’s menu philosophy (nutrient-first over taste-first) is an independent causal candidate for low turnout, separate from and additive to the billing-incentive explanation — both can be, and likely are, simultaneously true.</w:t>
+      </w:r>
+    </w:p>
+    <w:p>
+      <w:pPr>
+        <w:pStyle w:val="Compact"/>
+        <w:numPr>
+          <w:ilvl w:val="0"/>
+          <w:numId w:val="1002"/>
+        </w:numPr>
+      </w:pPr>
+      <w:r>
+        <w:t xml:space="preserve">The system’s effects extend well beyond students and the mess: waste generates a real if unmeasured environmental footprint, plausibly feeds a campus dog population via the Canine Council with its own animal-welfare and (candidate) foot-traffic effects, and a chronic irregular-nutrition condition combined with dense shared common spaces is a structural risk-amplifier for events like the recently reported HFMD outbreak — named as a plausible systemic vulnerability, never as an established cause.</w:t>
+      </w:r>
+    </w:p>
+    <w:p>
+      <w:pPr>
+        <w:pStyle w:val="Compact"/>
+        <w:numPr>
+          <w:ilvl w:val="0"/>
+          <w:numId w:val="1002"/>
+        </w:numPr>
+      </w:pPr>
+      <w:r>
+        <w:t xml:space="preserve">Of fourteen traced loops/chains, only two (R1, B3) were previously confirmed and closed; this pass adds one more fully confirmed, condition-triggered loop (B4, the shock-adaptive precedent) and substantially reframes a fourth (B1, now confirmed-but-low-uptake rather than simply broken) — the system is considerably more responsive, in more places, than earlier passes found, but that responsiveness is concentrated in governance-side and exceptional-condition mechanisms, not in the standing day-to-day registration/billing model.</w:t>
+      </w:r>
+    </w:p>
+    <w:bookmarkEnd w:id="57"/>
+    <w:bookmarkStart w:id="58" w:name="outstanding-data-collection"/>
+    <w:p>
+      <w:pPr>
+        <w:pStyle w:val="Heading1"/>
+      </w:pPr>
+      <w:r>
+        <w:t xml:space="preserve">Outstanding Data Collection</w:t>
+      </w:r>
+    </w:p>
+    <w:p>
+      <w:pPr>
+        <w:pStyle w:val="FirstParagraph"/>
+      </w:pPr>
+      <w:r>
+        <w:rPr>
+          <w:b/>
+          <w:bCs/>
+        </w:rPr>
+        <w:t xml:space="preserve">Narrowed further this pass, direct from the user (2026-09-13):</w:t>
+      </w:r>
+      <w:r>
+        <w:t xml:space="preserve"> </w:t>
+      </w:r>
+      <w:r>
+        <w:t xml:space="preserve">the CFS Chair’s awareness of the turnout gap (a further tentative ~45% figure, alongside 35-40%) has been confirmed to have never reached a registration or billing policy discussion — this was previously the single highest-priority open question and is now resolved (see Task 7, Section 19). Skip Meal’s mechanism has also been confirmed functioning for same-week prep-quantity adjustment.</w:t>
+      </w:r>
+    </w:p>
+    <w:p>
+      <w:pPr>
+        <w:pStyle w:val="BodyText"/>
+      </w:pPr>
+      <w:r>
+        <w:rPr>
+          <w:b/>
+          <w:bCs/>
+        </w:rPr>
+        <w:t xml:space="preserve">Still pending institutional approval:</w:t>
+      </w:r>
+      <w:r>
+        <w:t xml:space="preserve"> </w:t>
+      </w:r>
+      <w:r>
+        <w:t xml:space="preserve">a mess-committee/vendor-side interview and a direct interview with</w:t>
+      </w:r>
+      <w:r>
+        <w:t xml:space="preserve"> </w:t>
+      </w:r>
+      <w:r>
+        <w:rPr>
+          <w:b/>
+          <w:bCs/>
+        </w:rPr>
+        <w:t xml:space="preserve">Giri</w:t>
+      </w:r>
+      <w:r>
+        <w:t xml:space="preserve">, the CDS Chair.</w:t>
+      </w:r>
+    </w:p>
+    <w:p>
+      <w:pPr>
+        <w:pStyle w:val="BodyText"/>
+      </w:pPr>
+      <w:r>
+        <w:rPr>
+          <w:b/>
+          <w:bCs/>
+        </w:rPr>
+        <w:t xml:space="preserve">New, this pass, in priority order:</w:t>
       </w:r>
     </w:p>
     <w:p>
@@ -3114,23 +5994,19 @@
         </w:numPr>
       </w:pPr>
       <w:r>
-        <w:t xml:space="preserve">The system’s process flow and its governance structure are only loosely coupled: CDS controls billing and ordering, but the actor with the single most relevant lever over the core problem — Academic administration, over class timing — sits entirely outside that structure, and the escalation pathway that</w:t>
-      </w:r>
-      <w:r>
-        <w:t xml:space="preserve"> </w:t>
-      </w:r>
-      <w:r>
-        <w:rPr>
-          <w:i/>
-          <w:iCs/>
-        </w:rPr>
-        <w:t xml:space="preserve">does</w:t>
-      </w:r>
-      <w:r>
-        <w:t xml:space="preserve"> </w:t>
-      </w:r>
-      <w:r>
-        <w:t xml:space="preserve">work (feedback → CDS Student Council → CDS Committee) has never been used to raise the schedule-overlap question at all — only menu fatigue.</w:t>
+        <w:t xml:space="preserve">Why Skip Meal uptake is reported near-zero despite the mechanism now being confirmed to work — this is now the sharpest open question about B1, replacing the earlier</w:t>
+      </w:r>
+      <w:r>
+        <w:t xml:space="preserve"> </w:t>
+      </w:r>
+      <w:r>
+        <w:t xml:space="preserve">“does it even function”</w:t>
+      </w:r>
+      <w:r>
+        <w:t xml:space="preserve"> </w:t>
+      </w:r>
+      <w:r>
+        <w:t xml:space="preserve">question.</w:t>
       </w:r>
     </w:p>
     <w:p>
@@ -3142,7 +6018,7 @@
         </w:numPr>
       </w:pPr>
       <w:r>
-        <w:t xml:space="preserve">Every no-show exit path (cancel, Skip Meal, resale, or simply waste) is a workaround for the same missing formal mechanism: nothing in the system lets a same-day change in intent affect what gets billed or cooked.</w:t>
+        <w:t xml:space="preserve">Whether faculty and early-shift staff have any defined or informal mess access, and whether that consumption is reflected in sourcing or prep-quantity forecasting.</w:t>
       </w:r>
     </w:p>
     <w:p>
@@ -3154,7 +6030,7 @@
         </w:numPr>
       </w:pPr>
       <w:r>
-        <w:t xml:space="preserve">The resale market’s success is itself evidence of a formal gap: students built a working alternative to Skip Meal because Skip Meal does not do what a student in that situation actually needs.</w:t>
+        <w:t xml:space="preserve">Whether the Canine Council’s scrap-feeding mechanism is real at Kadamba specifically, and whether dog congregation near mess entrances measurably affects early-morning foot traffic — both currently assumed, neither observed directly.</w:t>
       </w:r>
     </w:p>
     <w:p>
@@ -3166,23 +6042,7 @@
         </w:numPr>
       </w:pPr>
       <w:r>
-        <w:t xml:space="preserve">Of six traced loops, exactly two now close as designed — and they point in opposite directions about how responsive this system actually is. R1 (registration/resale) is a reinforcing loop nobody designed on purpose. B3 (menu rotation) is a balancing loop the governance structure designed and exercised on purpose, and it worked. The other three designed mechanisms (B1’s Skip Meal, B2’s redistribution) break at the exact link that would require a student to act against their own short-term interest; B3 didn’t need a student to act against their interest at all — it required the</w:t>
-      </w:r>
-      <w:r>
-        <w:t xml:space="preserve"> </w:t>
-      </w:r>
-      <w:r>
-        <w:rPr>
-          <w:i/>
-          <w:iCs/>
-        </w:rPr>
-        <w:t xml:space="preserve">institution</w:t>
-      </w:r>
-      <w:r>
-        <w:t xml:space="preserve"> </w:t>
-      </w:r>
-      <w:r>
-        <w:t xml:space="preserve">to act, once, through a pathway that turned out to function. That is the more precise, less pessimistic finding this new data supports: the system isn’t uniformly unresponsive, it is unresponsive specifically at the mechanisms that ask individual students to absorb a cost, and responsive at the one mechanism that asked the institution to.</w:t>
+        <w:t xml:space="preserve">Whether the standing (non-shock) model could adopt any part of the shock-adaptive precedent (e.g. a smaller cancellation-cap increase, or a partial walk-in option) without fully sacrificing vendor lead-time certainty — a genuine open design question, not answered here since this document stops at diagnosis.</w:t>
       </w:r>
     </w:p>
     <w:p>
@@ -3194,39 +6054,19 @@
         </w:numPr>
       </w:pPr>
       <w:r>
-        <w:t xml:space="preserve">Every</w:t>
-      </w:r>
-      <w:r>
-        <w:t xml:space="preserve"> </w:t>
-      </w:r>
-      <w:r>
-        <w:rPr>
-          <w:i/>
-          <w:iCs/>
-        </w:rPr>
-        <w:t xml:space="preserve">technology</w:t>
-      </w:r>
-      <w:r>
-        <w:t xml:space="preserve"> </w:t>
-      </w:r>
-      <w:r>
-        <w:t xml:space="preserve">component identified in this system (portal, QR credential, rating, Skip Meal, cancellation) is student-facing; none gives CDS or vendors real-time digital visibility into anything happening at the student’s decision point. But the kitchen side is not instrumentation-free — it runs on a real, if fully manual and single-person-dependent, inventory and stock-assessment process. The gap is</w:t>
-      </w:r>
-      <w:r>
-        <w:t xml:space="preserve"> </w:t>
-      </w:r>
-      <w:r>
-        <w:rPr>
-          <w:i/>
-          <w:iCs/>
-        </w:rPr>
-        <w:t xml:space="preserve">digital</w:t>
-      </w:r>
-      <w:r>
-        <w:t xml:space="preserve"> </w:t>
-      </w:r>
-      <w:r>
-        <w:t xml:space="preserve">real-time visibility, not visibility altogether.</w:t>
+        <w:t xml:space="preserve">Direct confirmation of Kadamba’s</w:t>
+      </w:r>
+      <w:r>
+        <w:t xml:space="preserve"> </w:t>
+      </w:r>
+      <w:r>
+        <w:t xml:space="preserve">“420 seats vs. 1,200 capacity”</w:t>
+      </w:r>
+      <w:r>
+        <w:t xml:space="preserve"> </w:t>
+      </w:r>
+      <w:r>
+        <w:t xml:space="preserve">figures.</w:t>
       </w:r>
     </w:p>
     <w:p>
@@ -3238,7 +6078,7 @@
         </w:numPr>
       </w:pPr>
       <w:r>
-        <w:t xml:space="preserve">The service blueprint makes a related finding visible on a timeline instead of a category map: the line of visibility is crossed only twice a month, and every morning’s actual go/skip decision happens in a lane the backstage side never sees until billing, which by then can no longer be changed.</w:t>
+        <w:t xml:space="preserve">Whether the open-tender catering contract is fixed-price or cost-passthrough.</w:t>
       </w:r>
     </w:p>
     <w:p>
@@ -3250,7 +6090,28 @@
         </w:numPr>
       </w:pPr>
       <w:r>
-        <w:t xml:space="preserve">The kitchen is not one system but at least four interacting ones — supply chain, equipment, inventory, waste/food-safety — each with its own actors and its own failure mode. The most consequential of those failure modes (one person, no backup, running FIFO/FEFO across all cold and dry storage) has nothing to do with students, registration, or billing at all; it is a pure operations risk sitting underneath every number in this document about freshness or turnout.</w:t>
+        <w:t xml:space="preserve">Which CDS Portal domain is actually live (</w:t>
+      </w:r>
+      <w:r>
+        <w:rPr>
+          <w:rStyle w:val="VerbatimChar"/>
+        </w:rPr>
+        <w:t xml:space="preserve">dining.iiit.ac.in</w:t>
+      </w:r>
+      <w:r>
+        <w:t xml:space="preserve"> </w:t>
+      </w:r>
+      <w:r>
+        <w:t xml:space="preserve">vs. </w:t>
+      </w:r>
+      <w:r>
+        <w:rPr>
+          <w:rStyle w:val="VerbatimChar"/>
+        </w:rPr>
+        <w:t xml:space="preserve">mess.iiit.ac.in</w:t>
+      </w:r>
+      <w:r>
+        <w:t xml:space="preserve">).</w:t>
       </w:r>
     </w:p>
     <w:p>
@@ -3262,7 +6123,7 @@
         </w:numPr>
       </w:pPr>
       <w:r>
-        <w:t xml:space="preserve">Bakul and Palash’s off-site-kitchen arrangement, previously an open, half-guessed hypothesis, is confirmed — and is explicitly temporary (until the Felicity Kitchen &amp; Dining Facility opens, ~December 2026). Any finding in this project about Bakul/Palash’s kitchen structure has a known expiry date; this map should be re-checked against reality once that facility opens.</w:t>
+        <w:t xml:space="preserve">A single added interview question for R3 (menu visibility → attendance decision) and R2/R7 (what a respondent does in the hours after skipping breakfast, and whether late-night eating patterns are self-reported as a factor) — answerable with the existing respondents, no new interview round needed.</w:t>
       </w:r>
     </w:p>
     <w:p>
@@ -3274,278 +6135,10 @@
         </w:numPr>
       </w:pPr>
       <w:r>
-        <w:t xml:space="preserve">The three-tier pricing structure (Student &lt; Card &lt; Spot) is a real, quantified financial incentive for accurate registration — but it is layered on top of, not a fix for, the breakfast-specific 35-40% turnout gap. The incentive exists and the gap persists simultaneously; this project has not found evidence the price gap is large enough, at breakfast specifically, to change the underlying late-night-driven skip decision — R2’s one confirmed link (late nights drive skipping) is about sleep, not price.</w:t>
-      </w:r>
-    </w:p>
-    <w:bookmarkEnd w:id="51"/>
-    <w:bookmarkStart w:id="52" w:name="outstanding-data-collection"/>
-    <w:p>
-      <w:pPr>
-        <w:pStyle w:val="Heading1"/>
-      </w:pPr>
-      <w:r>
-        <w:t xml:space="preserve">Outstanding Data Collection</w:t>
-      </w:r>
-    </w:p>
-    <w:p>
-      <w:pPr>
-        <w:pStyle w:val="FirstParagraph"/>
-      </w:pPr>
-      <w:r>
-        <w:rPr>
-          <w:b/>
-          <w:bCs/>
-        </w:rPr>
-        <w:t xml:space="preserve">Narrowed, not closed, by the 2026-09-13 CFS Chair interview:</w:t>
-      </w:r>
-      <w:r>
-        <w:t xml:space="preserve"> </w:t>
-      </w:r>
-      <w:r>
-        <w:t xml:space="preserve">how a preparation quantity is decided and whether waste/shortfall data reaches a decision-maker is now understood one level up (weekly, consumption-pattern-driven stock assessment; T-4 registration communicated to the vendor) — but this was the</w:t>
-      </w:r>
-      <w:r>
-        <w:t xml:space="preserve"> </w:t>
-      </w:r>
-      <w:r>
-        <w:rPr>
-          <w:b/>
-          <w:bCs/>
-        </w:rPr>
-        <w:t xml:space="preserve">CFS Chair</w:t>
-      </w:r>
-      <w:r>
-        <w:t xml:space="preserve">, one level above CDS. The</w:t>
-      </w:r>
-      <w:r>
-        <w:t xml:space="preserve"> </w:t>
-      </w:r>
-      <w:r>
-        <w:rPr>
-          <w:b/>
-          <w:bCs/>
-        </w:rPr>
-        <w:t xml:space="preserve">CDS Chair, Giri, has not been interviewed directly</w:t>
-      </w:r>
-      <w:r>
-        <w:t xml:space="preserve">, and a mess-committee/vendor-side interview at that level is still pending institutional approval. Specifically still unconfirmed: whether preparation quantity is truly calibrated to the low breakfast-specific attendance figure or to a peak-hour assumption (the original Task 7 candidate-loop question, now with much better surrounding context but not itself resolved).</w:t>
-      </w:r>
-    </w:p>
-    <w:p>
-      <w:pPr>
-        <w:pStyle w:val="BodyText"/>
-      </w:pPr>
-      <w:r>
-        <w:rPr>
-          <w:b/>
-          <w:bCs/>
-        </w:rPr>
-        <w:t xml:space="preserve">New, from this pass, in priority order:</w:t>
-      </w:r>
-    </w:p>
-    <w:p>
-      <w:pPr>
-        <w:pStyle w:val="Compact"/>
-        <w:numPr>
-          <w:ilvl w:val="0"/>
-          <w:numId w:val="1004"/>
-        </w:numPr>
-      </w:pPr>
-      <w:r>
-        <w:t xml:space="preserve">Whether</w:t>
-      </w:r>
-      <w:r>
-        <w:t xml:space="preserve"> </w:t>
-      </w:r>
-      <w:r>
-        <w:t xml:space="preserve">“CDS”</w:t>
-      </w:r>
-      <w:r>
-        <w:t xml:space="preserve">/</w:t>
-      </w:r>
-      <w:r>
-        <w:t xml:space="preserve">“CDS Committee”</w:t>
-      </w:r>
-      <w:r>
-        <w:t xml:space="preserve">/</w:t>
-      </w:r>
-      <w:r>
-        <w:t xml:space="preserve">“CDS Student Council”</w:t>
-      </w:r>
-      <w:r>
-        <w:t xml:space="preserve"> </w:t>
-      </w:r>
-      <w:r>
-        <w:t xml:space="preserve">are the same bodies Phase 1 named</w:t>
-      </w:r>
-      <w:r>
-        <w:t xml:space="preserve"> </w:t>
-      </w:r>
-      <w:r>
-        <w:t xml:space="preserve">“Mess Office”</w:t>
-      </w:r>
-      <w:r>
-        <w:t xml:space="preserve">/</w:t>
-      </w:r>
-      <w:r>
-        <w:t xml:space="preserve">“Mess Committee”</w:t>
-      </w:r>
-      <w:r>
-        <w:t xml:space="preserve">/</w:t>
-      </w:r>
-      <w:r>
-        <w:t xml:space="preserve">“Student Parliament,”</w:t>
-      </w:r>
-      <w:r>
-        <w:t xml:space="preserve"> </w:t>
-      </w:r>
-      <w:r>
-        <w:t xml:space="preserve">or genuinely different or overlapping groups — plus a third, newly-noticed candidate overlap:</w:t>
-      </w:r>
-      <w:r>
-        <w:t xml:space="preserve"> </w:t>
-      </w:r>
-      <w:r>
-        <w:t xml:space="preserve">“Warden”</w:t>
-      </w:r>
-      <w:r>
-        <w:t xml:space="preserve"> </w:t>
-      </w:r>
-      <w:r>
-        <w:t xml:space="preserve">(Phase 1, vendor/structural remit) vs. CFS itself (Campus</w:t>
-      </w:r>
-      <w:r>
-        <w:t xml:space="preserve"> </w:t>
-      </w:r>
-      <w:r>
-        <w:rPr>
-          <w:i/>
-          <w:iCs/>
-        </w:rPr>
-        <w:t xml:space="preserve">Facilities</w:t>
-      </w:r>
-      <w:r>
-        <w:t xml:space="preserve"> </w:t>
-      </w:r>
-      <w:r>
-        <w:t xml:space="preserve">Services, which funds infrastructure directly). All three affect the Stakeholder Map and Power-Interest/Leverage Map, not just this document, and should be resolved before Phase 2 sign-off.</w:t>
-      </w:r>
-    </w:p>
-    <w:p>
-      <w:pPr>
-        <w:pStyle w:val="Compact"/>
-        <w:numPr>
-          <w:ilvl w:val="0"/>
-          <w:numId w:val="1004"/>
-        </w:numPr>
-      </w:pPr>
-      <w:r>
-        <w:t xml:space="preserve">Direct confirmation of Kadamba’s</w:t>
-      </w:r>
-      <w:r>
-        <w:t xml:space="preserve"> </w:t>
-      </w:r>
-      <w:r>
-        <w:t xml:space="preserve">“420 seats vs. 1,200 capacity”</w:t>
-      </w:r>
-      <w:r>
-        <w:t xml:space="preserve"> </w:t>
-      </w:r>
-      <w:r>
-        <w:t xml:space="preserve">figures with CFS/CDS or Giri, before both numbers are cited as consistent facts in the same deliverable.</w:t>
-      </w:r>
-    </w:p>
-    <w:p>
-      <w:pPr>
-        <w:pStyle w:val="Compact"/>
-        <w:numPr>
-          <w:ilvl w:val="0"/>
-          <w:numId w:val="1004"/>
-        </w:numPr>
-      </w:pPr>
-      <w:r>
-        <w:t xml:space="preserve">Whether the open-tender catering contract is fixed-price or cost-passthrough — determines whether the earlier LPG-price → menu-shrinkage hypothesis is still mechanically active under the outsourced model.</w:t>
-      </w:r>
-    </w:p>
-    <w:p>
-      <w:pPr>
-        <w:pStyle w:val="Compact"/>
-        <w:numPr>
-          <w:ilvl w:val="0"/>
-          <w:numId w:val="1004"/>
-        </w:numPr>
-      </w:pPr>
-      <w:r>
-        <w:t xml:space="preserve">Which CDS Portal domain is actually live: the Food Card User Guide poster names</w:t>
-      </w:r>
-      <w:r>
-        <w:t xml:space="preserve"> </w:t>
-      </w:r>
-      <w:r>
-        <w:rPr>
-          <w:rStyle w:val="VerbatimChar"/>
-        </w:rPr>
-        <w:t xml:space="preserve">dining.iiit.ac.in</w:t>
-      </w:r>
-      <w:r>
-        <w:t xml:space="preserve"> </w:t>
-      </w:r>
-      <w:r>
-        <w:t xml:space="preserve">at its top and</w:t>
-      </w:r>
-      <w:r>
-        <w:t xml:space="preserve"> </w:t>
-      </w:r>
-      <w:r>
-        <w:rPr>
-          <w:rStyle w:val="VerbatimChar"/>
-        </w:rPr>
-        <w:t xml:space="preserve">mess.iiit.ac.in</w:t>
-      </w:r>
-      <w:r>
-        <w:t xml:space="preserve"> </w:t>
-      </w:r>
-      <w:r>
-        <w:t xml:space="preserve">at its bottom contact line — a direct, verified inconsistency on the poster itself (confirmed by re-reading the source photograph directly, 2026-09-13), not present on the main CDS overview poster, which is consistent throughout. A one-line question to CDS/CFS settles this.</w:t>
-      </w:r>
-    </w:p>
-    <w:p>
-      <w:pPr>
-        <w:pStyle w:val="Compact"/>
-        <w:numPr>
-          <w:ilvl w:val="0"/>
-          <w:numId w:val="1004"/>
-        </w:numPr>
-      </w:pPr>
-      <w:r>
-        <w:t xml:space="preserve">A single added interview question for R3: what happens to a student’s attendance decision once they know the coming week’s menu — does knowing change whether they register or show up? Answerable with the existing six respondents; no new interview round needed.</w:t>
-      </w:r>
-    </w:p>
-    <w:p>
-      <w:pPr>
-        <w:pStyle w:val="Compact"/>
-        <w:numPr>
-          <w:ilvl w:val="0"/>
-          <w:numId w:val="1004"/>
-        </w:numPr>
-      </w:pPr>
-      <w:r>
-        <w:t xml:space="preserve">The R2 candidate loop (energy crash → compensatory purchase → sluggishness → more late nights) still needs the same single added question this document has asked for since the prior pass: what a respondent actually does in the hours after skipping breakfast.</w:t>
-      </w:r>
-    </w:p>
-    <w:p>
-      <w:pPr>
-        <w:pStyle w:val="Compact"/>
-        <w:numPr>
-          <w:ilvl w:val="0"/>
-          <w:numId w:val="1004"/>
-        </w:numPr>
-      </w:pPr>
-      <w:r>
-        <w:t xml:space="preserve">Direct observation of a live breakfast service window is still not done; the CFS Chair interview gives an aggregate mechanism and number (35-40% turnout, 9:20/9:30/10:00 timing) but not a real time-series — both are worth having.</w:t>
-      </w:r>
-    </w:p>
-    <w:bookmarkEnd w:id="52"/>
+        <w:t xml:space="preserve">Direct observation of a live breakfast service window is still not done.</w:t>
+      </w:r>
+    </w:p>
+    <w:bookmarkEnd w:id="58"/>
     <w:sectPr>
       <w:footnotePr>
         <w:numRestart w:val="eachSect"/>
@@ -3851,9 +6444,6 @@
     <w:abstractNumId w:val="991"/>
   </w:num>
   <w:num w:numId="1002">
-    <w:abstractNumId w:val="991"/>
-  </w:num>
-  <w:num w:numId="1003">
     <w:abstractNumId w:val="99411"/>
     <w:lvlOverride w:ilvl="0">
       <w:startOverride w:val="1"/>
@@ -3883,7 +6473,7 @@
       <w:startOverride w:val="1"/>
     </w:lvlOverride>
   </w:num>
-  <w:num w:numId="1004">
+  <w:num w:numId="1003">
     <w:abstractNumId w:val="991"/>
   </w:num>
 </w:numbering>

--- a/deliverables/phase-2/System Map.docx
+++ b/deliverables/phase-2/System Map.docx
@@ -1466,7 +1466,7 @@
       </w:r>
     </w:p>
     <w:bookmarkEnd w:id="32"/>
-    <w:bookmarkStart w:id="33" w:name="Xcd7fe0675233f8ccd4e4bf391c53413e99e33f7"/>
+    <w:bookmarkStart w:id="54" w:name="Xcd7fe0675233f8ccd4e4bf391c53413e99e33f7"/>
     <w:p>
       <w:pPr>
         <w:pStyle w:val="Heading1"/>
@@ -1496,11 +1496,460 @@
         <w:pStyle w:val="BodyText"/>
       </w:pPr>
       <w:r>
-        <w:t xml:space="preserve">Fourteen different feedback mechanisms were checked across this project for whether they actually close into loops, not just whether they sound like one. Five genuinely do: the resale market feeding back into looser registration, the menu rotation process (the cleanest one, every link confirmed directly), the shortage and holiday exception described above, Kadamba’s popularity feeding its own scarcity, and waste disposal quietly removing pressure to fix anything upstream. Several others look like loops but aren’t once actually tested: Skip Meal works but nothing feeds back from it, a proposed link between menu predictability and selective skipping never closes on its own, an idea that falling attendance would pressure the vendor on quality turns out to be flatly untrue since vendor payment doesn’t depend on attendance at all, and an earlier idea that scarcity at Kadamba would push people toward other messes turns out to be the opposite of what actually happens, people lock down Kadamba harder when it’s scarce, not less.</w:t>
-      </w:r>
-    </w:p>
-    <w:bookmarkEnd w:id="33"/>
-    <w:bookmarkStart w:id="34" w:name="culture-health-and-what-isnt-a-problem"/>
+        <w:t xml:space="preserve">Fourteen different feedback mechanisms were checked across this project for whether they actually close into loops, not just whether they sound like one.</w:t>
+      </w:r>
+    </w:p>
+    <w:p>
+      <w:pPr>
+        <w:pStyle w:val="BodyText"/>
+      </w:pPr>
+      <w:r>
+        <w:t xml:space="preserve">Registering broadly feeds the resale market, and the resale market probably makes registering broadly feel safer, since there’s a way to recover value from a slot you don’t use.</w:t>
+      </w:r>
+    </w:p>
+    <w:p>
+      <w:pPr>
+        <w:pStyle w:val="CaptionedFigure"/>
+      </w:pPr>
+      <w:r>
+        <w:drawing>
+          <wp:inline>
+            <wp:extent cx="5334000" cy="4308230"/>
+            <wp:effectExtent b="0" l="0" r="0" t="0"/>
+            <wp:docPr descr="Registration and Resale Loop" title="" id="34" name="Picture"/>
+            <a:graphic>
+              <a:graphicData uri="http://schemas.openxmlformats.org/drawingml/2006/picture">
+                <pic:pic>
+                  <pic:nvPicPr>
+                    <pic:cNvPr descr="assets/diagram4-cld-r1-resale.png" id="35" name="Picture"/>
+                    <pic:cNvPicPr>
+                      <a:picLocks noChangeArrowheads="1" noChangeAspect="1"/>
+                    </pic:cNvPicPr>
+                  </pic:nvPicPr>
+                  <pic:blipFill>
+                    <a:blip r:embed="rId33"/>
+                    <a:stretch>
+                      <a:fillRect/>
+                    </a:stretch>
+                  </pic:blipFill>
+                  <pic:spPr bwMode="auto">
+                    <a:xfrm>
+                      <a:off x="0" y="0"/>
+                      <a:ext cx="5334000" cy="4308230"/>
+                    </a:xfrm>
+                    <a:prstGeom prst="rect">
+                      <a:avLst/>
+                    </a:prstGeom>
+                    <a:noFill/>
+                    <a:ln w="9525">
+                      <a:noFill/>
+                      <a:headEnd/>
+                      <a:tailEnd/>
+                    </a:ln>
+                  </pic:spPr>
+                </pic:pic>
+              </a:graphicData>
+            </a:graphic>
+          </wp:inline>
+        </w:drawing>
+      </w:r>
+    </w:p>
+    <w:p>
+      <w:pPr>
+        <w:pStyle w:val="ImageCaption"/>
+      </w:pPr>
+      <w:r>
+        <w:t xml:space="preserve">Registration and Resale Loop</w:t>
+      </w:r>
+    </w:p>
+    <w:p>
+      <w:pPr>
+        <w:pStyle w:val="BodyText"/>
+      </w:pPr>
+      <w:r>
+        <w:t xml:space="preserve">Skip Meal was designed to stop the kitchen over preparing for a known no show. It’s real and it functions, but almost nobody uses it, since it gives the student nothing back.</w:t>
+      </w:r>
+    </w:p>
+    <w:p>
+      <w:pPr>
+        <w:pStyle w:val="CaptionedFigure"/>
+      </w:pPr>
+      <w:r>
+        <w:drawing>
+          <wp:inline>
+            <wp:extent cx="5334000" cy="4406347"/>
+            <wp:effectExtent b="0" l="0" r="0" t="0"/>
+            <wp:docPr descr="Skip Meal Loop" title="" id="37" name="Picture"/>
+            <a:graphic>
+              <a:graphicData uri="http://schemas.openxmlformats.org/drawingml/2006/picture">
+                <pic:pic>
+                  <pic:nvPicPr>
+                    <pic:cNvPr descr="assets/diagram5-cld-b1-skipmeal.png" id="38" name="Picture"/>
+                    <pic:cNvPicPr>
+                      <a:picLocks noChangeArrowheads="1" noChangeAspect="1"/>
+                    </pic:cNvPicPr>
+                  </pic:nvPicPr>
+                  <pic:blipFill>
+                    <a:blip r:embed="rId36"/>
+                    <a:stretch>
+                      <a:fillRect/>
+                    </a:stretch>
+                  </pic:blipFill>
+                  <pic:spPr bwMode="auto">
+                    <a:xfrm>
+                      <a:off x="0" y="0"/>
+                      <a:ext cx="5334000" cy="4406347"/>
+                    </a:xfrm>
+                    <a:prstGeom prst="rect">
+                      <a:avLst/>
+                    </a:prstGeom>
+                    <a:noFill/>
+                    <a:ln w="9525">
+                      <a:noFill/>
+                      <a:headEnd/>
+                      <a:tailEnd/>
+                    </a:ln>
+                  </pic:spPr>
+                </pic:pic>
+              </a:graphicData>
+            </a:graphic>
+          </wp:inline>
+        </w:drawing>
+      </w:r>
+    </w:p>
+    <w:p>
+      <w:pPr>
+        <w:pStyle w:val="ImageCaption"/>
+      </w:pPr>
+      <w:r>
+        <w:t xml:space="preserve">Skip Meal Loop</w:t>
+      </w:r>
+    </w:p>
+    <w:p>
+      <w:pPr>
+        <w:pStyle w:val="BodyText"/>
+      </w:pPr>
+      <w:r>
+        <w:t xml:space="preserve">The idea that scarcity at Kadamba would push people toward Bakul or Palash instead turns out to be the opposite of what actually happens. People lock down Kadamba harder when it’s scarce, not less.</w:t>
+      </w:r>
+    </w:p>
+    <w:p>
+      <w:pPr>
+        <w:pStyle w:val="CaptionedFigure"/>
+      </w:pPr>
+      <w:r>
+        <w:drawing>
+          <wp:inline>
+            <wp:extent cx="5334000" cy="4638260"/>
+            <wp:effectExtent b="0" l="0" r="0" t="0"/>
+            <wp:docPr descr="Capacity Redistribution Loop" title="" id="40" name="Picture"/>
+            <a:graphic>
+              <a:graphicData uri="http://schemas.openxmlformats.org/drawingml/2006/picture">
+                <pic:pic>
+                  <pic:nvPicPr>
+                    <pic:cNvPr descr="assets/diagram6-cld-b2-redistribution.png" id="41" name="Picture"/>
+                    <pic:cNvPicPr>
+                      <a:picLocks noChangeArrowheads="1" noChangeAspect="1"/>
+                    </pic:cNvPicPr>
+                  </pic:nvPicPr>
+                  <pic:blipFill>
+                    <a:blip r:embed="rId39"/>
+                    <a:stretch>
+                      <a:fillRect/>
+                    </a:stretch>
+                  </pic:blipFill>
+                  <pic:spPr bwMode="auto">
+                    <a:xfrm>
+                      <a:off x="0" y="0"/>
+                      <a:ext cx="5334000" cy="4638260"/>
+                    </a:xfrm>
+                    <a:prstGeom prst="rect">
+                      <a:avLst/>
+                    </a:prstGeom>
+                    <a:noFill/>
+                    <a:ln w="9525">
+                      <a:noFill/>
+                      <a:headEnd/>
+                      <a:tailEnd/>
+                    </a:ln>
+                  </pic:spPr>
+                </pic:pic>
+              </a:graphicData>
+            </a:graphic>
+          </wp:inline>
+        </w:drawing>
+      </w:r>
+    </w:p>
+    <w:p>
+      <w:pPr>
+        <w:pStyle w:val="ImageCaption"/>
+      </w:pPr>
+      <w:r>
+        <w:t xml:space="preserve">Capacity Redistribution Loop</w:t>
+      </w:r>
+    </w:p>
+    <w:p>
+      <w:pPr>
+        <w:pStyle w:val="BodyText"/>
+      </w:pPr>
+      <w:r>
+        <w:t xml:space="preserve">A late night, low sleep pattern driving next day skipping is well supported by what students actually said. Whether that skip then causes a later energy crash and a second round of late night behavior is not something anyone’s actually checked yet.</w:t>
+      </w:r>
+    </w:p>
+    <w:p>
+      <w:pPr>
+        <w:pStyle w:val="CaptionedFigure"/>
+      </w:pPr>
+      <w:r>
+        <w:drawing>
+          <wp:inline>
+            <wp:extent cx="5334000" cy="4381500"/>
+            <wp:effectExtent b="0" l="0" r="0" t="0"/>
+            <wp:docPr descr="Late Night and Energy Crash Loop, Candidate" title="" id="43" name="Picture"/>
+            <a:graphic>
+              <a:graphicData uri="http://schemas.openxmlformats.org/drawingml/2006/picture">
+                <pic:pic>
+                  <pic:nvPicPr>
+                    <pic:cNvPr descr="assets/diagram7-cld-candidate-skip-crash.png" id="44" name="Picture"/>
+                    <pic:cNvPicPr>
+                      <a:picLocks noChangeArrowheads="1" noChangeAspect="1"/>
+                    </pic:cNvPicPr>
+                  </pic:nvPicPr>
+                  <pic:blipFill>
+                    <a:blip r:embed="rId42"/>
+                    <a:stretch>
+                      <a:fillRect/>
+                    </a:stretch>
+                  </pic:blipFill>
+                  <pic:spPr bwMode="auto">
+                    <a:xfrm>
+                      <a:off x="0" y="0"/>
+                      <a:ext cx="5334000" cy="4381500"/>
+                    </a:xfrm>
+                    <a:prstGeom prst="rect">
+                      <a:avLst/>
+                    </a:prstGeom>
+                    <a:noFill/>
+                    <a:ln w="9525">
+                      <a:noFill/>
+                      <a:headEnd/>
+                      <a:tailEnd/>
+                    </a:ln>
+                  </pic:spPr>
+                </pic:pic>
+              </a:graphicData>
+            </a:graphic>
+          </wp:inline>
+        </w:drawing>
+      </w:r>
+    </w:p>
+    <w:p>
+      <w:pPr>
+        <w:pStyle w:val="ImageCaption"/>
+      </w:pPr>
+      <w:r>
+        <w:t xml:space="preserve">Late Night and Energy Crash Loop, Candidate</w:t>
+      </w:r>
+    </w:p>
+    <w:p>
+      <w:pPr>
+        <w:pStyle w:val="BodyText"/>
+      </w:pPr>
+      <w:r>
+        <w:t xml:space="preserve">The menu rotation process is the cleanest loop found anywhere in this project. Every link in it, from complaint to committee to an actual rotation, is confirmed directly by the person who ran it.</w:t>
+      </w:r>
+    </w:p>
+    <w:p>
+      <w:pPr>
+        <w:pStyle w:val="CaptionedFigure"/>
+      </w:pPr>
+      <w:r>
+        <w:drawing>
+          <wp:inline>
+            <wp:extent cx="5334000" cy="4308230"/>
+            <wp:effectExtent b="0" l="0" r="0" t="0"/>
+            <wp:docPr descr="Menu Rotation Governance Loop" title="" id="46" name="Picture"/>
+            <a:graphic>
+              <a:graphicData uri="http://schemas.openxmlformats.org/drawingml/2006/picture">
+                <pic:pic>
+                  <pic:nvPicPr>
+                    <pic:cNvPr descr="assets/diagram10-cld-b3-menu-rotation.png" id="47" name="Picture"/>
+                    <pic:cNvPicPr>
+                      <a:picLocks noChangeArrowheads="1" noChangeAspect="1"/>
+                    </pic:cNvPicPr>
+                  </pic:nvPicPr>
+                  <pic:blipFill>
+                    <a:blip r:embed="rId45"/>
+                    <a:stretch>
+                      <a:fillRect/>
+                    </a:stretch>
+                  </pic:blipFill>
+                  <pic:spPr bwMode="auto">
+                    <a:xfrm>
+                      <a:off x="0" y="0"/>
+                      <a:ext cx="5334000" cy="4308230"/>
+                    </a:xfrm>
+                    <a:prstGeom prst="rect">
+                      <a:avLst/>
+                    </a:prstGeom>
+                    <a:noFill/>
+                    <a:ln w="9525">
+                      <a:noFill/>
+                      <a:headEnd/>
+                      <a:tailEnd/>
+                    </a:ln>
+                  </pic:spPr>
+                </pic:pic>
+              </a:graphicData>
+            </a:graphic>
+          </wp:inline>
+        </w:drawing>
+      </w:r>
+    </w:p>
+    <w:p>
+      <w:pPr>
+        <w:pStyle w:val="ImageCaption"/>
+      </w:pPr>
+      <w:r>
+        <w:t xml:space="preserve">Menu Rotation Governance Loop</w:t>
+      </w:r>
+    </w:p>
+    <w:p>
+      <w:pPr>
+        <w:pStyle w:val="BodyText"/>
+      </w:pPr>
+      <w:r>
+        <w:t xml:space="preserve">The same fix created a side effect its own architect flagged unprompted: once the menu is known ahead of time, some students may plan around it and skip on days they already know they’ll dislike.</w:t>
+      </w:r>
+    </w:p>
+    <w:p>
+      <w:pPr>
+        <w:pStyle w:val="CaptionedFigure"/>
+      </w:pPr>
+      <w:r>
+        <w:drawing>
+          <wp:inline>
+            <wp:extent cx="5334000" cy="4406347"/>
+            <wp:effectExtent b="0" l="0" r="0" t="0"/>
+            <wp:docPr descr="Menu Transparency Loop, Candidate" title="" id="49" name="Picture"/>
+            <a:graphic>
+              <a:graphicData uri="http://schemas.openxmlformats.org/drawingml/2006/picture">
+                <pic:pic>
+                  <pic:nvPicPr>
+                    <pic:cNvPr descr="assets/diagram11-cld-r3-menu-backfire.png" id="50" name="Picture"/>
+                    <pic:cNvPicPr>
+                      <a:picLocks noChangeArrowheads="1" noChangeAspect="1"/>
+                    </pic:cNvPicPr>
+                  </pic:nvPicPr>
+                  <pic:blipFill>
+                    <a:blip r:embed="rId48"/>
+                    <a:stretch>
+                      <a:fillRect/>
+                    </a:stretch>
+                  </pic:blipFill>
+                  <pic:spPr bwMode="auto">
+                    <a:xfrm>
+                      <a:off x="0" y="0"/>
+                      <a:ext cx="5334000" cy="4406347"/>
+                    </a:xfrm>
+                    <a:prstGeom prst="rect">
+                      <a:avLst/>
+                    </a:prstGeom>
+                    <a:noFill/>
+                    <a:ln w="9525">
+                      <a:noFill/>
+                      <a:headEnd/>
+                      <a:tailEnd/>
+                    </a:ln>
+                  </pic:spPr>
+                </pic:pic>
+              </a:graphicData>
+            </a:graphic>
+          </wp:inline>
+        </w:drawing>
+      </w:r>
+    </w:p>
+    <w:p>
+      <w:pPr>
+        <w:pStyle w:val="ImageCaption"/>
+      </w:pPr>
+      <w:r>
+        <w:t xml:space="preserve">Menu Transparency Loop, Candidate</w:t>
+      </w:r>
+    </w:p>
+    <w:p>
+      <w:pPr>
+        <w:pStyle w:val="BodyText"/>
+      </w:pPr>
+      <w:r>
+        <w:t xml:space="preserve">And the clearest proof the whole system can actually work differently: the shortage and holiday exception described earlier, where registration eased up, billing followed real attendance, and the vendor absorbed some uncertainty in exchange for it, before everything reverted once the trigger passed.</w:t>
+      </w:r>
+    </w:p>
+    <w:p>
+      <w:pPr>
+        <w:pStyle w:val="CaptionedFigure"/>
+      </w:pPr>
+      <w:r>
+        <w:drawing>
+          <wp:inline>
+            <wp:extent cx="5334000" cy="4308230"/>
+            <wp:effectExtent b="0" l="0" r="0" t="0"/>
+            <wp:docPr descr="Shock-Adaptive Registration Relaxation Loop" title="" id="52" name="Picture"/>
+            <a:graphic>
+              <a:graphicData uri="http://schemas.openxmlformats.org/drawingml/2006/picture">
+                <pic:pic>
+                  <pic:nvPicPr>
+                    <pic:cNvPr descr="assets/diagram14-cld-b4-shock-adaptive.png" id="53" name="Picture"/>
+                    <pic:cNvPicPr>
+                      <a:picLocks noChangeArrowheads="1" noChangeAspect="1"/>
+                    </pic:cNvPicPr>
+                  </pic:nvPicPr>
+                  <pic:blipFill>
+                    <a:blip r:embed="rId51"/>
+                    <a:stretch>
+                      <a:fillRect/>
+                    </a:stretch>
+                  </pic:blipFill>
+                  <pic:spPr bwMode="auto">
+                    <a:xfrm>
+                      <a:off x="0" y="0"/>
+                      <a:ext cx="5334000" cy="4308230"/>
+                    </a:xfrm>
+                    <a:prstGeom prst="rect">
+                      <a:avLst/>
+                    </a:prstGeom>
+                    <a:noFill/>
+                    <a:ln w="9525">
+                      <a:noFill/>
+                      <a:headEnd/>
+                      <a:tailEnd/>
+                    </a:ln>
+                  </pic:spPr>
+                </pic:pic>
+              </a:graphicData>
+            </a:graphic>
+          </wp:inline>
+        </w:drawing>
+      </w:r>
+    </w:p>
+    <w:p>
+      <w:pPr>
+        <w:pStyle w:val="ImageCaption"/>
+      </w:pPr>
+      <w:r>
+        <w:t xml:space="preserve">Shock-Adaptive Registration Relaxation Loop</w:t>
+      </w:r>
+    </w:p>
+    <w:p>
+      <w:pPr>
+        <w:pStyle w:val="BodyText"/>
+      </w:pPr>
+      <w:r>
+        <w:t xml:space="preserve">Several other candidates were checked and don’t hold up as loops once actually tested. The idea that falling attendance would pressure the vendor on quality turns out to be flatly untrue, since vendor payment doesn’t depend on attendance at all. Waste disposal quietly removes any pressure to fix what’s upstream of it, closing back into more waste next cycle, though how strong that particular link really is stays an assumption. And a known but ignored gap in who owns this problem looks less like a spiral getting worse over time and more like a stable, stuck situation.</w:t>
+      </w:r>
+    </w:p>
+    <w:bookmarkEnd w:id="54"/>
+    <w:bookmarkStart w:id="55" w:name="culture-health-and-what-isnt-a-problem"/>
     <w:p>
       <w:pPr>
         <w:pStyle w:val="Heading1"/>
@@ -1533,8 +1982,8 @@
         <w:t xml:space="preserve">Some students have genuine reasons for not eating breakfast that have nothing to do with any of the above: intermittent fasting as a deliberate choice, a belief that they’re already healthy enough not to need it, family or regional habits that never included a formal breakfast at all, dietary or religious practice, or simple discomfort eating certain foods, like egg, somewhere visible and shared. None of that is dysfunction, and a meaningful share of what looks like low turnout is really just how a genuinely diverse group of people eats. That doesn’t undercut the billing and governance findings elsewhere in this document, but it does mean no future fix should be judged by whether it gets turnout close to one hundred percent.</w:t>
       </w:r>
     </w:p>
-    <w:bookmarkEnd w:id="34"/>
-    <w:bookmarkStart w:id="35" w:name="what-stands-out-most"/>
+    <w:bookmarkEnd w:id="55"/>
+    <w:bookmarkStart w:id="56" w:name="what-stands-out-most"/>
     <w:p>
       <w:pPr>
         <w:pStyle w:val="Heading1"/>
@@ -1551,8 +2000,8 @@
         <w:t xml:space="preserve">The institution has already built and run a working fix for the core problem. It just isn’t the standing default, and the reason looks like a real trade off around vendor certainty, not a simple oversight. Kadamba, Yuktahar, and Bakul and Palash are three different kitchen systems, not one, so findings from one shouldn’t be assumed to apply everywhere. Decoupled billing may suit the vendor’s revenue as much as it reflects institutional inattention. Composting and the resale market do the exact same job in different places: they absorb a cost quietly enough that nobody’s ever forced to fix what’s actually causing it. Skip Meal works when used, the real problem is that almost nobody uses it. The class schedule almost certainly has its own good reasons and shouldn’t be treated as something to just change. At least two demand streams, faculty and early shift staff, are probably invisible in every number this system tracks. And a real share of what looks like a paradox is simply legitimate variation in how people eat, not something to solve away.</w:t>
       </w:r>
     </w:p>
-    <w:bookmarkEnd w:id="35"/>
-    <w:bookmarkStart w:id="36" w:name="whats-still-missing"/>
+    <w:bookmarkEnd w:id="56"/>
+    <w:bookmarkStart w:id="57" w:name="whats-still-missing"/>
     <w:p>
       <w:pPr>
         <w:pStyle w:val="Heading1"/>
@@ -1569,7 +2018,7 @@
         <w:t xml:space="preserve">The biggest open question is whether the vendor’s actual contract would allow any permanent version of the walk in model, even a partial one, without losing the lead time guarantee it depends on. Nobody has asked that question directly yet. Also unresolved: why Skip Meal usage is so low when the mechanism itself works, whether faculty or early shift staff have any real access to breakfast, whether the Canine Council mechanism described above is actually real at Kadamba, the exact meaning of Kadamba’s two different capacity numbers, whether the outside catering contract is fixed price or passed through as costs change, which of the two portal addresses is actually correct, and direct observation of an actual breakfast service window, which still hasn’t happened. A conversation with Giri, the CDS Chair, and with the mess committee directly, is also still pending.</w:t>
       </w:r>
     </w:p>
-    <w:bookmarkEnd w:id="36"/>
+    <w:bookmarkEnd w:id="57"/>
     <w:sectPr>
       <w:footnotePr>
         <w:numRestart w:val="eachSect"/>

--- a/deliverables/phase-2/System Map.docx
+++ b/deliverables/phase-2/System Map.docx
@@ -18,32 +18,6 @@
         <w:t xml:space="preserve">IIIT Hyderabad Breakfast Mess System</w:t>
       </w:r>
     </w:p>
-    <w:sdt>
-      <w:sdtPr>
-        <w:docPartObj>
-          <w:docPartGallery w:val="Table of Contents"/>
-          <w:docPartUnique/>
-        </w:docPartObj>
-      </w:sdtPr>
-      <w:sdtContent>
-        <w:p>
-          <w:pPr>
-            <w:pStyle w:val="TOCHeading"/>
-          </w:pPr>
-          <w:r>
-            <w:t xml:space="preserve">Table of Contents</w:t>
-          </w:r>
-        </w:p>
-        <w:p>
-          <w:r>
-            <w:fldChar w:fldCharType="begin" w:dirty="true"/>
-            <w:instrText xml:space="preserve">TOC \o "1-2" \h \z \u</w:instrText>
-            <w:fldChar w:fldCharType="separate"/>
-            <w:fldChar w:fldCharType="end"/>
-          </w:r>
-        </w:p>
-      </w:sdtContent>
-    </w:sdt>
     <w:bookmarkStart w:id="9" w:name="overview"/>
     <w:p>
       <w:pPr>
@@ -1579,7 +1553,7 @@
           <wp:inline>
             <wp:extent cx="5334000" cy="4406347"/>
             <wp:effectExtent b="0" l="0" r="0" t="0"/>
-            <wp:docPr descr="Skip Meal Loop" title="" id="37" name="Picture"/>
+            <wp:docPr descr="Skip Meal Mechanism, a real chain that does not close into a loop" title="" id="37" name="Picture"/>
             <a:graphic>
               <a:graphicData uri="http://schemas.openxmlformats.org/drawingml/2006/picture">
                 <pic:pic>
@@ -1622,7 +1596,7 @@
         <w:pStyle w:val="ImageCaption"/>
       </w:pPr>
       <w:r>
-        <w:t xml:space="preserve">Skip Meal Loop</w:t>
+        <w:t xml:space="preserve">Skip Meal Mechanism, a real chain that does not close into a loop</w:t>
       </w:r>
     </w:p>
     <w:p>
@@ -1642,7 +1616,7 @@
           <wp:inline>
             <wp:extent cx="5334000" cy="4638260"/>
             <wp:effectExtent b="0" l="0" r="0" t="0"/>
-            <wp:docPr descr="Capacity Redistribution Loop" title="" id="40" name="Picture"/>
+            <wp:docPr descr="Capacity Redistribution, disconfirmed as a loop" title="" id="40" name="Picture"/>
             <a:graphic>
               <a:graphicData uri="http://schemas.openxmlformats.org/drawingml/2006/picture">
                 <pic:pic>
@@ -1685,7 +1659,7 @@
         <w:pStyle w:val="ImageCaption"/>
       </w:pPr>
       <w:r>
-        <w:t xml:space="preserve">Capacity Redistribution Loop</w:t>
+        <w:t xml:space="preserve">Capacity Redistribution, disconfirmed as a loop</w:t>
       </w:r>
     </w:p>
     <w:p>
